--- a/portfolio-trading-decision-tuning/runs/1/g0_pack/pass2/case08/答复/乙_交付文件/JZ-test-portfolio-trading-decision-08_01_单一重仓持仓处理备忘录.docx
+++ b/portfolio-trading-decision-tuning/runs/1/g0_pack/pass2/case08/答复/乙_交付文件/JZ-test-portfolio-trading-decision-08_01_单一重仓持仓处理备忘录.docx
@@ -2,6 +2,20 @@
 <file path=word/document.xml><?xml version="1.0" encoding="utf-8"?>
 <w:document xmlns:wpc="http://schemas.microsoft.com/office/word/2010/wordprocessingCanvas" xmlns:mo="http://schemas.microsoft.com/office/mac/office/2008/main" xmlns:mc="http://schemas.openxmlformats.org/markup-compatibility/2006" xmlns:mv="urn:schemas-microsoft-com:mac:vml" xmlns:o="urn:schemas-microsoft-com:office:office" xmlns:r="http://schemas.openxmlformats.org/officeDocument/2006/relationships" xmlns:m="http://schemas.openxmlformats.org/officeDocument/2006/math" xmlns:v="urn:schemas-microsoft-com:vml" xmlns:wp14="http://schemas.microsoft.com/office/word/2010/wordprocessingDrawing" xmlns:wp="http://schemas.openxmlformats.org/drawingml/2006/wordprocessingDrawing" xmlns:w10="urn:schemas-microsoft-com:office:word" xmlns:w="http://schemas.openxmlformats.org/wordprocessingml/2006/main" xmlns:w14="http://schemas.microsoft.com/office/word/2010/wordml" xmlns:wpg="http://schemas.microsoft.com/office/word/2010/wordprocessingGroup" xmlns:wpi="http://schemas.microsoft.com/office/word/2010/wordprocessingInk" xmlns:wne="http://schemas.microsoft.com/office/word/2006/wordml" xmlns:wps="http://schemas.microsoft.com/office/word/2010/wordprocessingShape" mc:Ignorable="w14 wp14">
   <w:body>
+    <w:p>
+      <w:pPr>
+        <w:spacing w:after="240"/>
+        <w:jc w:val="center"/>
+      </w:pPr>
+      <w:r>
+        <w:rPr>
+          <w:rFonts w:ascii="黑体" w:hAnsi="黑体" w:eastAsia="黑体"/>
+          <w:b/>
+          <w:sz w:val="36"/>
+        </w:rPr>
+        <w:t>单一重仓持仓处理备忘录</w:t>
+      </w:r>
+    </w:p>
     <w:p>
       <w:pPr>
         <w:spacing w:after="40"/>
@@ -9,93 +23,392 @@
       </w:pPr>
       <w:r>
         <w:rPr>
-          <w:rFonts w:ascii="Calibri" w:hAnsi="Calibri" w:eastAsia="宋体"/>
-          <w:b/>
-          <w:sz w:val="32"/>
+          <w:rFonts w:ascii="宋体" w:hAnsi="宋体" w:eastAsia="宋体"/>
+          <w:sz w:val="20"/>
         </w:rPr>
-        <w:t>单一重仓持仓处理备忘录</w:t>
+        <w:t>记录截点：2026年8月26日10:30（北京时间）</w:t>
       </w:r>
     </w:p>
     <w:p>
       <w:pPr>
-        <w:spacing w:after="200"/>
+        <w:spacing w:after="40"/>
         <w:jc w:val="center"/>
       </w:pPr>
       <w:r>
         <w:rPr>
-          <w:rFonts w:ascii="Calibri" w:hAnsi="Calibri" w:eastAsia="宋体"/>
-          <w:b w:val="0"/>
+          <w:rFonts w:ascii="宋体" w:hAnsi="宋体" w:eastAsia="宋体"/>
           <w:sz w:val="20"/>
         </w:rPr>
-        <w:t>记录截点：2026年8月26日 10:30（北京时间）｜用途：供客户经理下一次沟通使用</w:t>
+        <w:t>标的代码：S01</w:t>
       </w:r>
     </w:p>
     <w:p>
       <w:pPr>
-        <w:spacing w:after="120"/>
+        <w:spacing w:after="40"/>
+        <w:jc w:val="center"/>
       </w:pPr>
       <w:r>
         <w:rPr>
-          <w:rFonts w:ascii="Calibri" w:hAnsi="Calibri" w:eastAsia="宋体"/>
-          <w:b/>
-          <w:sz w:val="26"/>
+          <w:rFonts w:ascii="宋体" w:hAnsi="宋体" w:eastAsia="宋体"/>
+          <w:sz w:val="20"/>
         </w:rPr>
-        <w:t>一、账户与持仓现状（截点参考价 31.40 元/股）</w:t>
+        <w:t>文档用途：供客户经理下一次客户沟通使用</w:t>
+      </w:r>
+    </w:p>
+    <w:p/>
+    <w:p>
+      <w:pPr>
+        <w:pStyle w:val="Heading1"/>
+      </w:pPr>
+      <w:r>
+        <w:rPr>
+          <w:rFonts w:ascii="黑体" w:hAnsi="黑体" w:eastAsia="黑体"/>
+          <w:color w:val="000000"/>
+        </w:rPr>
+        <w:t>一、当前持仓与盈亏概况</w:t>
       </w:r>
     </w:p>
     <w:p>
       <w:pPr>
-        <w:spacing w:after="80"/>
+        <w:pStyle w:val="Heading2"/>
       </w:pPr>
       <w:r>
         <w:rPr>
-          <w:rFonts w:ascii="Calibri" w:hAnsi="Calibri" w:eastAsia="宋体"/>
-          <w:b w:val="0"/>
-          <w:sz w:val="21"/>
+          <w:rFonts w:ascii="黑体" w:hAnsi="黑体" w:eastAsia="黑体"/>
+          <w:color w:val="000000"/>
         </w:rPr>
-        <w:t>账户持有 S01 共 28,000 股。盘中参考价 31.40 元，证券市值 879,200 元，人民币现金 150,000 元，账户资产合计 1,029,200 元。账户无其他证券、无融资或借款。单一证券市值占账户总资产比例 = 879,200 ÷ 1,029,200 = 85.42%，已高于 60% 的集中度上限。</w:t>
-      </w:r>
-    </w:p>
-    <w:p>
-      <w:pPr>
-        <w:spacing w:after="80"/>
-      </w:pPr>
-      <w:r>
-        <w:rPr>
-          <w:rFonts w:ascii="Calibri" w:hAnsi="Calibri" w:eastAsia="宋体"/>
-          <w:b/>
-          <w:sz w:val="21"/>
-        </w:rPr>
-        <w:t>持仓盈亏（按截点参考价 31.40 元测算）：</w:t>
+        <w:t>1.1 账户资产概览</w:t>
       </w:r>
     </w:p>
     <w:tbl>
       <w:tblPr>
         <w:tblStyle w:val="TableGrid"/>
         <w:tblW w:type="auto" w:w="0"/>
+        <w:jc w:val="center"/>
         <w:tblLook w:firstColumn="1" w:firstRow="1" w:lastColumn="0" w:lastRow="0" w:noHBand="0" w:noVBand="1" w:val="04A0"/>
       </w:tblPr>
       <w:tblGrid>
-        <w:gridCol w:w="1234"/>
-        <w:gridCol w:w="1234"/>
-        <w:gridCol w:w="1234"/>
-        <w:gridCol w:w="1234"/>
-        <w:gridCol w:w="1234"/>
-        <w:gridCol w:w="1234"/>
-        <w:gridCol w:w="1234"/>
+        <w:gridCol w:w="4323"/>
+        <w:gridCol w:w="4323"/>
       </w:tblGrid>
       <w:tr>
         <w:tc>
           <w:tcPr>
-            <w:tcW w:type="dxa" w:w="1234"/>
+            <w:tcW w:type="dxa" w:w="4535"/>
+            <w:shd w:fill="4472C4"/>
+          </w:tcPr>
+          <w:p>
+            <w:pPr>
+              <w:jc w:val="center"/>
+            </w:pPr>
+            <w:r/>
+            <w:r>
+              <w:rPr>
+                <w:rFonts w:ascii="宋体" w:hAnsi="宋体" w:eastAsia="宋体"/>
+                <w:b/>
+                <w:color w:val="FFFFFF"/>
+                <w:sz w:val="20"/>
+              </w:rPr>
+              <w:t>项目</w:t>
+            </w:r>
+          </w:p>
+        </w:tc>
+        <w:tc>
+          <w:tcPr>
+            <w:tcW w:type="dxa" w:w="3402"/>
+            <w:shd w:fill="4472C4"/>
+          </w:tcPr>
+          <w:p>
+            <w:pPr>
+              <w:jc w:val="center"/>
+            </w:pPr>
+            <w:r/>
+            <w:r>
+              <w:rPr>
+                <w:rFonts w:ascii="宋体" w:hAnsi="宋体" w:eastAsia="宋体"/>
+                <w:b/>
+                <w:color w:val="FFFFFF"/>
+                <w:sz w:val="20"/>
+              </w:rPr>
+              <w:t>数值</w:t>
+            </w:r>
+          </w:p>
+        </w:tc>
+      </w:tr>
+      <w:tr>
+        <w:tc>
+          <w:tcPr>
+            <w:tcW w:type="dxa" w:w="4535"/>
           </w:tcPr>
           <w:p>
             <w:r/>
             <w:r>
               <w:rPr>
-                <w:rFonts w:ascii="Calibri" w:hAnsi="Calibri" w:eastAsia="宋体"/>
+                <w:rFonts w:ascii="宋体" w:hAnsi="宋体" w:eastAsia="宋体"/>
+                <w:b w:val="0"/>
+                <w:sz w:val="19"/>
+              </w:rPr>
+              <w:t>持有股数</w:t>
+            </w:r>
+          </w:p>
+        </w:tc>
+        <w:tc>
+          <w:tcPr>
+            <w:tcW w:type="dxa" w:w="3402"/>
+          </w:tcPr>
+          <w:p>
+            <w:pPr>
+              <w:jc w:val="center"/>
+            </w:pPr>
+            <w:r/>
+            <w:r>
+              <w:rPr>
+                <w:rFonts w:ascii="宋体" w:hAnsi="宋体" w:eastAsia="宋体"/>
+                <w:b w:val="0"/>
+                <w:sz w:val="19"/>
+              </w:rPr>
+              <w:t>28,000股</w:t>
+            </w:r>
+          </w:p>
+        </w:tc>
+      </w:tr>
+      <w:tr>
+        <w:tc>
+          <w:tcPr>
+            <w:tcW w:type="dxa" w:w="4535"/>
+            <w:shd w:fill="F2F2F2"/>
+          </w:tcPr>
+          <w:p>
+            <w:r/>
+            <w:r>
+              <w:rPr>
+                <w:rFonts w:ascii="宋体" w:hAnsi="宋体" w:eastAsia="宋体"/>
+                <w:b w:val="0"/>
+                <w:sz w:val="19"/>
+              </w:rPr>
+              <w:t>盘中参考价（8月26日10:30）</w:t>
+            </w:r>
+          </w:p>
+        </w:tc>
+        <w:tc>
+          <w:tcPr>
+            <w:tcW w:type="dxa" w:w="3402"/>
+            <w:shd w:fill="F2F2F2"/>
+          </w:tcPr>
+          <w:p>
+            <w:pPr>
+              <w:jc w:val="center"/>
+            </w:pPr>
+            <w:r/>
+            <w:r>
+              <w:rPr>
+                <w:rFonts w:ascii="宋体" w:hAnsi="宋体" w:eastAsia="宋体"/>
+                <w:b w:val="0"/>
+                <w:sz w:val="19"/>
+              </w:rPr>
+              <w:t>31.40元</w:t>
+            </w:r>
+          </w:p>
+        </w:tc>
+      </w:tr>
+      <w:tr>
+        <w:tc>
+          <w:tcPr>
+            <w:tcW w:type="dxa" w:w="4535"/>
+          </w:tcPr>
+          <w:p>
+            <w:r/>
+            <w:r>
+              <w:rPr>
+                <w:rFonts w:ascii="宋体" w:hAnsi="宋体" w:eastAsia="宋体"/>
+                <w:b w:val="0"/>
+                <w:sz w:val="19"/>
+              </w:rPr>
+              <w:t>证券市值</w:t>
+            </w:r>
+          </w:p>
+        </w:tc>
+        <w:tc>
+          <w:tcPr>
+            <w:tcW w:type="dxa" w:w="3402"/>
+          </w:tcPr>
+          <w:p>
+            <w:pPr>
+              <w:jc w:val="center"/>
+            </w:pPr>
+            <w:r/>
+            <w:r>
+              <w:rPr>
+                <w:rFonts w:ascii="宋体" w:hAnsi="宋体" w:eastAsia="宋体"/>
+                <w:b w:val="0"/>
+                <w:sz w:val="19"/>
+              </w:rPr>
+              <w:t>879,200元</w:t>
+            </w:r>
+          </w:p>
+        </w:tc>
+      </w:tr>
+      <w:tr>
+        <w:tc>
+          <w:tcPr>
+            <w:tcW w:type="dxa" w:w="4535"/>
+            <w:shd w:fill="F2F2F2"/>
+          </w:tcPr>
+          <w:p>
+            <w:r/>
+            <w:r>
+              <w:rPr>
+                <w:rFonts w:ascii="宋体" w:hAnsi="宋体" w:eastAsia="宋体"/>
+                <w:b w:val="0"/>
+                <w:sz w:val="19"/>
+              </w:rPr>
+              <w:t>账户现金</w:t>
+            </w:r>
+          </w:p>
+        </w:tc>
+        <w:tc>
+          <w:tcPr>
+            <w:tcW w:type="dxa" w:w="3402"/>
+            <w:shd w:fill="F2F2F2"/>
+          </w:tcPr>
+          <w:p>
+            <w:pPr>
+              <w:jc w:val="center"/>
+            </w:pPr>
+            <w:r/>
+            <w:r>
+              <w:rPr>
+                <w:rFonts w:ascii="宋体" w:hAnsi="宋体" w:eastAsia="宋体"/>
+                <w:b w:val="0"/>
+                <w:sz w:val="19"/>
+              </w:rPr>
+              <w:t>150,000元</w:t>
+            </w:r>
+          </w:p>
+        </w:tc>
+      </w:tr>
+      <w:tr>
+        <w:tc>
+          <w:tcPr>
+            <w:tcW w:type="dxa" w:w="4535"/>
+          </w:tcPr>
+          <w:p>
+            <w:r/>
+            <w:r>
+              <w:rPr>
+                <w:rFonts w:ascii="宋体" w:hAnsi="宋体" w:eastAsia="宋体"/>
+                <w:b w:val="0"/>
+                <w:sz w:val="19"/>
+              </w:rPr>
+              <w:t>账户资产合计</w:t>
+            </w:r>
+          </w:p>
+        </w:tc>
+        <w:tc>
+          <w:tcPr>
+            <w:tcW w:type="dxa" w:w="3402"/>
+          </w:tcPr>
+          <w:p>
+            <w:pPr>
+              <w:jc w:val="center"/>
+            </w:pPr>
+            <w:r/>
+            <w:r>
+              <w:rPr>
+                <w:rFonts w:ascii="宋体" w:hAnsi="宋体" w:eastAsia="宋体"/>
+                <w:b w:val="0"/>
+                <w:sz w:val="19"/>
+              </w:rPr>
+              <w:t>1,029,200元</w:t>
+            </w:r>
+          </w:p>
+        </w:tc>
+      </w:tr>
+      <w:tr>
+        <w:tc>
+          <w:tcPr>
+            <w:tcW w:type="dxa" w:w="4535"/>
+            <w:shd w:fill="F2F2F2"/>
+          </w:tcPr>
+          <w:p>
+            <w:r/>
+            <w:r>
+              <w:rPr>
+                <w:rFonts w:ascii="宋体" w:hAnsi="宋体" w:eastAsia="宋体"/>
+                <w:b w:val="0"/>
+                <w:sz w:val="19"/>
+              </w:rPr>
+              <w:t>其他证券/融资/借款</w:t>
+            </w:r>
+          </w:p>
+        </w:tc>
+        <w:tc>
+          <w:tcPr>
+            <w:tcW w:type="dxa" w:w="3402"/>
+            <w:shd w:fill="F2F2F2"/>
+          </w:tcPr>
+          <w:p>
+            <w:pPr>
+              <w:jc w:val="center"/>
+            </w:pPr>
+            <w:r/>
+            <w:r>
+              <w:rPr>
+                <w:rFonts w:ascii="宋体" w:hAnsi="宋体" w:eastAsia="宋体"/>
+                <w:b w:val="0"/>
+                <w:sz w:val="19"/>
+              </w:rPr>
+              <w:t>无</w:t>
+            </w:r>
+          </w:p>
+        </w:tc>
+      </w:tr>
+    </w:tbl>
+    <w:p>
+      <w:pPr>
+        <w:pStyle w:val="Heading2"/>
+      </w:pPr>
+      <w:r>
+        <w:rPr>
+          <w:rFonts w:ascii="黑体" w:hAnsi="黑体" w:eastAsia="黑体"/>
+          <w:color w:val="000000"/>
+        </w:rPr>
+        <w:t>1.2 分批次持仓盈亏</w:t>
+      </w:r>
+    </w:p>
+    <w:tbl>
+      <w:tblPr>
+        <w:tblStyle w:val="TableGrid"/>
+        <w:tblW w:type="auto" w:w="0"/>
+        <w:jc w:val="center"/>
+        <w:tblLook w:firstColumn="1" w:firstRow="1" w:lastColumn="0" w:lastRow="0" w:noHBand="0" w:noVBand="1" w:val="04A0"/>
+      </w:tblPr>
+      <w:tblGrid>
+        <w:gridCol w:w="1235"/>
+        <w:gridCol w:w="1235"/>
+        <w:gridCol w:w="1235"/>
+        <w:gridCol w:w="1235"/>
+        <w:gridCol w:w="1235"/>
+        <w:gridCol w:w="1235"/>
+        <w:gridCol w:w="1235"/>
+      </w:tblGrid>
+      <w:tr>
+        <w:tc>
+          <w:tcPr>
+            <w:tcW w:type="dxa" w:w="850"/>
+            <w:shd w:fill="4472C4"/>
+          </w:tcPr>
+          <w:p>
+            <w:pPr>
+              <w:jc w:val="center"/>
+            </w:pPr>
+            <w:r/>
+            <w:r>
+              <w:rPr>
+                <w:rFonts w:ascii="宋体" w:hAnsi="宋体" w:eastAsia="宋体"/>
                 <w:b/>
-                <w:sz w:val="19"/>
+                <w:color w:val="FFFFFF"/>
+                <w:sz w:val="20"/>
               </w:rPr>
               <w:t>批次</w:t>
             </w:r>
@@ -103,15 +416,20 @@
         </w:tc>
         <w:tc>
           <w:tcPr>
-            <w:tcW w:type="dxa" w:w="1234"/>
+            <w:tcW w:type="dxa" w:w="1134"/>
+            <w:shd w:fill="4472C4"/>
           </w:tcPr>
           <w:p>
+            <w:pPr>
+              <w:jc w:val="center"/>
+            </w:pPr>
             <w:r/>
             <w:r>
               <w:rPr>
-                <w:rFonts w:ascii="Calibri" w:hAnsi="Calibri" w:eastAsia="宋体"/>
+                <w:rFonts w:ascii="宋体" w:hAnsi="宋体" w:eastAsia="宋体"/>
                 <w:b/>
-                <w:sz w:val="19"/>
+                <w:color w:val="FFFFFF"/>
+                <w:sz w:val="20"/>
               </w:rPr>
               <w:t>股数</w:t>
             </w:r>
@@ -119,15 +437,20 @@
         </w:tc>
         <w:tc>
           <w:tcPr>
-            <w:tcW w:type="dxa" w:w="1234"/>
+            <w:tcW w:type="dxa" w:w="1247"/>
+            <w:shd w:fill="4472C4"/>
           </w:tcPr>
           <w:p>
+            <w:pPr>
+              <w:jc w:val="center"/>
+            </w:pPr>
             <w:r/>
             <w:r>
               <w:rPr>
-                <w:rFonts w:ascii="Calibri" w:hAnsi="Calibri" w:eastAsia="宋体"/>
+                <w:rFonts w:ascii="宋体" w:hAnsi="宋体" w:eastAsia="宋体"/>
                 <w:b/>
-                <w:sz w:val="19"/>
+                <w:color w:val="FFFFFF"/>
+                <w:sz w:val="20"/>
               </w:rPr>
               <w:t>单位成本(元)</w:t>
             </w:r>
@@ -135,47 +458,62 @@
         </w:tc>
         <w:tc>
           <w:tcPr>
-            <w:tcW w:type="dxa" w:w="1234"/>
+            <w:tcW w:type="dxa" w:w="1417"/>
+            <w:shd w:fill="4472C4"/>
           </w:tcPr>
           <w:p>
+            <w:pPr>
+              <w:jc w:val="center"/>
+            </w:pPr>
             <w:r/>
             <w:r>
               <w:rPr>
-                <w:rFonts w:ascii="Calibri" w:hAnsi="Calibri" w:eastAsia="宋体"/>
+                <w:rFonts w:ascii="宋体" w:hAnsi="宋体" w:eastAsia="宋体"/>
                 <w:b/>
-                <w:sz w:val="19"/>
+                <w:color w:val="FFFFFF"/>
+                <w:sz w:val="20"/>
               </w:rPr>
-              <w:t>买入/状态</w:t>
+              <w:t>成本总额(元)</w:t>
             </w:r>
           </w:p>
         </w:tc>
         <w:tc>
           <w:tcPr>
-            <w:tcW w:type="dxa" w:w="1234"/>
+            <w:tcW w:type="dxa" w:w="1417"/>
+            <w:shd w:fill="4472C4"/>
           </w:tcPr>
           <w:p>
+            <w:pPr>
+              <w:jc w:val="center"/>
+            </w:pPr>
             <w:r/>
             <w:r>
               <w:rPr>
-                <w:rFonts w:ascii="Calibri" w:hAnsi="Calibri" w:eastAsia="宋体"/>
+                <w:rFonts w:ascii="宋体" w:hAnsi="宋体" w:eastAsia="宋体"/>
                 <w:b/>
-                <w:sz w:val="19"/>
+                <w:color w:val="FFFFFF"/>
+                <w:sz w:val="20"/>
               </w:rPr>
-              <w:t>市值(元)</w:t>
+              <w:t>当前市值(元)</w:t>
             </w:r>
           </w:p>
         </w:tc>
         <w:tc>
           <w:tcPr>
-            <w:tcW w:type="dxa" w:w="1234"/>
+            <w:tcW w:type="dxa" w:w="1417"/>
+            <w:shd w:fill="4472C4"/>
           </w:tcPr>
           <w:p>
+            <w:pPr>
+              <w:jc w:val="center"/>
+            </w:pPr>
             <w:r/>
             <w:r>
               <w:rPr>
-                <w:rFonts w:ascii="Calibri" w:hAnsi="Calibri" w:eastAsia="宋体"/>
+                <w:rFonts w:ascii="宋体" w:hAnsi="宋体" w:eastAsia="宋体"/>
                 <w:b/>
-                <w:sz w:val="19"/>
+                <w:color w:val="FFFFFF"/>
+                <w:sz w:val="20"/>
               </w:rPr>
               <w:t>浮动盈亏(元)</w:t>
             </w:r>
@@ -183,15 +521,20 @@
         </w:tc>
         <w:tc>
           <w:tcPr>
-            <w:tcW w:type="dxa" w:w="1234"/>
+            <w:tcW w:type="dxa" w:w="1134"/>
+            <w:shd w:fill="4472C4"/>
           </w:tcPr>
           <w:p>
+            <w:pPr>
+              <w:jc w:val="center"/>
+            </w:pPr>
             <w:r/>
             <w:r>
               <w:rPr>
-                <w:rFonts w:ascii="Calibri" w:hAnsi="Calibri" w:eastAsia="宋体"/>
+                <w:rFonts w:ascii="宋体" w:hAnsi="宋体" w:eastAsia="宋体"/>
                 <w:b/>
-                <w:sz w:val="19"/>
+                <w:color w:val="FFFFFF"/>
+                <w:sz w:val="20"/>
               </w:rPr>
               <w:t>盈亏比例</w:t>
             </w:r>
@@ -201,29 +544,32 @@
       <w:tr>
         <w:tc>
           <w:tcPr>
-            <w:tcW w:type="dxa" w:w="1234"/>
+            <w:tcW w:type="dxa" w:w="850"/>
           </w:tcPr>
           <w:p>
             <w:r/>
             <w:r>
               <w:rPr>
-                <w:rFonts w:ascii="Calibri" w:hAnsi="Calibri" w:eastAsia="宋体"/>
+                <w:rFonts w:ascii="宋体" w:hAnsi="宋体" w:eastAsia="宋体"/>
                 <w:b w:val="0"/>
                 <w:sz w:val="19"/>
               </w:rPr>
-              <w:t>批次A</w:t>
+              <w:t>A</w:t>
             </w:r>
           </w:p>
         </w:tc>
         <w:tc>
           <w:tcPr>
-            <w:tcW w:type="dxa" w:w="1234"/>
+            <w:tcW w:type="dxa" w:w="1134"/>
           </w:tcPr>
           <w:p>
+            <w:pPr>
+              <w:jc w:val="center"/>
+            </w:pPr>
             <w:r/>
             <w:r>
               <w:rPr>
-                <w:rFonts w:ascii="Calibri" w:hAnsi="Calibri" w:eastAsia="宋体"/>
+                <w:rFonts w:ascii="宋体" w:hAnsi="宋体" w:eastAsia="宋体"/>
                 <w:b w:val="0"/>
                 <w:sz w:val="19"/>
               </w:rPr>
@@ -233,13 +579,16 @@
         </w:tc>
         <w:tc>
           <w:tcPr>
-            <w:tcW w:type="dxa" w:w="1234"/>
+            <w:tcW w:type="dxa" w:w="1247"/>
           </w:tcPr>
           <w:p>
+            <w:pPr>
+              <w:jc w:val="center"/>
+            </w:pPr>
             <w:r/>
             <w:r>
               <w:rPr>
-                <w:rFonts w:ascii="Calibri" w:hAnsi="Calibri" w:eastAsia="宋体"/>
+                <w:rFonts w:ascii="宋体" w:hAnsi="宋体" w:eastAsia="宋体"/>
                 <w:b w:val="0"/>
                 <w:sz w:val="19"/>
               </w:rPr>
@@ -249,29 +598,35 @@
         </w:tc>
         <w:tc>
           <w:tcPr>
-            <w:tcW w:type="dxa" w:w="1234"/>
+            <w:tcW w:type="dxa" w:w="1417"/>
           </w:tcPr>
           <w:p>
+            <w:pPr>
+              <w:jc w:val="center"/>
+            </w:pPr>
             <w:r/>
             <w:r>
               <w:rPr>
-                <w:rFonts w:ascii="Calibri" w:hAnsi="Calibri" w:eastAsia="宋体"/>
+                <w:rFonts w:ascii="宋体" w:hAnsi="宋体" w:eastAsia="宋体"/>
                 <w:b w:val="0"/>
                 <w:sz w:val="19"/>
               </w:rPr>
-              <w:t>2024-04-18 买入</w:t>
+              <w:t>218,400</w:t>
             </w:r>
           </w:p>
         </w:tc>
         <w:tc>
           <w:tcPr>
-            <w:tcW w:type="dxa" w:w="1234"/>
+            <w:tcW w:type="dxa" w:w="1417"/>
           </w:tcPr>
           <w:p>
+            <w:pPr>
+              <w:jc w:val="center"/>
+            </w:pPr>
             <w:r/>
             <w:r>
               <w:rPr>
-                <w:rFonts w:ascii="Calibri" w:hAnsi="Calibri" w:eastAsia="宋体"/>
+                <w:rFonts w:ascii="宋体" w:hAnsi="宋体" w:eastAsia="宋体"/>
                 <w:b w:val="0"/>
                 <w:sz w:val="19"/>
               </w:rPr>
@@ -281,13 +636,16 @@
         </w:tc>
         <w:tc>
           <w:tcPr>
-            <w:tcW w:type="dxa" w:w="1234"/>
+            <w:tcW w:type="dxa" w:w="1417"/>
           </w:tcPr>
           <w:p>
+            <w:pPr>
+              <w:jc w:val="center"/>
+            </w:pPr>
             <w:r/>
             <w:r>
               <w:rPr>
-                <w:rFonts w:ascii="Calibri" w:hAnsi="Calibri" w:eastAsia="宋体"/>
+                <w:rFonts w:ascii="宋体" w:hAnsi="宋体" w:eastAsia="宋体"/>
                 <w:b w:val="0"/>
                 <w:sz w:val="19"/>
               </w:rPr>
@@ -297,13 +655,16 @@
         </w:tc>
         <w:tc>
           <w:tcPr>
-            <w:tcW w:type="dxa" w:w="1234"/>
+            <w:tcW w:type="dxa" w:w="1134"/>
           </w:tcPr>
           <w:p>
+            <w:pPr>
+              <w:jc w:val="center"/>
+            </w:pPr>
             <w:r/>
             <w:r>
               <w:rPr>
-                <w:rFonts w:ascii="Calibri" w:hAnsi="Calibri" w:eastAsia="宋体"/>
+                <w:rFonts w:ascii="宋体" w:hAnsi="宋体" w:eastAsia="宋体"/>
                 <w:b w:val="0"/>
                 <w:sz w:val="19"/>
               </w:rPr>
@@ -315,29 +676,34 @@
       <w:tr>
         <w:tc>
           <w:tcPr>
-            <w:tcW w:type="dxa" w:w="1234"/>
+            <w:tcW w:type="dxa" w:w="850"/>
+            <w:shd w:fill="F2F2F2"/>
           </w:tcPr>
           <w:p>
             <w:r/>
             <w:r>
               <w:rPr>
-                <w:rFonts w:ascii="Calibri" w:hAnsi="Calibri" w:eastAsia="宋体"/>
+                <w:rFonts w:ascii="宋体" w:hAnsi="宋体" w:eastAsia="宋体"/>
                 <w:b w:val="0"/>
                 <w:sz w:val="19"/>
               </w:rPr>
-              <w:t>批次B</w:t>
+              <w:t>B</w:t>
             </w:r>
           </w:p>
         </w:tc>
         <w:tc>
           <w:tcPr>
-            <w:tcW w:type="dxa" w:w="1234"/>
+            <w:tcW w:type="dxa" w:w="1134"/>
+            <w:shd w:fill="F2F2F2"/>
           </w:tcPr>
           <w:p>
+            <w:pPr>
+              <w:jc w:val="center"/>
+            </w:pPr>
             <w:r/>
             <w:r>
               <w:rPr>
-                <w:rFonts w:ascii="Calibri" w:hAnsi="Calibri" w:eastAsia="宋体"/>
+                <w:rFonts w:ascii="宋体" w:hAnsi="宋体" w:eastAsia="宋体"/>
                 <w:b w:val="0"/>
                 <w:sz w:val="19"/>
               </w:rPr>
@@ -347,13 +713,17 @@
         </w:tc>
         <w:tc>
           <w:tcPr>
-            <w:tcW w:type="dxa" w:w="1234"/>
+            <w:tcW w:type="dxa" w:w="1247"/>
+            <w:shd w:fill="F2F2F2"/>
           </w:tcPr>
           <w:p>
+            <w:pPr>
+              <w:jc w:val="center"/>
+            </w:pPr>
             <w:r/>
             <w:r>
               <w:rPr>
-                <w:rFonts w:ascii="Calibri" w:hAnsi="Calibri" w:eastAsia="宋体"/>
+                <w:rFonts w:ascii="宋体" w:hAnsi="宋体" w:eastAsia="宋体"/>
                 <w:b w:val="0"/>
                 <w:sz w:val="19"/>
               </w:rPr>
@@ -363,29 +733,37 @@
         </w:tc>
         <w:tc>
           <w:tcPr>
-            <w:tcW w:type="dxa" w:w="1234"/>
+            <w:tcW w:type="dxa" w:w="1417"/>
+            <w:shd w:fill="F2F2F2"/>
           </w:tcPr>
           <w:p>
+            <w:pPr>
+              <w:jc w:val="center"/>
+            </w:pPr>
             <w:r/>
             <w:r>
               <w:rPr>
-                <w:rFonts w:ascii="Calibri" w:hAnsi="Calibri" w:eastAsia="宋体"/>
+                <w:rFonts w:ascii="宋体" w:hAnsi="宋体" w:eastAsia="宋体"/>
                 <w:b w:val="0"/>
                 <w:sz w:val="19"/>
               </w:rPr>
-              <w:t>2025-11-06 买入</w:t>
+              <w:t>220,800</w:t>
             </w:r>
           </w:p>
         </w:tc>
         <w:tc>
           <w:tcPr>
-            <w:tcW w:type="dxa" w:w="1234"/>
+            <w:tcW w:type="dxa" w:w="1417"/>
+            <w:shd w:fill="F2F2F2"/>
           </w:tcPr>
           <w:p>
+            <w:pPr>
+              <w:jc w:val="center"/>
+            </w:pPr>
             <w:r/>
             <w:r>
               <w:rPr>
-                <w:rFonts w:ascii="Calibri" w:hAnsi="Calibri" w:eastAsia="宋体"/>
+                <w:rFonts w:ascii="宋体" w:hAnsi="宋体" w:eastAsia="宋体"/>
                 <w:b w:val="0"/>
                 <w:sz w:val="19"/>
               </w:rPr>
@@ -395,13 +773,17 @@
         </w:tc>
         <w:tc>
           <w:tcPr>
-            <w:tcW w:type="dxa" w:w="1234"/>
+            <w:tcW w:type="dxa" w:w="1417"/>
+            <w:shd w:fill="F2F2F2"/>
           </w:tcPr>
           <w:p>
+            <w:pPr>
+              <w:jc w:val="center"/>
+            </w:pPr>
             <w:r/>
             <w:r>
               <w:rPr>
-                <w:rFonts w:ascii="Calibri" w:hAnsi="Calibri" w:eastAsia="宋体"/>
+                <w:rFonts w:ascii="宋体" w:hAnsi="宋体" w:eastAsia="宋体"/>
                 <w:b w:val="0"/>
                 <w:sz w:val="19"/>
               </w:rPr>
@@ -411,13 +793,17 @@
         </w:tc>
         <w:tc>
           <w:tcPr>
-            <w:tcW w:type="dxa" w:w="1234"/>
+            <w:tcW w:type="dxa" w:w="1134"/>
+            <w:shd w:fill="F2F2F2"/>
           </w:tcPr>
           <w:p>
+            <w:pPr>
+              <w:jc w:val="center"/>
+            </w:pPr>
             <w:r/>
             <w:r>
               <w:rPr>
-                <w:rFonts w:ascii="Calibri" w:hAnsi="Calibri" w:eastAsia="宋体"/>
+                <w:rFonts w:ascii="宋体" w:hAnsi="宋体" w:eastAsia="宋体"/>
                 <w:b w:val="0"/>
                 <w:sz w:val="19"/>
               </w:rPr>
@@ -429,29 +815,32 @@
       <w:tr>
         <w:tc>
           <w:tcPr>
-            <w:tcW w:type="dxa" w:w="1234"/>
+            <w:tcW w:type="dxa" w:w="850"/>
           </w:tcPr>
           <w:p>
             <w:r/>
             <w:r>
               <w:rPr>
-                <w:rFonts w:ascii="Calibri" w:hAnsi="Calibri" w:eastAsia="宋体"/>
+                <w:rFonts w:ascii="宋体" w:hAnsi="宋体" w:eastAsia="宋体"/>
                 <w:b w:val="0"/>
                 <w:sz w:val="19"/>
               </w:rPr>
-              <w:t>批次C</w:t>
+              <w:t>C</w:t>
             </w:r>
           </w:p>
         </w:tc>
         <w:tc>
           <w:tcPr>
-            <w:tcW w:type="dxa" w:w="1234"/>
+            <w:tcW w:type="dxa" w:w="1134"/>
           </w:tcPr>
           <w:p>
+            <w:pPr>
+              <w:jc w:val="center"/>
+            </w:pPr>
             <w:r/>
             <w:r>
               <w:rPr>
-                <w:rFonts w:ascii="Calibri" w:hAnsi="Calibri" w:eastAsia="宋体"/>
+                <w:rFonts w:ascii="宋体" w:hAnsi="宋体" w:eastAsia="宋体"/>
                 <w:b w:val="0"/>
                 <w:sz w:val="19"/>
               </w:rPr>
@@ -461,13 +850,16 @@
         </w:tc>
         <w:tc>
           <w:tcPr>
-            <w:tcW w:type="dxa" w:w="1234"/>
+            <w:tcW w:type="dxa" w:w="1247"/>
           </w:tcPr>
           <w:p>
+            <w:pPr>
+              <w:jc w:val="center"/>
+            </w:pPr>
             <w:r/>
             <w:r>
               <w:rPr>
-                <w:rFonts w:ascii="Calibri" w:hAnsi="Calibri" w:eastAsia="宋体"/>
+                <w:rFonts w:ascii="宋体" w:hAnsi="宋体" w:eastAsia="宋体"/>
                 <w:b w:val="0"/>
                 <w:sz w:val="19"/>
               </w:rPr>
@@ -477,29 +869,35 @@
         </w:tc>
         <w:tc>
           <w:tcPr>
-            <w:tcW w:type="dxa" w:w="1234"/>
+            <w:tcW w:type="dxa" w:w="1417"/>
           </w:tcPr>
           <w:p>
+            <w:pPr>
+              <w:jc w:val="center"/>
+            </w:pPr>
             <w:r/>
             <w:r>
               <w:rPr>
-                <w:rFonts w:ascii="Calibri" w:hAnsi="Calibri" w:eastAsia="宋体"/>
+                <w:rFonts w:ascii="宋体" w:hAnsi="宋体" w:eastAsia="宋体"/>
                 <w:b w:val="0"/>
                 <w:sz w:val="19"/>
               </w:rPr>
-              <w:t>2026-06-12 / 08-26 买入</w:t>
+              <w:t>272,800</w:t>
             </w:r>
           </w:p>
         </w:tc>
         <w:tc>
           <w:tcPr>
-            <w:tcW w:type="dxa" w:w="1234"/>
+            <w:tcW w:type="dxa" w:w="1417"/>
           </w:tcPr>
           <w:p>
+            <w:pPr>
+              <w:jc w:val="center"/>
+            </w:pPr>
             <w:r/>
             <w:r>
               <w:rPr>
-                <w:rFonts w:ascii="Calibri" w:hAnsi="Calibri" w:eastAsia="宋体"/>
+                <w:rFonts w:ascii="宋体" w:hAnsi="宋体" w:eastAsia="宋体"/>
                 <w:b w:val="0"/>
                 <w:sz w:val="19"/>
               </w:rPr>
@@ -509,13 +907,16 @@
         </w:tc>
         <w:tc>
           <w:tcPr>
-            <w:tcW w:type="dxa" w:w="1234"/>
+            <w:tcW w:type="dxa" w:w="1417"/>
           </w:tcPr>
           <w:p>
+            <w:pPr>
+              <w:jc w:val="center"/>
+            </w:pPr>
             <w:r/>
             <w:r>
               <w:rPr>
-                <w:rFonts w:ascii="Calibri" w:hAnsi="Calibri" w:eastAsia="宋体"/>
+                <w:rFonts w:ascii="宋体" w:hAnsi="宋体" w:eastAsia="宋体"/>
                 <w:b w:val="0"/>
                 <w:sz w:val="19"/>
               </w:rPr>
@@ -525,13 +926,16 @@
         </w:tc>
         <w:tc>
           <w:tcPr>
-            <w:tcW w:type="dxa" w:w="1234"/>
+            <w:tcW w:type="dxa" w:w="1134"/>
           </w:tcPr>
           <w:p>
+            <w:pPr>
+              <w:jc w:val="center"/>
+            </w:pPr>
             <w:r/>
             <w:r>
               <w:rPr>
-                <w:rFonts w:ascii="Calibri" w:hAnsi="Calibri" w:eastAsia="宋体"/>
+                <w:rFonts w:ascii="宋体" w:hAnsi="宋体" w:eastAsia="宋体"/>
                 <w:b w:val="0"/>
                 <w:sz w:val="19"/>
               </w:rPr>
@@ -543,13 +947,14 @@
       <w:tr>
         <w:tc>
           <w:tcPr>
-            <w:tcW w:type="dxa" w:w="1234"/>
+            <w:tcW w:type="dxa" w:w="850"/>
+            <w:shd w:fill="F2F2F2"/>
           </w:tcPr>
           <w:p>
             <w:r/>
             <w:r>
               <w:rPr>
-                <w:rFonts w:ascii="Calibri" w:hAnsi="Calibri" w:eastAsia="宋体"/>
+                <w:rFonts w:ascii="宋体" w:hAnsi="宋体" w:eastAsia="宋体"/>
                 <w:b w:val="0"/>
                 <w:sz w:val="19"/>
               </w:rPr>
@@ -559,13 +964,17 @@
         </w:tc>
         <w:tc>
           <w:tcPr>
-            <w:tcW w:type="dxa" w:w="1234"/>
+            <w:tcW w:type="dxa" w:w="1134"/>
+            <w:shd w:fill="F2F2F2"/>
           </w:tcPr>
           <w:p>
+            <w:pPr>
+              <w:jc w:val="center"/>
+            </w:pPr>
             <w:r/>
             <w:r>
               <w:rPr>
-                <w:rFonts w:ascii="Calibri" w:hAnsi="Calibri" w:eastAsia="宋体"/>
+                <w:rFonts w:ascii="宋体" w:hAnsi="宋体" w:eastAsia="宋体"/>
                 <w:b w:val="0"/>
                 <w:sz w:val="19"/>
               </w:rPr>
@@ -575,29 +984,17 @@
         </w:tc>
         <w:tc>
           <w:tcPr>
-            <w:tcW w:type="dxa" w:w="1234"/>
+            <w:tcW w:type="dxa" w:w="1247"/>
+            <w:shd w:fill="F2F2F2"/>
           </w:tcPr>
           <w:p>
+            <w:pPr>
+              <w:jc w:val="center"/>
+            </w:pPr>
             <w:r/>
             <w:r>
               <w:rPr>
-                <w:rFonts w:ascii="Calibri" w:hAnsi="Calibri" w:eastAsia="宋体"/>
-                <w:b w:val="0"/>
-                <w:sz w:val="19"/>
-              </w:rPr>
-              <w:t>25.43(加权)</w:t>
-            </w:r>
-          </w:p>
-        </w:tc>
-        <w:tc>
-          <w:tcPr>
-            <w:tcW w:type="dxa" w:w="1234"/>
-          </w:tcPr>
-          <w:p>
-            <w:r/>
-            <w:r>
-              <w:rPr>
-                <w:rFonts w:ascii="Calibri" w:hAnsi="Calibri" w:eastAsia="宋体"/>
+                <w:rFonts w:ascii="宋体" w:hAnsi="宋体" w:eastAsia="宋体"/>
                 <w:b w:val="0"/>
                 <w:sz w:val="19"/>
               </w:rPr>
@@ -607,13 +1004,37 @@
         </w:tc>
         <w:tc>
           <w:tcPr>
-            <w:tcW w:type="dxa" w:w="1234"/>
+            <w:tcW w:type="dxa" w:w="1417"/>
+            <w:shd w:fill="F2F2F2"/>
           </w:tcPr>
           <w:p>
+            <w:pPr>
+              <w:jc w:val="center"/>
+            </w:pPr>
             <w:r/>
             <w:r>
               <w:rPr>
-                <w:rFonts w:ascii="Calibri" w:hAnsi="Calibri" w:eastAsia="宋体"/>
+                <w:rFonts w:ascii="宋体" w:hAnsi="宋体" w:eastAsia="宋体"/>
+                <w:b w:val="0"/>
+                <w:sz w:val="19"/>
+              </w:rPr>
+              <w:t>712,000</w:t>
+            </w:r>
+          </w:p>
+        </w:tc>
+        <w:tc>
+          <w:tcPr>
+            <w:tcW w:type="dxa" w:w="1417"/>
+            <w:shd w:fill="F2F2F2"/>
+          </w:tcPr>
+          <w:p>
+            <w:pPr>
+              <w:jc w:val="center"/>
+            </w:pPr>
+            <w:r/>
+            <w:r>
+              <w:rPr>
+                <w:rFonts w:ascii="宋体" w:hAnsi="宋体" w:eastAsia="宋体"/>
                 <w:b w:val="0"/>
                 <w:sz w:val="19"/>
               </w:rPr>
@@ -623,13 +1044,17 @@
         </w:tc>
         <w:tc>
           <w:tcPr>
-            <w:tcW w:type="dxa" w:w="1234"/>
+            <w:tcW w:type="dxa" w:w="1417"/>
+            <w:shd w:fill="F2F2F2"/>
           </w:tcPr>
           <w:p>
+            <w:pPr>
+              <w:jc w:val="center"/>
+            </w:pPr>
             <w:r/>
             <w:r>
               <w:rPr>
-                <w:rFonts w:ascii="Calibri" w:hAnsi="Calibri" w:eastAsia="宋体"/>
+                <w:rFonts w:ascii="宋体" w:hAnsi="宋体" w:eastAsia="宋体"/>
                 <w:b w:val="0"/>
                 <w:sz w:val="19"/>
               </w:rPr>
@@ -639,13 +1064,17 @@
         </w:tc>
         <w:tc>
           <w:tcPr>
-            <w:tcW w:type="dxa" w:w="1234"/>
+            <w:tcW w:type="dxa" w:w="1134"/>
+            <w:shd w:fill="F2F2F2"/>
           </w:tcPr>
           <w:p>
+            <w:pPr>
+              <w:jc w:val="center"/>
+            </w:pPr>
             <w:r/>
             <w:r>
               <w:rPr>
-                <w:rFonts w:ascii="Calibri" w:hAnsi="Calibri" w:eastAsia="宋体"/>
+                <w:rFonts w:ascii="宋体" w:hAnsi="宋体" w:eastAsia="宋体"/>
                 <w:b w:val="0"/>
                 <w:sz w:val="19"/>
               </w:rPr>
@@ -657,67 +1086,62 @@
     </w:tbl>
     <w:p>
       <w:pPr>
-        <w:spacing w:after="80"/>
+        <w:spacing w:after="120" w:line="360" w:lineRule="auto"/>
+        <w:ind w:firstLine="420"/>
       </w:pPr>
       <w:r>
         <w:rPr>
-          <w:rFonts w:ascii="Calibri" w:hAnsi="Calibri" w:eastAsia="宋体"/>
+          <w:rFonts w:ascii="宋体" w:hAnsi="宋体" w:eastAsia="宋体"/>
           <w:b w:val="0"/>
-          <w:sz w:val="21"/>
+          <w:sz w:val="19"/>
         </w:rPr>
+        <w:t>说明：批次A为早期买入的低成本仓位，浮盈丰厚；批次C为高成本仓位，当前处于浮亏状态。整体持仓浮动盈利167,200元，盈利率23.48%。</w:t>
       </w:r>
     </w:p>
     <w:p>
       <w:pPr>
-        <w:spacing w:after="80"/>
+        <w:pStyle w:val="Heading1"/>
       </w:pPr>
       <w:r>
         <w:rPr>
-          <w:rFonts w:ascii="Calibri" w:hAnsi="Calibri" w:eastAsia="宋体"/>
-          <w:b w:val="0"/>
-          <w:sz w:val="19"/>
+          <w:rFonts w:ascii="黑体" w:hAnsi="黑体" w:eastAsia="黑体"/>
+          <w:color w:val="000000"/>
         </w:rPr>
-        <w:t>说明：加权成本 = 总成本 712,000 ÷ 28,000 = 25.43 元；合计浮动盈亏 +167,200 元（+23.48%）。上述为账面浮动盈亏，未计入卖出费用。</w:t>
-      </w:r>
-    </w:p>
-    <w:p>
-      <w:pPr>
-        <w:spacing w:after="120"/>
-      </w:pPr>
-      <w:r>
-        <w:rPr>
-          <w:rFonts w:ascii="Calibri" w:hAnsi="Calibri" w:eastAsia="宋体"/>
-          <w:b/>
-          <w:sz w:val="26"/>
-        </w:rPr>
-        <w:t>二、各批次可交易状态（未质押股份 ≠ 立即可卖股份）</w:t>
+        <w:t>二、各批次可交易状态</w:t>
       </w:r>
     </w:p>
     <w:tbl>
       <w:tblPr>
         <w:tblStyle w:val="TableGrid"/>
         <w:tblW w:type="auto" w:w="0"/>
+        <w:jc w:val="center"/>
         <w:tblLook w:firstColumn="1" w:firstRow="1" w:lastColumn="0" w:lastRow="0" w:noHBand="0" w:noVBand="1" w:val="04A0"/>
       </w:tblPr>
       <w:tblGrid>
-        <w:gridCol w:w="1728"/>
-        <w:gridCol w:w="1728"/>
-        <w:gridCol w:w="1728"/>
-        <w:gridCol w:w="1728"/>
-        <w:gridCol w:w="1728"/>
+        <w:gridCol w:w="1441"/>
+        <w:gridCol w:w="1441"/>
+        <w:gridCol w:w="1441"/>
+        <w:gridCol w:w="1441"/>
+        <w:gridCol w:w="1441"/>
+        <w:gridCol w:w="1441"/>
       </w:tblGrid>
       <w:tr>
         <w:tc>
           <w:tcPr>
-            <w:tcW w:type="dxa" w:w="1728"/>
+            <w:tcW w:type="dxa" w:w="680"/>
+            <w:shd w:fill="4472C4"/>
           </w:tcPr>
           <w:p>
+            <w:pPr>
+              <w:jc w:val="center"/>
+            </w:pPr>
             <w:r/>
             <w:r>
               <w:rPr>
-                <w:rFonts w:ascii="Calibri" w:hAnsi="Calibri" w:eastAsia="宋体"/>
+                <w:rFonts w:ascii="宋体" w:hAnsi="宋体" w:eastAsia="宋体"/>
                 <w:b/>
-                <w:sz w:val="19"/>
+                <w:color w:val="FFFFFF"/>
+                <w:sz w:val="20"/>
               </w:rPr>
               <w:t>批次</w:t>
             </w:r>
@@ -725,65 +1149,106 @@
         </w:tc>
         <w:tc>
           <w:tcPr>
-            <w:tcW w:type="dxa" w:w="1728"/>
+            <w:tcW w:type="dxa" w:w="850"/>
+            <w:shd w:fill="4472C4"/>
           </w:tcPr>
           <w:p>
+            <w:pPr>
+              <w:jc w:val="center"/>
+            </w:pPr>
             <w:r/>
             <w:r>
               <w:rPr>
-                <w:rFonts w:ascii="Calibri" w:hAnsi="Calibri" w:eastAsia="宋体"/>
+                <w:rFonts w:ascii="宋体" w:hAnsi="宋体" w:eastAsia="宋体"/>
                 <w:b/>
-                <w:sz w:val="19"/>
+                <w:color w:val="FFFFFF"/>
+                <w:sz w:val="20"/>
               </w:rPr>
-              <w:t>股数</w:t>
+              <w:t>总股数</w:t>
             </w:r>
           </w:p>
         </w:tc>
         <w:tc>
           <w:tcPr>
-            <w:tcW w:type="dxa" w:w="1728"/>
+            <w:tcW w:type="dxa" w:w="1134"/>
+            <w:shd w:fill="4472C4"/>
           </w:tcPr>
           <w:p>
+            <w:pPr>
+              <w:jc w:val="center"/>
+            </w:pPr>
             <w:r/>
             <w:r>
               <w:rPr>
-                <w:rFonts w:ascii="Calibri" w:hAnsi="Calibri" w:eastAsia="宋体"/>
+                <w:rFonts w:ascii="宋体" w:hAnsi="宋体" w:eastAsia="宋体"/>
                 <w:b/>
-                <w:sz w:val="19"/>
+                <w:color w:val="FFFFFF"/>
+                <w:sz w:val="20"/>
               </w:rPr>
-              <w:t>状态说明</w:t>
+              <w:t>立即可卖(股)</w:t>
             </w:r>
           </w:p>
         </w:tc>
         <w:tc>
           <w:tcPr>
-            <w:tcW w:type="dxa" w:w="1728"/>
+            <w:tcW w:type="dxa" w:w="1020"/>
+            <w:shd w:fill="4472C4"/>
           </w:tcPr>
           <w:p>
+            <w:pPr>
+              <w:jc w:val="center"/>
+            </w:pPr>
             <w:r/>
             <w:r>
               <w:rPr>
-                <w:rFonts w:ascii="Calibri" w:hAnsi="Calibri" w:eastAsia="宋体"/>
+                <w:rFonts w:ascii="宋体" w:hAnsi="宋体" w:eastAsia="宋体"/>
                 <w:b/>
-                <w:sz w:val="19"/>
+                <w:color w:val="FFFFFF"/>
+                <w:sz w:val="20"/>
               </w:rPr>
-              <w:t>截点可卖(股)</w:t>
+              <w:t>受限股份(股)</w:t>
             </w:r>
           </w:p>
         </w:tc>
         <w:tc>
           <w:tcPr>
-            <w:tcW w:type="dxa" w:w="1728"/>
+            <w:tcW w:type="dxa" w:w="1417"/>
+            <w:shd w:fill="4472C4"/>
           </w:tcPr>
           <w:p>
+            <w:pPr>
+              <w:jc w:val="center"/>
+            </w:pPr>
             <w:r/>
             <w:r>
               <w:rPr>
-                <w:rFonts w:ascii="Calibri" w:hAnsi="Calibri" w:eastAsia="宋体"/>
+                <w:rFonts w:ascii="宋体" w:hAnsi="宋体" w:eastAsia="宋体"/>
                 <w:b/>
-                <w:sz w:val="19"/>
+                <w:color w:val="FFFFFF"/>
+                <w:sz w:val="20"/>
               </w:rPr>
-              <w:t>8-27起可卖(股)</w:t>
+              <w:t>受限原因</w:t>
+            </w:r>
+          </w:p>
+        </w:tc>
+        <w:tc>
+          <w:tcPr>
+            <w:tcW w:type="dxa" w:w="2835"/>
+            <w:shd w:fill="4472C4"/>
+          </w:tcPr>
+          <w:p>
+            <w:pPr>
+              <w:jc w:val="center"/>
+            </w:pPr>
+            <w:r/>
+            <w:r>
+              <w:rPr>
+                <w:rFonts w:ascii="宋体" w:hAnsi="宋体" w:eastAsia="宋体"/>
+                <w:b/>
+                <w:color w:val="FFFFFF"/>
+                <w:sz w:val="20"/>
+              </w:rPr>
+              <w:t>预计可卖时间</w:t>
             </w:r>
           </w:p>
         </w:tc>
@@ -791,29 +1256,32 @@
       <w:tr>
         <w:tc>
           <w:tcPr>
-            <w:tcW w:type="dxa" w:w="1728"/>
+            <w:tcW w:type="dxa" w:w="680"/>
           </w:tcPr>
           <w:p>
             <w:r/>
             <w:r>
               <w:rPr>
-                <w:rFonts w:ascii="Calibri" w:hAnsi="Calibri" w:eastAsia="宋体"/>
+                <w:rFonts w:ascii="宋体" w:hAnsi="宋体" w:eastAsia="宋体"/>
                 <w:b w:val="0"/>
                 <w:sz w:val="19"/>
               </w:rPr>
-              <w:t>批次A</w:t>
+              <w:t>A</w:t>
             </w:r>
           </w:p>
         </w:tc>
         <w:tc>
           <w:tcPr>
-            <w:tcW w:type="dxa" w:w="1728"/>
+            <w:tcW w:type="dxa" w:w="850"/>
           </w:tcPr>
           <w:p>
+            <w:pPr>
+              <w:jc w:val="center"/>
+            </w:pPr>
             <w:r/>
             <w:r>
               <w:rPr>
-                <w:rFonts w:ascii="Calibri" w:hAnsi="Calibri" w:eastAsia="宋体"/>
+                <w:rFonts w:ascii="宋体" w:hAnsi="宋体" w:eastAsia="宋体"/>
                 <w:b w:val="0"/>
                 <w:sz w:val="19"/>
               </w:rPr>
@@ -823,13 +1291,54 @@
         </w:tc>
         <w:tc>
           <w:tcPr>
-            <w:tcW w:type="dxa" w:w="1728"/>
+            <w:tcW w:type="dxa" w:w="1134"/>
           </w:tcPr>
           <w:p>
+            <w:pPr>
+              <w:jc w:val="center"/>
+            </w:pPr>
             <w:r/>
             <w:r>
               <w:rPr>
-                <w:rFonts w:ascii="Calibri" w:hAnsi="Calibri" w:eastAsia="宋体"/>
+                <w:rFonts w:ascii="宋体" w:hAnsi="宋体" w:eastAsia="宋体"/>
+                <w:b w:val="0"/>
+                <w:sz w:val="19"/>
+              </w:rPr>
+              <w:t>12,000</w:t>
+            </w:r>
+          </w:p>
+        </w:tc>
+        <w:tc>
+          <w:tcPr>
+            <w:tcW w:type="dxa" w:w="1020"/>
+          </w:tcPr>
+          <w:p>
+            <w:pPr>
+              <w:jc w:val="center"/>
+            </w:pPr>
+            <w:r/>
+            <w:r>
+              <w:rPr>
+                <w:rFonts w:ascii="宋体" w:hAnsi="宋体" w:eastAsia="宋体"/>
+                <w:b w:val="0"/>
+                <w:sz w:val="19"/>
+              </w:rPr>
+              <w:t>0</w:t>
+            </w:r>
+          </w:p>
+        </w:tc>
+        <w:tc>
+          <w:tcPr>
+            <w:tcW w:type="dxa" w:w="1417"/>
+          </w:tcPr>
+          <w:p>
+            <w:pPr>
+              <w:jc w:val="center"/>
+            </w:pPr>
+            <w:r/>
+            <w:r>
+              <w:rPr>
+                <w:rFonts w:ascii="宋体" w:hAnsi="宋体" w:eastAsia="宋体"/>
                 <w:b w:val="0"/>
                 <w:sz w:val="19"/>
               </w:rPr>
@@ -839,33 +1348,20 @@
         </w:tc>
         <w:tc>
           <w:tcPr>
-            <w:tcW w:type="dxa" w:w="1728"/>
+            <w:tcW w:type="dxa" w:w="2835"/>
           </w:tcPr>
           <w:p>
+            <w:pPr>
+              <w:jc w:val="center"/>
+            </w:pPr>
             <w:r/>
             <w:r>
               <w:rPr>
-                <w:rFonts w:ascii="Calibri" w:hAnsi="Calibri" w:eastAsia="宋体"/>
+                <w:rFonts w:ascii="宋体" w:hAnsi="宋体" w:eastAsia="宋体"/>
                 <w:b w:val="0"/>
                 <w:sz w:val="19"/>
               </w:rPr>
-              <w:t>12,000</w:t>
-            </w:r>
-          </w:p>
-        </w:tc>
-        <w:tc>
-          <w:tcPr>
-            <w:tcW w:type="dxa" w:w="1728"/>
-          </w:tcPr>
-          <w:p>
-            <w:r/>
-            <w:r>
-              <w:rPr>
-                <w:rFonts w:ascii="Calibri" w:hAnsi="Calibri" w:eastAsia="宋体"/>
-                <w:b w:val="0"/>
-                <w:sz w:val="19"/>
-              </w:rPr>
-              <w:t>12,000</w:t>
+              <w:t>即时</w:t>
             </w:r>
           </w:p>
         </w:tc>
@@ -873,29 +1369,34 @@
       <w:tr>
         <w:tc>
           <w:tcPr>
-            <w:tcW w:type="dxa" w:w="1728"/>
+            <w:tcW w:type="dxa" w:w="680"/>
+            <w:shd w:fill="F2F2F2"/>
           </w:tcPr>
           <w:p>
             <w:r/>
             <w:r>
               <w:rPr>
-                <w:rFonts w:ascii="Calibri" w:hAnsi="Calibri" w:eastAsia="宋体"/>
+                <w:rFonts w:ascii="宋体" w:hAnsi="宋体" w:eastAsia="宋体"/>
                 <w:b w:val="0"/>
                 <w:sz w:val="19"/>
               </w:rPr>
-              <w:t>批次B</w:t>
+              <w:t>B</w:t>
             </w:r>
           </w:p>
         </w:tc>
         <w:tc>
           <w:tcPr>
-            <w:tcW w:type="dxa" w:w="1728"/>
+            <w:tcW w:type="dxa" w:w="850"/>
+            <w:shd w:fill="F2F2F2"/>
           </w:tcPr>
           <w:p>
+            <w:pPr>
+              <w:jc w:val="center"/>
+            </w:pPr>
             <w:r/>
             <w:r>
               <w:rPr>
-                <w:rFonts w:ascii="Calibri" w:hAnsi="Calibri" w:eastAsia="宋体"/>
+                <w:rFonts w:ascii="宋体" w:hAnsi="宋体" w:eastAsia="宋体"/>
                 <w:b w:val="0"/>
                 <w:sz w:val="19"/>
               </w:rPr>
@@ -905,29 +1406,17 @@
         </w:tc>
         <w:tc>
           <w:tcPr>
-            <w:tcW w:type="dxa" w:w="1728"/>
+            <w:tcW w:type="dxa" w:w="1134"/>
+            <w:shd w:fill="F2F2F2"/>
           </w:tcPr>
           <w:p>
+            <w:pPr>
+              <w:jc w:val="center"/>
+            </w:pPr>
             <w:r/>
             <w:r>
               <w:rPr>
-                <w:rFonts w:ascii="Calibri" w:hAnsi="Calibri" w:eastAsia="宋体"/>
-                <w:b w:val="0"/>
-                <w:sz w:val="19"/>
-              </w:rPr>
-              <w:t>其中 6,000 股已质押；2,000 股可卖</w:t>
-            </w:r>
-          </w:p>
-        </w:tc>
-        <w:tc>
-          <w:tcPr>
-            <w:tcW w:type="dxa" w:w="1728"/>
-          </w:tcPr>
-          <w:p>
-            <w:r/>
-            <w:r>
-              <w:rPr>
-                <w:rFonts w:ascii="Calibri" w:hAnsi="Calibri" w:eastAsia="宋体"/>
+                <w:rFonts w:ascii="宋体" w:hAnsi="宋体" w:eastAsia="宋体"/>
                 <w:b w:val="0"/>
                 <w:sz w:val="19"/>
               </w:rPr>
@@ -937,17 +1426,61 @@
         </w:tc>
         <w:tc>
           <w:tcPr>
-            <w:tcW w:type="dxa" w:w="1728"/>
+            <w:tcW w:type="dxa" w:w="1020"/>
+            <w:shd w:fill="F2F2F2"/>
           </w:tcPr>
           <w:p>
+            <w:pPr>
+              <w:jc w:val="center"/>
+            </w:pPr>
             <w:r/>
             <w:r>
               <w:rPr>
-                <w:rFonts w:ascii="Calibri" w:hAnsi="Calibri" w:eastAsia="宋体"/>
+                <w:rFonts w:ascii="宋体" w:hAnsi="宋体" w:eastAsia="宋体"/>
                 <w:b w:val="0"/>
                 <w:sz w:val="19"/>
               </w:rPr>
-              <w:t>2,000</w:t>
+              <w:t>6,000</w:t>
+            </w:r>
+          </w:p>
+        </w:tc>
+        <w:tc>
+          <w:tcPr>
+            <w:tcW w:type="dxa" w:w="1417"/>
+            <w:shd w:fill="F2F2F2"/>
+          </w:tcPr>
+          <w:p>
+            <w:pPr>
+              <w:jc w:val="center"/>
+            </w:pPr>
+            <w:r/>
+            <w:r>
+              <w:rPr>
+                <w:rFonts w:ascii="宋体" w:hAnsi="宋体" w:eastAsia="宋体"/>
+                <w:b w:val="0"/>
+                <w:sz w:val="19"/>
+              </w:rPr>
+              <w:t>已办理质押</w:t>
+            </w:r>
+          </w:p>
+        </w:tc>
+        <w:tc>
+          <w:tcPr>
+            <w:tcW w:type="dxa" w:w="2835"/>
+            <w:shd w:fill="F2F2F2"/>
+          </w:tcPr>
+          <w:p>
+            <w:pPr>
+              <w:jc w:val="center"/>
+            </w:pPr>
+            <w:r/>
+            <w:r>
+              <w:rPr>
+                <w:rFonts w:ascii="宋体" w:hAnsi="宋体" w:eastAsia="宋体"/>
+                <w:b w:val="0"/>
+                <w:sz w:val="19"/>
+              </w:rPr>
+              <w:t>2026-11-30后可申请解除，能否当日完成登记尚未确认</w:t>
             </w:r>
           </w:p>
         </w:tc>
@@ -955,29 +1488,32 @@
       <w:tr>
         <w:tc>
           <w:tcPr>
-            <w:tcW w:type="dxa" w:w="1728"/>
+            <w:tcW w:type="dxa" w:w="680"/>
           </w:tcPr>
           <w:p>
             <w:r/>
             <w:r>
               <w:rPr>
-                <w:rFonts w:ascii="Calibri" w:hAnsi="Calibri" w:eastAsia="宋体"/>
+                <w:rFonts w:ascii="宋体" w:hAnsi="宋体" w:eastAsia="宋体"/>
                 <w:b w:val="0"/>
                 <w:sz w:val="19"/>
               </w:rPr>
-              <w:t>批次C</w:t>
+              <w:t>C</w:t>
             </w:r>
           </w:p>
         </w:tc>
         <w:tc>
           <w:tcPr>
-            <w:tcW w:type="dxa" w:w="1728"/>
+            <w:tcW w:type="dxa" w:w="850"/>
           </w:tcPr>
           <w:p>
+            <w:pPr>
+              <w:jc w:val="center"/>
+            </w:pPr>
             <w:r/>
             <w:r>
               <w:rPr>
-                <w:rFonts w:ascii="Calibri" w:hAnsi="Calibri" w:eastAsia="宋体"/>
+                <w:rFonts w:ascii="宋体" w:hAnsi="宋体" w:eastAsia="宋体"/>
                 <w:b w:val="0"/>
                 <w:sz w:val="19"/>
               </w:rPr>
@@ -987,29 +1523,16 @@
         </w:tc>
         <w:tc>
           <w:tcPr>
-            <w:tcW w:type="dxa" w:w="1728"/>
+            <w:tcW w:type="dxa" w:w="1134"/>
           </w:tcPr>
           <w:p>
+            <w:pPr>
+              <w:jc w:val="center"/>
+            </w:pPr>
             <w:r/>
             <w:r>
               <w:rPr>
-                <w:rFonts w:ascii="Calibri" w:hAnsi="Calibri" w:eastAsia="宋体"/>
-                <w:b w:val="0"/>
-                <w:sz w:val="19"/>
-              </w:rPr>
-              <w:t>6,000 股(06-12买入)可卖；2,000 股(08-26买入)当日不可卖</w:t>
-            </w:r>
-          </w:p>
-        </w:tc>
-        <w:tc>
-          <w:tcPr>
-            <w:tcW w:type="dxa" w:w="1728"/>
-          </w:tcPr>
-          <w:p>
-            <w:r/>
-            <w:r>
-              <w:rPr>
-                <w:rFonts w:ascii="Calibri" w:hAnsi="Calibri" w:eastAsia="宋体"/>
+                <w:rFonts w:ascii="宋体" w:hAnsi="宋体" w:eastAsia="宋体"/>
                 <w:b w:val="0"/>
                 <w:sz w:val="19"/>
               </w:rPr>
@@ -1019,17 +1542,58 @@
         </w:tc>
         <w:tc>
           <w:tcPr>
-            <w:tcW w:type="dxa" w:w="1728"/>
+            <w:tcW w:type="dxa" w:w="1020"/>
           </w:tcPr>
           <w:p>
+            <w:pPr>
+              <w:jc w:val="center"/>
+            </w:pPr>
             <w:r/>
             <w:r>
               <w:rPr>
-                <w:rFonts w:ascii="Calibri" w:hAnsi="Calibri" w:eastAsia="宋体"/>
+                <w:rFonts w:ascii="宋体" w:hAnsi="宋体" w:eastAsia="宋体"/>
                 <w:b w:val="0"/>
                 <w:sz w:val="19"/>
               </w:rPr>
-              <w:t>8,000</w:t>
+              <w:t>2,000</w:t>
+            </w:r>
+          </w:p>
+        </w:tc>
+        <w:tc>
+          <w:tcPr>
+            <w:tcW w:type="dxa" w:w="1417"/>
+          </w:tcPr>
+          <w:p>
+            <w:pPr>
+              <w:jc w:val="center"/>
+            </w:pPr>
+            <w:r/>
+            <w:r>
+              <w:rPr>
+                <w:rFonts w:ascii="宋体" w:hAnsi="宋体" w:eastAsia="宋体"/>
+                <w:b w:val="0"/>
+                <w:sz w:val="19"/>
+              </w:rPr>
+              <w:t>当日买入（T+1）</w:t>
+            </w:r>
+          </w:p>
+        </w:tc>
+        <w:tc>
+          <w:tcPr>
+            <w:tcW w:type="dxa" w:w="2835"/>
+          </w:tcPr>
+          <w:p>
+            <w:pPr>
+              <w:jc w:val="center"/>
+            </w:pPr>
+            <w:r/>
+            <w:r>
+              <w:rPr>
+                <w:rFonts w:ascii="宋体" w:hAnsi="宋体" w:eastAsia="宋体"/>
+                <w:b w:val="0"/>
+                <w:sz w:val="19"/>
+              </w:rPr>
+              <w:t>2026-08-27起可卖</w:t>
             </w:r>
           </w:p>
         </w:tc>
@@ -1037,13 +1601,14 @@
       <w:tr>
         <w:tc>
           <w:tcPr>
-            <w:tcW w:type="dxa" w:w="1728"/>
+            <w:tcW w:type="dxa" w:w="680"/>
+            <w:shd w:fill="F2F2F2"/>
           </w:tcPr>
           <w:p>
             <w:r/>
             <w:r>
               <w:rPr>
-                <w:rFonts w:ascii="Calibri" w:hAnsi="Calibri" w:eastAsia="宋体"/>
+                <w:rFonts w:ascii="宋体" w:hAnsi="宋体" w:eastAsia="宋体"/>
                 <w:b w:val="0"/>
                 <w:sz w:val="19"/>
               </w:rPr>
@@ -1053,13 +1618,17 @@
         </w:tc>
         <w:tc>
           <w:tcPr>
-            <w:tcW w:type="dxa" w:w="1728"/>
+            <w:tcW w:type="dxa" w:w="850"/>
+            <w:shd w:fill="F2F2F2"/>
           </w:tcPr>
           <w:p>
+            <w:pPr>
+              <w:jc w:val="center"/>
+            </w:pPr>
             <w:r/>
             <w:r>
               <w:rPr>
-                <w:rFonts w:ascii="Calibri" w:hAnsi="Calibri" w:eastAsia="宋体"/>
+                <w:rFonts w:ascii="宋体" w:hAnsi="宋体" w:eastAsia="宋体"/>
                 <w:b w:val="0"/>
                 <w:sz w:val="19"/>
               </w:rPr>
@@ -1069,13 +1638,57 @@
         </w:tc>
         <w:tc>
           <w:tcPr>
-            <w:tcW w:type="dxa" w:w="1728"/>
+            <w:tcW w:type="dxa" w:w="1134"/>
+            <w:shd w:fill="F2F2F2"/>
           </w:tcPr>
           <w:p>
+            <w:pPr>
+              <w:jc w:val="center"/>
+            </w:pPr>
             <w:r/>
             <w:r>
               <w:rPr>
-                <w:rFonts w:ascii="Calibri" w:hAnsi="Calibri" w:eastAsia="宋体"/>
+                <w:rFonts w:ascii="宋体" w:hAnsi="宋体" w:eastAsia="宋体"/>
+                <w:b w:val="0"/>
+                <w:sz w:val="19"/>
+              </w:rPr>
+              <w:t>20,000</w:t>
+            </w:r>
+          </w:p>
+        </w:tc>
+        <w:tc>
+          <w:tcPr>
+            <w:tcW w:type="dxa" w:w="1020"/>
+            <w:shd w:fill="F2F2F2"/>
+          </w:tcPr>
+          <w:p>
+            <w:pPr>
+              <w:jc w:val="center"/>
+            </w:pPr>
+            <w:r/>
+            <w:r>
+              <w:rPr>
+                <w:rFonts w:ascii="宋体" w:hAnsi="宋体" w:eastAsia="宋体"/>
+                <w:b w:val="0"/>
+                <w:sz w:val="19"/>
+              </w:rPr>
+              <w:t>8,000</w:t>
+            </w:r>
+          </w:p>
+        </w:tc>
+        <w:tc>
+          <w:tcPr>
+            <w:tcW w:type="dxa" w:w="1417"/>
+            <w:shd w:fill="F2F2F2"/>
+          </w:tcPr>
+          <w:p>
+            <w:pPr>
+              <w:jc w:val="center"/>
+            </w:pPr>
+            <w:r/>
+            <w:r>
+              <w:rPr>
+                <w:rFonts w:ascii="宋体" w:hAnsi="宋体" w:eastAsia="宋体"/>
                 <w:b w:val="0"/>
                 <w:sz w:val="19"/>
               </w:rPr>
@@ -1085,33 +1698,21 @@
         </w:tc>
         <w:tc>
           <w:tcPr>
-            <w:tcW w:type="dxa" w:w="1728"/>
+            <w:tcW w:type="dxa" w:w="2835"/>
+            <w:shd w:fill="F2F2F2"/>
           </w:tcPr>
           <w:p>
+            <w:pPr>
+              <w:jc w:val="center"/>
+            </w:pPr>
             <w:r/>
             <w:r>
               <w:rPr>
-                <w:rFonts w:ascii="Calibri" w:hAnsi="Calibri" w:eastAsia="宋体"/>
+                <w:rFonts w:ascii="宋体" w:hAnsi="宋体" w:eastAsia="宋体"/>
                 <w:b w:val="0"/>
                 <w:sz w:val="19"/>
               </w:rPr>
-              <w:t>20,000</w:t>
-            </w:r>
-          </w:p>
-        </w:tc>
-        <w:tc>
-          <w:tcPr>
-            <w:tcW w:type="dxa" w:w="1728"/>
-          </w:tcPr>
-          <w:p>
-            <w:r/>
-            <w:r>
-              <w:rPr>
-                <w:rFonts w:ascii="Calibri" w:hAnsi="Calibri" w:eastAsia="宋体"/>
-                <w:b w:val="0"/>
-                <w:sz w:val="19"/>
-              </w:rPr>
-              <w:t>22,000</w:t>
+              <w:t>—</w:t>
             </w:r>
           </w:p>
         </w:tc>
@@ -1119,126 +1720,164 @@
     </w:tbl>
     <w:p>
       <w:pPr>
-        <w:spacing w:after="80"/>
+        <w:spacing w:after="120" w:line="360" w:lineRule="auto"/>
       </w:pPr>
       <w:r>
         <w:rPr>
-          <w:rFonts w:ascii="Calibri" w:hAnsi="Calibri" w:eastAsia="宋体"/>
-          <w:b w:val="0"/>
+          <w:rFonts w:ascii="宋体" w:hAnsi="宋体" w:eastAsia="宋体"/>
+          <w:b/>
           <w:sz w:val="21"/>
         </w:rPr>
+        <w:t>重要提示：</w:t>
       </w:r>
     </w:p>
     <w:p>
       <w:pPr>
         <w:pStyle w:val="ListBullet"/>
-        <w:spacing w:after="40"/>
+        <w:spacing w:after="60" w:line="312" w:lineRule="auto"/>
       </w:pPr>
       <w:r>
         <w:rPr>
-          <w:rFonts w:ascii="Calibri" w:hAnsi="Calibri" w:eastAsia="宋体"/>
-          <w:b w:val="0"/>
-          <w:sz w:val="21"/>
+          <w:rFonts w:ascii="宋体" w:hAnsi="宋体" w:eastAsia="宋体"/>
+          <w:sz w:val="20"/>
         </w:rPr>
-        <w:t>截点（8-26 10:30）可卖数量 = 20,000 股；自 8-27 起，批次C当日买入的 2,000 股转为可卖，可卖数量增至 22,000 股。交易以 100 股整数处理。</w:t>
+        <w:t>未质押股份不等于立即可卖股份。批次C中2,000股因2026年8月26日当日买入，受T+1交易规则限制当日不可卖，8月27日起方可卖出。</w:t>
       </w:r>
     </w:p>
     <w:p>
       <w:pPr>
         <w:pStyle w:val="ListBullet"/>
-        <w:spacing w:after="40"/>
+        <w:spacing w:after="60" w:line="312" w:lineRule="auto"/>
       </w:pPr>
       <w:r>
         <w:rPr>
-          <w:rFonts w:ascii="Calibri" w:hAnsi="Calibri" w:eastAsia="宋体"/>
-          <w:b w:val="0"/>
-          <w:sz w:val="21"/>
+          <w:rFonts w:ascii="宋体" w:hAnsi="宋体" w:eastAsia="宋体"/>
+          <w:sz w:val="20"/>
         </w:rPr>
-        <w:t>批次B中 6,000 股已质押：质押解除须待 2026-11-30 后方可申请，且“能否当日完成登记尚未确认”，本备忘录一律不将其计入可交易数量。</w:t>
+        <w:t>批次B中6,000股质押的解除仅为申请日（2026年11月30日），能否当日完成登记尚未确认，不得作为质押已解除的既定事实。</w:t>
       </w:r>
     </w:p>
     <w:p>
       <w:pPr>
         <w:pStyle w:val="ListBullet"/>
-        <w:spacing w:after="40"/>
+        <w:spacing w:after="60" w:line="312" w:lineRule="auto"/>
       </w:pPr>
       <w:r>
         <w:rPr>
-          <w:rFonts w:ascii="Calibri" w:hAnsi="Calibri" w:eastAsia="宋体"/>
-          <w:b w:val="0"/>
-          <w:sz w:val="21"/>
+          <w:rFonts w:ascii="宋体" w:hAnsi="宋体" w:eastAsia="宋体"/>
+          <w:sz w:val="20"/>
         </w:rPr>
-        <w:t>“未质押”不等于“立即可卖”：批次C中 2,000 股虽未质押，但属 8-26 当日买入，截点不可卖；可交易数量须以“已过 T+1 且未质押/未锁定”为准。</w:t>
+        <w:t>截至8月26日10:30，立即可卖数量为20,000股；8月27日起可卖数量增加至22,000股。交易数量按100股整数处理。</w:t>
       </w:r>
     </w:p>
     <w:p>
       <w:pPr>
-        <w:spacing w:after="120"/>
+        <w:pStyle w:val="ListBullet"/>
+        <w:spacing w:after="60" w:line="312" w:lineRule="auto"/>
       </w:pPr>
       <w:r>
         <w:rPr>
-          <w:rFonts w:ascii="Calibri" w:hAnsi="Calibri" w:eastAsia="宋体"/>
-          <w:b/>
-          <w:sz w:val="26"/>
+          <w:rFonts w:ascii="宋体" w:hAnsi="宋体" w:eastAsia="宋体"/>
+          <w:sz w:val="20"/>
         </w:rPr>
-        <w:t>三、未来现金缺口</w:t>
+        <w:t>非A批次（B+C）在8月27日后最多可卖10,000股（B可卖2,000 + C可卖6,000 + C当日买入2,000）。</w:t>
+      </w:r>
+    </w:p>
+    <w:p>
+      <w:pPr>
+        <w:pStyle w:val="Heading1"/>
+      </w:pPr>
+      <w:r>
+        <w:rPr>
+          <w:rFonts w:ascii="黑体" w:hAnsi="黑体" w:eastAsia="黑体"/>
+          <w:color w:val="000000"/>
+        </w:rPr>
+        <w:t>三、现金缺口与集中度约束的关系</w:t>
+      </w:r>
+    </w:p>
+    <w:p>
+      <w:pPr>
+        <w:pStyle w:val="Heading2"/>
+      </w:pPr>
+      <w:r>
+        <w:rPr>
+          <w:rFonts w:ascii="黑体" w:hAnsi="黑体" w:eastAsia="黑体"/>
+          <w:color w:val="000000"/>
+        </w:rPr>
+        <w:t>3.1 未来现金需求与缺口</w:t>
       </w:r>
     </w:p>
     <w:tbl>
       <w:tblPr>
         <w:tblStyle w:val="TableGrid"/>
         <w:tblW w:type="auto" w:w="0"/>
+        <w:jc w:val="center"/>
         <w:tblLook w:firstColumn="1" w:firstRow="1" w:lastColumn="0" w:lastRow="0" w:noHBand="0" w:noVBand="1" w:val="04A0"/>
       </w:tblPr>
       <w:tblGrid>
-        <w:gridCol w:w="2880"/>
-        <w:gridCol w:w="2880"/>
-        <w:gridCol w:w="2880"/>
+        <w:gridCol w:w="2882"/>
+        <w:gridCol w:w="2882"/>
+        <w:gridCol w:w="2882"/>
       </w:tblGrid>
       <w:tr>
         <w:tc>
           <w:tcPr>
-            <w:tcW w:type="dxa" w:w="2880"/>
+            <w:tcW w:type="dxa" w:w="3969"/>
+            <w:shd w:fill="4472C4"/>
           </w:tcPr>
           <w:p>
+            <w:pPr>
+              <w:jc w:val="center"/>
+            </w:pPr>
             <w:r/>
             <w:r>
               <w:rPr>
-                <w:rFonts w:ascii="Calibri" w:hAnsi="Calibri" w:eastAsia="宋体"/>
+                <w:rFonts w:ascii="宋体" w:hAnsi="宋体" w:eastAsia="宋体"/>
                 <w:b/>
-                <w:sz w:val="19"/>
+                <w:color w:val="FFFFFF"/>
+                <w:sz w:val="20"/>
               </w:rPr>
-              <w:t>项目</w:t>
+              <w:t>事项</w:t>
             </w:r>
           </w:p>
         </w:tc>
         <w:tc>
           <w:tcPr>
-            <w:tcW w:type="dxa" w:w="2880"/>
+            <w:tcW w:type="dxa" w:w="2268"/>
+            <w:shd w:fill="4472C4"/>
           </w:tcPr>
           <w:p>
+            <w:pPr>
+              <w:jc w:val="center"/>
+            </w:pPr>
             <w:r/>
             <w:r>
               <w:rPr>
-                <w:rFonts w:ascii="Calibri" w:hAnsi="Calibri" w:eastAsia="宋体"/>
+                <w:rFonts w:ascii="宋体" w:hAnsi="宋体" w:eastAsia="宋体"/>
                 <w:b/>
-                <w:sz w:val="19"/>
+                <w:color w:val="FFFFFF"/>
+                <w:sz w:val="20"/>
               </w:rPr>
-              <w:t>日期</w:t>
+              <w:t>截止日期</w:t>
             </w:r>
           </w:p>
         </w:tc>
         <w:tc>
           <w:tcPr>
-            <w:tcW w:type="dxa" w:w="2880"/>
+            <w:tcW w:type="dxa" w:w="2268"/>
+            <w:shd w:fill="4472C4"/>
           </w:tcPr>
           <w:p>
+            <w:pPr>
+              <w:jc w:val="center"/>
+            </w:pPr>
             <w:r/>
             <w:r>
               <w:rPr>
-                <w:rFonts w:ascii="Calibri" w:hAnsi="Calibri" w:eastAsia="宋体"/>
+                <w:rFonts w:ascii="宋体" w:hAnsi="宋体" w:eastAsia="宋体"/>
                 <w:b/>
-                <w:sz w:val="19"/>
+                <w:color w:val="FFFFFF"/>
+                <w:sz w:val="20"/>
               </w:rPr>
               <w:t>金额(元)</w:t>
             </w:r>
@@ -1248,45 +1887,51 @@
       <w:tr>
         <w:tc>
           <w:tcPr>
-            <w:tcW w:type="dxa" w:w="2880"/>
+            <w:tcW w:type="dxa" w:w="3969"/>
           </w:tcPr>
           <w:p>
             <w:r/>
             <w:r>
               <w:rPr>
-                <w:rFonts w:ascii="Calibri" w:hAnsi="Calibri" w:eastAsia="宋体"/>
+                <w:rFonts w:ascii="宋体" w:hAnsi="宋体" w:eastAsia="宋体"/>
                 <w:b w:val="0"/>
                 <w:sz w:val="19"/>
               </w:rPr>
-              <w:t>第一笔教育费用</w:t>
+              <w:t>第一笔教育费用支付</w:t>
             </w:r>
           </w:p>
         </w:tc>
         <w:tc>
           <w:tcPr>
-            <w:tcW w:type="dxa" w:w="2880"/>
+            <w:tcW w:type="dxa" w:w="2268"/>
           </w:tcPr>
           <w:p>
+            <w:pPr>
+              <w:jc w:val="center"/>
+            </w:pPr>
             <w:r/>
             <w:r>
               <w:rPr>
-                <w:rFonts w:ascii="Calibri" w:hAnsi="Calibri" w:eastAsia="宋体"/>
+                <w:rFonts w:ascii="宋体" w:hAnsi="宋体" w:eastAsia="宋体"/>
                 <w:b w:val="0"/>
                 <w:sz w:val="19"/>
               </w:rPr>
-              <w:t>2026-10-30 前</w:t>
+              <w:t>2026-10-30前</w:t>
             </w:r>
           </w:p>
         </w:tc>
         <w:tc>
           <w:tcPr>
-            <w:tcW w:type="dxa" w:w="2880"/>
+            <w:tcW w:type="dxa" w:w="2268"/>
           </w:tcPr>
           <w:p>
+            <w:pPr>
+              <w:jc w:val="center"/>
+            </w:pPr>
             <w:r/>
             <w:r>
               <w:rPr>
-                <w:rFonts w:ascii="Calibri" w:hAnsi="Calibri" w:eastAsia="宋体"/>
+                <w:rFonts w:ascii="宋体" w:hAnsi="宋体" w:eastAsia="宋体"/>
                 <w:b w:val="0"/>
                 <w:sz w:val="19"/>
               </w:rPr>
@@ -1298,45 +1943,54 @@
       <w:tr>
         <w:tc>
           <w:tcPr>
-            <w:tcW w:type="dxa" w:w="2880"/>
+            <w:tcW w:type="dxa" w:w="3969"/>
+            <w:shd w:fill="F2F2F2"/>
           </w:tcPr>
           <w:p>
             <w:r/>
             <w:r>
               <w:rPr>
-                <w:rFonts w:ascii="Calibri" w:hAnsi="Calibri" w:eastAsia="宋体"/>
+                <w:rFonts w:ascii="宋体" w:hAnsi="宋体" w:eastAsia="宋体"/>
                 <w:b w:val="0"/>
                 <w:sz w:val="19"/>
               </w:rPr>
-              <w:t>第二笔教育费用</w:t>
+              <w:t>第二笔教育费用支付</w:t>
             </w:r>
           </w:p>
         </w:tc>
         <w:tc>
           <w:tcPr>
-            <w:tcW w:type="dxa" w:w="2880"/>
+            <w:tcW w:type="dxa" w:w="2268"/>
+            <w:shd w:fill="F2F2F2"/>
           </w:tcPr>
           <w:p>
+            <w:pPr>
+              <w:jc w:val="center"/>
+            </w:pPr>
             <w:r/>
             <w:r>
               <w:rPr>
-                <w:rFonts w:ascii="Calibri" w:hAnsi="Calibri" w:eastAsia="宋体"/>
+                <w:rFonts w:ascii="宋体" w:hAnsi="宋体" w:eastAsia="宋体"/>
                 <w:b w:val="0"/>
                 <w:sz w:val="19"/>
               </w:rPr>
-              <w:t>2026-11-15 前</w:t>
+              <w:t>2026-11-15前</w:t>
             </w:r>
           </w:p>
         </w:tc>
         <w:tc>
           <w:tcPr>
-            <w:tcW w:type="dxa" w:w="2880"/>
+            <w:tcW w:type="dxa" w:w="2268"/>
+            <w:shd w:fill="F2F2F2"/>
           </w:tcPr>
           <w:p>
+            <w:pPr>
+              <w:jc w:val="center"/>
+            </w:pPr>
             <w:r/>
             <w:r>
               <w:rPr>
-                <w:rFonts w:ascii="Calibri" w:hAnsi="Calibri" w:eastAsia="宋体"/>
+                <w:rFonts w:ascii="宋体" w:hAnsi="宋体" w:eastAsia="宋体"/>
                 <w:b w:val="0"/>
                 <w:sz w:val="19"/>
               </w:rPr>
@@ -1348,45 +2002,51 @@
       <w:tr>
         <w:tc>
           <w:tcPr>
-            <w:tcW w:type="dxa" w:w="2880"/>
+            <w:tcW w:type="dxa" w:w="3969"/>
           </w:tcPr>
           <w:p>
             <w:r/>
             <w:r>
               <w:rPr>
-                <w:rFonts w:ascii="Calibri" w:hAnsi="Calibri" w:eastAsia="宋体"/>
+                <w:rFonts w:ascii="宋体" w:hAnsi="宋体" w:eastAsia="宋体"/>
                 <w:b w:val="0"/>
                 <w:sz w:val="19"/>
               </w:rPr>
-              <w:t>两笔支付后最低现金保留</w:t>
+              <w:t>支付后最低现金保留</w:t>
             </w:r>
           </w:p>
         </w:tc>
         <w:tc>
           <w:tcPr>
-            <w:tcW w:type="dxa" w:w="2880"/>
+            <w:tcW w:type="dxa" w:w="2268"/>
           </w:tcPr>
           <w:p>
+            <w:pPr>
+              <w:jc w:val="center"/>
+            </w:pPr>
             <w:r/>
             <w:r>
               <w:rPr>
-                <w:rFonts w:ascii="Calibri" w:hAnsi="Calibri" w:eastAsia="宋体"/>
+                <w:rFonts w:ascii="宋体" w:hAnsi="宋体" w:eastAsia="宋体"/>
                 <w:b w:val="0"/>
                 <w:sz w:val="19"/>
               </w:rPr>
-              <w:t>2026-11-15 后</w:t>
+              <w:t>2026-11-15后</w:t>
             </w:r>
           </w:p>
         </w:tc>
         <w:tc>
           <w:tcPr>
-            <w:tcW w:type="dxa" w:w="2880"/>
+            <w:tcW w:type="dxa" w:w="2268"/>
           </w:tcPr>
           <w:p>
+            <w:pPr>
+              <w:jc w:val="center"/>
+            </w:pPr>
             <w:r/>
             <w:r>
               <w:rPr>
-                <w:rFonts w:ascii="Calibri" w:hAnsi="Calibri" w:eastAsia="宋体"/>
+                <w:rFonts w:ascii="宋体" w:hAnsi="宋体" w:eastAsia="宋体"/>
                 <w:b w:val="0"/>
                 <w:sz w:val="19"/>
               </w:rPr>
@@ -1398,29 +2058,34 @@
       <w:tr>
         <w:tc>
           <w:tcPr>
-            <w:tcW w:type="dxa" w:w="2880"/>
+            <w:tcW w:type="dxa" w:w="3969"/>
+            <w:shd w:fill="F2F2F2"/>
           </w:tcPr>
           <w:p>
             <w:r/>
             <w:r>
               <w:rPr>
-                <w:rFonts w:ascii="Calibri" w:hAnsi="Calibri" w:eastAsia="宋体"/>
+                <w:rFonts w:ascii="宋体" w:hAnsi="宋体" w:eastAsia="宋体"/>
                 <w:b w:val="0"/>
                 <w:sz w:val="19"/>
               </w:rPr>
-              <w:t>合计资金需求</w:t>
+              <w:t>现金需求合计</w:t>
             </w:r>
           </w:p>
         </w:tc>
         <w:tc>
           <w:tcPr>
-            <w:tcW w:type="dxa" w:w="2880"/>
+            <w:tcW w:type="dxa" w:w="2268"/>
+            <w:shd w:fill="F2F2F2"/>
           </w:tcPr>
           <w:p>
+            <w:pPr>
+              <w:jc w:val="center"/>
+            </w:pPr>
             <w:r/>
             <w:r>
               <w:rPr>
-                <w:rFonts w:ascii="Calibri" w:hAnsi="Calibri" w:eastAsia="宋体"/>
+                <w:rFonts w:ascii="宋体" w:hAnsi="宋体" w:eastAsia="宋体"/>
                 <w:b w:val="0"/>
                 <w:sz w:val="19"/>
               </w:rPr>
@@ -1430,13 +2095,17 @@
         </w:tc>
         <w:tc>
           <w:tcPr>
-            <w:tcW w:type="dxa" w:w="2880"/>
+            <w:tcW w:type="dxa" w:w="2268"/>
+            <w:shd w:fill="F2F2F2"/>
           </w:tcPr>
           <w:p>
+            <w:pPr>
+              <w:jc w:val="center"/>
+            </w:pPr>
             <w:r/>
             <w:r>
               <w:rPr>
-                <w:rFonts w:ascii="Calibri" w:hAnsi="Calibri" w:eastAsia="宋体"/>
+                <w:rFonts w:ascii="宋体" w:hAnsi="宋体" w:eastAsia="宋体"/>
                 <w:b w:val="0"/>
                 <w:sz w:val="19"/>
               </w:rPr>
@@ -1448,45 +2117,51 @@
       <w:tr>
         <w:tc>
           <w:tcPr>
-            <w:tcW w:type="dxa" w:w="2880"/>
+            <w:tcW w:type="dxa" w:w="3969"/>
           </w:tcPr>
           <w:p>
             <w:r/>
             <w:r>
               <w:rPr>
-                <w:rFonts w:ascii="Calibri" w:hAnsi="Calibri" w:eastAsia="宋体"/>
+                <w:rFonts w:ascii="宋体" w:hAnsi="宋体" w:eastAsia="宋体"/>
                 <w:b w:val="0"/>
                 <w:sz w:val="19"/>
               </w:rPr>
-              <w:t>现有现金</w:t>
+              <w:t>当前现金</w:t>
             </w:r>
           </w:p>
         </w:tc>
         <w:tc>
           <w:tcPr>
-            <w:tcW w:type="dxa" w:w="2880"/>
+            <w:tcW w:type="dxa" w:w="2268"/>
           </w:tcPr>
           <w:p>
+            <w:pPr>
+              <w:jc w:val="center"/>
+            </w:pPr>
             <w:r/>
             <w:r>
               <w:rPr>
-                <w:rFonts w:ascii="Calibri" w:hAnsi="Calibri" w:eastAsia="宋体"/>
+                <w:rFonts w:ascii="宋体" w:hAnsi="宋体" w:eastAsia="宋体"/>
                 <w:b w:val="0"/>
                 <w:sz w:val="19"/>
               </w:rPr>
-              <w:t>截点</w:t>
+              <w:t>—</w:t>
             </w:r>
           </w:p>
         </w:tc>
         <w:tc>
           <w:tcPr>
-            <w:tcW w:type="dxa" w:w="2880"/>
+            <w:tcW w:type="dxa" w:w="2268"/>
           </w:tcPr>
           <w:p>
+            <w:pPr>
+              <w:jc w:val="center"/>
+            </w:pPr>
             <w:r/>
             <w:r>
               <w:rPr>
-                <w:rFonts w:ascii="Calibri" w:hAnsi="Calibri" w:eastAsia="宋体"/>
+                <w:rFonts w:ascii="宋体" w:hAnsi="宋体" w:eastAsia="宋体"/>
                 <w:b w:val="0"/>
                 <w:sz w:val="19"/>
               </w:rPr>
@@ -1498,29 +2173,34 @@
       <w:tr>
         <w:tc>
           <w:tcPr>
-            <w:tcW w:type="dxa" w:w="2880"/>
+            <w:tcW w:type="dxa" w:w="3969"/>
+            <w:shd w:fill="F2F2F2"/>
           </w:tcPr>
           <w:p>
             <w:r/>
             <w:r>
               <w:rPr>
-                <w:rFonts w:ascii="Calibri" w:hAnsi="Calibri" w:eastAsia="宋体"/>
+                <w:rFonts w:ascii="宋体" w:hAnsi="宋体" w:eastAsia="宋体"/>
                 <w:b w:val="0"/>
                 <w:sz w:val="19"/>
               </w:rPr>
-              <w:t>需通过卖出补足的净现金缺口</w:t>
+              <w:t>现金缺口（需通过卖出筹集）</w:t>
             </w:r>
           </w:p>
         </w:tc>
         <w:tc>
           <w:tcPr>
-            <w:tcW w:type="dxa" w:w="2880"/>
+            <w:tcW w:type="dxa" w:w="2268"/>
+            <w:shd w:fill="F2F2F2"/>
           </w:tcPr>
           <w:p>
+            <w:pPr>
+              <w:jc w:val="center"/>
+            </w:pPr>
             <w:r/>
             <w:r>
               <w:rPr>
-                <w:rFonts w:ascii="Calibri" w:hAnsi="Calibri" w:eastAsia="宋体"/>
+                <w:rFonts w:ascii="宋体" w:hAnsi="宋体" w:eastAsia="宋体"/>
                 <w:b w:val="0"/>
                 <w:sz w:val="19"/>
               </w:rPr>
@@ -1530,13 +2210,17 @@
         </w:tc>
         <w:tc>
           <w:tcPr>
-            <w:tcW w:type="dxa" w:w="2880"/>
+            <w:tcW w:type="dxa" w:w="2268"/>
+            <w:shd w:fill="F2F2F2"/>
           </w:tcPr>
           <w:p>
+            <w:pPr>
+              <w:jc w:val="center"/>
+            </w:pPr>
             <w:r/>
             <w:r>
               <w:rPr>
-                <w:rFonts w:ascii="Calibri" w:hAnsi="Calibri" w:eastAsia="宋体"/>
+                <w:rFonts w:ascii="宋体" w:hAnsi="宋体" w:eastAsia="宋体"/>
                 <w:b w:val="0"/>
                 <w:sz w:val="19"/>
               </w:rPr>
@@ -1548,225 +2232,222 @@
     </w:tbl>
     <w:p>
       <w:pPr>
-        <w:spacing w:after="80"/>
+        <w:pStyle w:val="Heading2"/>
       </w:pPr>
       <w:r>
         <w:rPr>
-          <w:rFonts w:ascii="Calibri" w:hAnsi="Calibri" w:eastAsia="宋体"/>
-          <w:b w:val="0"/>
-          <w:sz w:val="21"/>
+          <w:rFonts w:ascii="黑体" w:hAnsi="黑体" w:eastAsia="黑体"/>
+          <w:color w:val="000000"/>
         </w:rPr>
-      </w:r>
-    </w:p>
-    <w:p>
-      <w:pPr>
-        <w:spacing w:after="80"/>
-      </w:pPr>
-      <w:r>
-        <w:rPr>
-          <w:rFonts w:ascii="Calibri" w:hAnsi="Calibri" w:eastAsia="宋体"/>
-          <w:b w:val="0"/>
-          <w:sz w:val="19"/>
-        </w:rPr>
-        <w:t>客户无追加资金计划。上述 150,000 元仅为“现金维度”的最低净缺口；集中度约束（下节）将要求卖出更多。</w:t>
-      </w:r>
-    </w:p>
-    <w:p>
-      <w:pPr>
-        <w:spacing w:after="120"/>
-      </w:pPr>
-      <w:r>
-        <w:rPr>
-          <w:rFonts w:ascii="Calibri" w:hAnsi="Calibri" w:eastAsia="宋体"/>
-          <w:b/>
-          <w:sz w:val="26"/>
-        </w:rPr>
-        <w:t>四、集中度约束及其与现金缺口、可交易量的关系</w:t>
+        <w:t>3.2 集中度约束</w:t>
       </w:r>
     </w:p>
     <w:p>
       <w:pPr>
         <w:pStyle w:val="ListBullet"/>
-        <w:spacing w:after="40"/>
+        <w:spacing w:after="60" w:line="312" w:lineRule="auto"/>
       </w:pPr>
       <w:r>
         <w:rPr>
-          <w:rFonts w:ascii="Calibri" w:hAnsi="Calibri" w:eastAsia="宋体"/>
-          <w:b w:val="0"/>
-          <w:sz w:val="21"/>
+          <w:rFonts w:ascii="宋体" w:hAnsi="宋体" w:eastAsia="宋体"/>
+          <w:sz w:val="20"/>
         </w:rPr>
-        <w:t>现状：单一证券占比 85.42% &gt; 60%，已超限；要求 2026-11-15 第二笔支付后仍满足 ≤60%。</w:t>
+        <w:t>日常约束：单一证券市值不得超过账户总资产的60%，且该比例应在2026年11月15日第二笔资金支付后仍然满足。</w:t>
       </w:r>
     </w:p>
     <w:p>
       <w:pPr>
         <w:pStyle w:val="ListBullet"/>
-        <w:spacing w:after="40"/>
+        <w:spacing w:after="60" w:line="312" w:lineRule="auto"/>
       </w:pPr>
       <w:r>
         <w:rPr>
-          <w:rFonts w:ascii="Calibri" w:hAnsi="Calibri" w:eastAsia="宋体"/>
-          <w:b w:val="0"/>
-          <w:sz w:val="21"/>
+          <w:rFonts w:ascii="宋体" w:hAnsi="宋体" w:eastAsia="宋体"/>
+          <w:sz w:val="20"/>
         </w:rPr>
-        <w:t>若仅满足现金缺口（净卖 150,000 元，约 4,800 股 @31.40）：卖出净额约 150,599 元，两笔支付后现金约 80,599 元，剩余证券约 728,480 元，占比约 90.04%，仍大幅高于 60%。——现金缺口是“下限”，不是充分条件。</w:t>
+        <w:t>极端下行触发：若连续两个交易日收盘价低于27.50元，应在可交易的前提下，于五个交易日内将单一证券占比降至40%以下。</w:t>
       </w:r>
     </w:p>
     <w:p>
       <w:pPr>
         <w:pStyle w:val="ListBullet"/>
-        <w:spacing w:after="40"/>
+        <w:spacing w:after="60" w:line="312" w:lineRule="auto"/>
       </w:pPr>
       <w:r>
         <w:rPr>
-          <w:rFonts w:ascii="Calibri" w:hAnsi="Calibri" w:eastAsia="宋体"/>
+          <w:rFonts w:ascii="宋体" w:hAnsi="宋体" w:eastAsia="宋体"/>
+          <w:sz w:val="20"/>
+        </w:rPr>
+        <w:t>当前集中度：879,200 / 1,029,200 = 85.43%，远超60%的约束上限。</w:t>
+      </w:r>
+    </w:p>
+    <w:p>
+      <w:pPr>
+        <w:pStyle w:val="Heading2"/>
+      </w:pPr>
+      <w:r>
+        <w:rPr>
+          <w:rFonts w:ascii="黑体" w:hAnsi="黑体" w:eastAsia="黑体"/>
+          <w:color w:val="000000"/>
+        </w:rPr>
+        <w:t>3.3 现金支付与集中度的联动关系</w:t>
+      </w:r>
+    </w:p>
+    <w:p>
+      <w:pPr>
+        <w:spacing w:after="120" w:line="360" w:lineRule="auto"/>
+        <w:ind w:firstLine="420"/>
+      </w:pPr>
+      <w:r>
+        <w:rPr>
+          <w:rFonts w:ascii="宋体" w:hAnsi="宋体" w:eastAsia="宋体"/>
           <w:b w:val="0"/>
-          <w:sz w:val="21"/>
+          <w:sz w:val="20"/>
         </w:rPr>
-        <w:t>60% 集中度达标的最低卖出量：经测算（设支付后证券 S、现金 C，须 S ≤ 1.5×C，且 C ≥ 80,000），按 31.40 元需卖出约 12,600 股（毛额约 395,640 元，费用约 316.51 元，净额约 395,323 元），剩余约 15,400 股、支付后现金约 325,323 元，占比约 59.78% ≤ 60%。该数量明显高于现金缺口的 4,800 股，故“60% 集中度约束”是决定性约束。</w:t>
+        <w:t>支付教育费用会减少账户现金、降低总资产，从而推高单一证券集中度。二者存在以下联动关系：</w:t>
       </w:r>
     </w:p>
     <w:p>
       <w:pPr>
         <w:pStyle w:val="ListBullet"/>
-        <w:spacing w:after="40"/>
+        <w:spacing w:after="60" w:line="312" w:lineRule="auto"/>
       </w:pPr>
       <w:r>
         <w:rPr>
-          <w:rFonts w:ascii="Calibri" w:hAnsi="Calibri" w:eastAsia="宋体"/>
-          <w:b w:val="0"/>
-          <w:sz w:val="21"/>
+          <w:rFonts w:ascii="宋体" w:hAnsi="宋体" w:eastAsia="宋体"/>
+          <w:sz w:val="20"/>
         </w:rPr>
-        <w:t>40% 风险线（对应情景 S04）：若连续两个交易日收盘价低于 27.50 元，须在可交易前提下于五个交易日内将占比降至 40% 以下。按 26.80 元参考价，需卖出约 17,900 股；但该情景日均可成交量仅约 3,000 股，五个交易日最多约 15,000 股，存在执行缺口（详见第五节）。</w:t>
+        <w:t>仅满足现金缺口（按31.40元需卖出约4,800股）不足以将集中度降至60%以下——支付前集中度约77.6%，支付后进一步上升。</w:t>
       </w:r>
     </w:p>
     <w:p>
       <w:pPr>
         <w:pStyle w:val="ListBullet"/>
-        <w:spacing w:after="40"/>
+        <w:spacing w:after="60" w:line="312" w:lineRule="auto"/>
       </w:pPr>
       <w:r>
         <w:rPr>
-          <w:rFonts w:ascii="Calibri" w:hAnsi="Calibri" w:eastAsia="宋体"/>
-          <w:b w:val="0"/>
-          <w:sz w:val="21"/>
+          <w:rFonts w:ascii="宋体" w:hAnsi="宋体" w:eastAsia="宋体"/>
+          <w:sz w:val="20"/>
         </w:rPr>
-        <w:t>数量关系小结：22,000 股（8-27 起可卖，不含质押 6,000）＞ 40% 所需约 17,900 股 ＞ 60% 所需约 12,600 股 ＞ 现金缺口约 4,800 股。可交易数量覆盖各目标，但受单日成交与客户“单日不超过 6,000 股”约束，须分阶段执行。</w:t>
+        <w:t>要在11月15日支付后仍满足60%集中度，按当前价格31.40元计算需卖出约12,600股，远高于仅满足现金缺口所需的数量。</w:t>
       </w:r>
     </w:p>
     <w:p>
       <w:pPr>
-        <w:spacing w:after="120"/>
+        <w:pStyle w:val="ListBullet"/>
+        <w:spacing w:after="60" w:line="312" w:lineRule="auto"/>
       </w:pPr>
       <w:r>
         <w:rPr>
-          <w:rFonts w:ascii="Calibri" w:hAnsi="Calibri" w:eastAsia="宋体"/>
-          <w:b/>
-          <w:sz w:val="26"/>
+          <w:rFonts w:ascii="宋体" w:hAnsi="宋体" w:eastAsia="宋体"/>
+          <w:sz w:val="20"/>
         </w:rPr>
-        <w:t>五、价格情景与分阶段处理安排</w:t>
+        <w:t>非A批次（B+C）在8月27日后最多可卖10,000股，因此满足集中度约束必须动用批次A至少约2,600股。这与客户"尽量保留批次A低成本仓位"的偏好存在直接冲突，需在沟通中明确说明。</w:t>
       </w:r>
     </w:p>
     <w:p>
       <w:pPr>
-        <w:spacing w:after="80"/>
+        <w:pStyle w:val="ListBullet"/>
+        <w:spacing w:after="60" w:line="312" w:lineRule="auto"/>
       </w:pPr>
       <w:r>
         <w:rPr>
-          <w:rFonts w:ascii="Calibri" w:hAnsi="Calibri" w:eastAsia="宋体"/>
-          <w:b w:val="0"/>
-          <w:sz w:val="19"/>
+          <w:rFonts w:ascii="宋体" w:hAnsi="宋体" w:eastAsia="宋体"/>
+          <w:sz w:val="20"/>
         </w:rPr>
-        <w:t>价格情景仅采用附件《持仓标的价格与事件.xlsx》所给数据，参考价仅用于测算，不保证出现、不承诺成交价格或数量。</w:t>
+        <w:t>价格越低，满足相同集中度所需卖出的股数越多；同时日均可成交量下降，执行窗口拉长，形成"越跌越要卖、越跌越难卖"的被动局面。</w:t>
       </w:r>
     </w:p>
     <w:p>
       <w:pPr>
-        <w:spacing w:after="80"/>
+        <w:pStyle w:val="Heading1"/>
       </w:pPr>
       <w:r>
         <w:rPr>
-          <w:rFonts w:ascii="Calibri" w:hAnsi="Calibri" w:eastAsia="宋体"/>
-          <w:b/>
-          <w:sz w:val="21"/>
+          <w:rFonts w:ascii="黑体" w:hAnsi="黑体" w:eastAsia="黑体"/>
+          <w:color w:val="000000"/>
         </w:rPr>
-        <w:t>（一）价格情景速览：</w:t>
+        <w:t>四、价格情景与分阶段处理安排</w:t>
+      </w:r>
+    </w:p>
+    <w:p>
+      <w:pPr>
+        <w:spacing w:after="120" w:line="360" w:lineRule="auto"/>
+        <w:ind w:firstLine="420"/>
+      </w:pPr>
+      <w:r>
+        <w:rPr>
+          <w:rFonts w:ascii="宋体" w:hAnsi="宋体" w:eastAsia="宋体"/>
+          <w:b w:val="0"/>
+          <w:sz w:val="19"/>
+        </w:rPr>
+        <w:t>以下情景均来自附件《持仓标的价格与事件.xlsx》，参考价格与日均可成交量为估计值，不保证成交，情景价格不一定出现。卖出费用按佣金0.03%（单笔最低5元）+印花税0.05%计算，合计约0.08%（单笔成交额≥16,667元时佣金超过最低5元）。客户单日卖出上限为6,000股。</w:t>
+      </w:r>
+    </w:p>
+    <w:p>
+      <w:pPr>
+        <w:pStyle w:val="Heading2"/>
+      </w:pPr>
+      <w:r>
+        <w:rPr>
+          <w:rFonts w:ascii="黑体" w:hAnsi="黑体" w:eastAsia="黑体"/>
+          <w:color w:val="000000"/>
+        </w:rPr>
+        <w:t>4.1 情景S01：价格维持29.80—33.60（当前情景，正常波动）</w:t>
       </w:r>
     </w:p>
     <w:tbl>
       <w:tblPr>
         <w:tblStyle w:val="TableGrid"/>
         <w:tblW w:type="auto" w:w="0"/>
+        <w:jc w:val="center"/>
         <w:tblLook w:firstColumn="1" w:firstRow="1" w:lastColumn="0" w:lastRow="0" w:noHBand="0" w:noVBand="1" w:val="04A0"/>
       </w:tblPr>
       <w:tblGrid>
-        <w:gridCol w:w="2160"/>
-        <w:gridCol w:w="2160"/>
-        <w:gridCol w:w="2160"/>
-        <w:gridCol w:w="2160"/>
+        <w:gridCol w:w="4323"/>
+        <w:gridCol w:w="4323"/>
       </w:tblGrid>
       <w:tr>
         <w:tc>
           <w:tcPr>
-            <w:tcW w:type="dxa" w:w="2160"/>
+            <w:tcW w:type="dxa" w:w="2268"/>
+            <w:shd w:fill="4472C4"/>
           </w:tcPr>
           <w:p>
+            <w:pPr>
+              <w:jc w:val="center"/>
+            </w:pPr>
             <w:r/>
             <w:r>
               <w:rPr>
-                <w:rFonts w:ascii="Calibri" w:hAnsi="Calibri" w:eastAsia="宋体"/>
+                <w:rFonts w:ascii="宋体" w:hAnsi="宋体" w:eastAsia="宋体"/>
                 <w:b/>
-                <w:sz w:val="19"/>
+                <w:color w:val="FFFFFF"/>
+                <w:sz w:val="20"/>
               </w:rPr>
-              <w:t>情景</w:t>
+              <w:t>项目</w:t>
             </w:r>
           </w:p>
         </w:tc>
         <w:tc>
           <w:tcPr>
-            <w:tcW w:type="dxa" w:w="2160"/>
+            <w:tcW w:type="dxa" w:w="6803"/>
+            <w:shd w:fill="4472C4"/>
           </w:tcPr>
           <w:p>
+            <w:pPr>
+              <w:jc w:val="center"/>
+            </w:pPr>
             <w:r/>
             <w:r>
               <w:rPr>
-                <w:rFonts w:ascii="Calibri" w:hAnsi="Calibri" w:eastAsia="宋体"/>
+                <w:rFonts w:ascii="宋体" w:hAnsi="宋体" w:eastAsia="宋体"/>
                 <w:b/>
-                <w:sz w:val="19"/>
+                <w:color w:val="FFFFFF"/>
+                <w:sz w:val="20"/>
               </w:rPr>
-              <w:t>条件</w:t>
-            </w:r>
-          </w:p>
-        </w:tc>
-        <w:tc>
-          <w:tcPr>
-            <w:tcW w:type="dxa" w:w="2160"/>
-          </w:tcPr>
-          <w:p>
-            <w:r/>
-            <w:r>
-              <w:rPr>
-                <w:rFonts w:ascii="Calibri" w:hAnsi="Calibri" w:eastAsia="宋体"/>
-                <w:b/>
-                <w:sz w:val="19"/>
-              </w:rPr>
-              <w:t>参考价(元)</w:t>
-            </w:r>
-          </w:p>
-        </w:tc>
-        <w:tc>
-          <w:tcPr>
-            <w:tcW w:type="dxa" w:w="2160"/>
-          </w:tcPr>
-          <w:p>
-            <w:r/>
-            <w:r>
-              <w:rPr>
-                <w:rFonts w:ascii="Calibri" w:hAnsi="Calibri" w:eastAsia="宋体"/>
-                <w:b/>
-                <w:sz w:val="19"/>
-              </w:rPr>
-              <w:t>日均可成交估计(股)</w:t>
+              <w:t>内容</w:t>
             </w:r>
           </w:p>
         </w:tc>
@@ -1774,472 +2455,14 @@
       <w:tr>
         <w:tc>
           <w:tcPr>
-            <w:tcW w:type="dxa" w:w="2160"/>
+            <w:tcW w:type="dxa" w:w="2268"/>
           </w:tcPr>
           <w:p>
             <w:r/>
             <w:r>
               <w:rPr>
-                <w:rFonts w:ascii="Calibri" w:hAnsi="Calibri" w:eastAsia="宋体"/>
+                <w:rFonts w:ascii="宋体" w:hAnsi="宋体" w:eastAsia="宋体"/>
                 <w:b w:val="0"/>
-                <w:sz w:val="19"/>
-              </w:rPr>
-              <w:t>S01 正常波动</w:t>
-            </w:r>
-          </w:p>
-        </w:tc>
-        <w:tc>
-          <w:tcPr>
-            <w:tcW w:type="dxa" w:w="2160"/>
-          </w:tcPr>
-          <w:p>
-            <w:r/>
-            <w:r>
-              <w:rPr>
-                <w:rFonts w:ascii="Calibri" w:hAnsi="Calibri" w:eastAsia="宋体"/>
-                <w:b w:val="0"/>
-                <w:sz w:val="19"/>
-              </w:rPr>
-              <w:t>价格维持 29.80–33.60</w:t>
-            </w:r>
-          </w:p>
-        </w:tc>
-        <w:tc>
-          <w:tcPr>
-            <w:tcW w:type="dxa" w:w="2160"/>
-          </w:tcPr>
-          <w:p>
-            <w:r/>
-            <w:r>
-              <w:rPr>
-                <w:rFonts w:ascii="Calibri" w:hAnsi="Calibri" w:eastAsia="宋体"/>
-                <w:b w:val="0"/>
-                <w:sz w:val="19"/>
-              </w:rPr>
-              <w:t>31.40</w:t>
-            </w:r>
-          </w:p>
-        </w:tc>
-        <w:tc>
-          <w:tcPr>
-            <w:tcW w:type="dxa" w:w="2160"/>
-          </w:tcPr>
-          <w:p>
-            <w:r/>
-            <w:r>
-              <w:rPr>
-                <w:rFonts w:ascii="Calibri" w:hAnsi="Calibri" w:eastAsia="宋体"/>
-                <w:b w:val="0"/>
-                <w:sz w:val="19"/>
-              </w:rPr>
-              <w:t>6,000</w:t>
-            </w:r>
-          </w:p>
-        </w:tc>
-      </w:tr>
-      <w:tr>
-        <w:tc>
-          <w:tcPr>
-            <w:tcW w:type="dxa" w:w="2160"/>
-          </w:tcPr>
-          <w:p>
-            <w:r/>
-            <w:r>
-              <w:rPr>
-                <w:rFonts w:ascii="Calibri" w:hAnsi="Calibri" w:eastAsia="宋体"/>
-                <w:b w:val="0"/>
-                <w:sz w:val="19"/>
-              </w:rPr>
-              <w:t>S02 跌破支撑</w:t>
-            </w:r>
-          </w:p>
-        </w:tc>
-        <w:tc>
-          <w:tcPr>
-            <w:tcW w:type="dxa" w:w="2160"/>
-          </w:tcPr>
-          <w:p>
-            <w:r/>
-            <w:r>
-              <w:rPr>
-                <w:rFonts w:ascii="Calibri" w:hAnsi="Calibri" w:eastAsia="宋体"/>
-                <w:b w:val="0"/>
-                <w:sz w:val="19"/>
-              </w:rPr>
-              <w:t>收盘跌破 29.80</w:t>
-            </w:r>
-          </w:p>
-        </w:tc>
-        <w:tc>
-          <w:tcPr>
-            <w:tcW w:type="dxa" w:w="2160"/>
-          </w:tcPr>
-          <w:p>
-            <w:r/>
-            <w:r>
-              <w:rPr>
-                <w:rFonts w:ascii="Calibri" w:hAnsi="Calibri" w:eastAsia="宋体"/>
-                <w:b w:val="0"/>
-                <w:sz w:val="19"/>
-              </w:rPr>
-              <w:t>29.20</w:t>
-            </w:r>
-          </w:p>
-        </w:tc>
-        <w:tc>
-          <w:tcPr>
-            <w:tcW w:type="dxa" w:w="2160"/>
-          </w:tcPr>
-          <w:p>
-            <w:r/>
-            <w:r>
-              <w:rPr>
-                <w:rFonts w:ascii="Calibri" w:hAnsi="Calibri" w:eastAsia="宋体"/>
-                <w:b w:val="0"/>
-                <w:sz w:val="19"/>
-              </w:rPr>
-              <w:t>4,000</w:t>
-            </w:r>
-          </w:p>
-        </w:tc>
-      </w:tr>
-      <w:tr>
-        <w:tc>
-          <w:tcPr>
-            <w:tcW w:type="dxa" w:w="2160"/>
-          </w:tcPr>
-          <w:p>
-            <w:r/>
-            <w:r>
-              <w:rPr>
-                <w:rFonts w:ascii="Calibri" w:hAnsi="Calibri" w:eastAsia="宋体"/>
-                <w:b w:val="0"/>
-                <w:sz w:val="19"/>
-              </w:rPr>
-              <w:t>S03 价格回升</w:t>
-            </w:r>
-          </w:p>
-        </w:tc>
-        <w:tc>
-          <w:tcPr>
-            <w:tcW w:type="dxa" w:w="2160"/>
-          </w:tcPr>
-          <w:p>
-            <w:r/>
-            <w:r>
-              <w:rPr>
-                <w:rFonts w:ascii="Calibri" w:hAnsi="Calibri" w:eastAsia="宋体"/>
-                <w:b w:val="0"/>
-                <w:sz w:val="19"/>
-              </w:rPr>
-              <w:t>收盘达到或高于 33.60</w:t>
-            </w:r>
-          </w:p>
-        </w:tc>
-        <w:tc>
-          <w:tcPr>
-            <w:tcW w:type="dxa" w:w="2160"/>
-          </w:tcPr>
-          <w:p>
-            <w:r/>
-            <w:r>
-              <w:rPr>
-                <w:rFonts w:ascii="Calibri" w:hAnsi="Calibri" w:eastAsia="宋体"/>
-                <w:b w:val="0"/>
-                <w:sz w:val="19"/>
-              </w:rPr>
-              <w:t>34.00</w:t>
-            </w:r>
-          </w:p>
-        </w:tc>
-        <w:tc>
-          <w:tcPr>
-            <w:tcW w:type="dxa" w:w="2160"/>
-          </w:tcPr>
-          <w:p>
-            <w:r/>
-            <w:r>
-              <w:rPr>
-                <w:rFonts w:ascii="Calibri" w:hAnsi="Calibri" w:eastAsia="宋体"/>
-                <w:b w:val="0"/>
-                <w:sz w:val="19"/>
-              </w:rPr>
-              <w:t>8,000</w:t>
-            </w:r>
-          </w:p>
-        </w:tc>
-      </w:tr>
-      <w:tr>
-        <w:tc>
-          <w:tcPr>
-            <w:tcW w:type="dxa" w:w="2160"/>
-          </w:tcPr>
-          <w:p>
-            <w:r/>
-            <w:r>
-              <w:rPr>
-                <w:rFonts w:ascii="Calibri" w:hAnsi="Calibri" w:eastAsia="宋体"/>
-                <w:b w:val="0"/>
-                <w:sz w:val="19"/>
-              </w:rPr>
-              <w:t>S04 跌破风险线</w:t>
-            </w:r>
-          </w:p>
-        </w:tc>
-        <w:tc>
-          <w:tcPr>
-            <w:tcW w:type="dxa" w:w="2160"/>
-          </w:tcPr>
-          <w:p>
-            <w:r/>
-            <w:r>
-              <w:rPr>
-                <w:rFonts w:ascii="Calibri" w:hAnsi="Calibri" w:eastAsia="宋体"/>
-                <w:b w:val="0"/>
-                <w:sz w:val="19"/>
-              </w:rPr>
-              <w:t>连续两日收盘低于 27.50</w:t>
-            </w:r>
-          </w:p>
-        </w:tc>
-        <w:tc>
-          <w:tcPr>
-            <w:tcW w:type="dxa" w:w="2160"/>
-          </w:tcPr>
-          <w:p>
-            <w:r/>
-            <w:r>
-              <w:rPr>
-                <w:rFonts w:ascii="Calibri" w:hAnsi="Calibri" w:eastAsia="宋体"/>
-                <w:b w:val="0"/>
-                <w:sz w:val="19"/>
-              </w:rPr>
-              <w:t>26.80</w:t>
-            </w:r>
-          </w:p>
-        </w:tc>
-        <w:tc>
-          <w:tcPr>
-            <w:tcW w:type="dxa" w:w="2160"/>
-          </w:tcPr>
-          <w:p>
-            <w:r/>
-            <w:r>
-              <w:rPr>
-                <w:rFonts w:ascii="Calibri" w:hAnsi="Calibri" w:eastAsia="宋体"/>
-                <w:b w:val="0"/>
-                <w:sz w:val="19"/>
-              </w:rPr>
-              <w:t>3,000</w:t>
-            </w:r>
-          </w:p>
-        </w:tc>
-      </w:tr>
-    </w:tbl>
-    <w:p>
-      <w:pPr>
-        <w:spacing w:after="80"/>
-      </w:pPr>
-      <w:r>
-        <w:rPr>
-          <w:rFonts w:ascii="Calibri" w:hAnsi="Calibri" w:eastAsia="宋体"/>
-          <w:b w:val="0"/>
-          <w:sz w:val="21"/>
-        </w:rPr>
-      </w:r>
-    </w:p>
-    <w:p>
-      <w:pPr>
-        <w:spacing w:after="80"/>
-      </w:pPr>
-      <w:r>
-        <w:rPr>
-          <w:rFonts w:ascii="Calibri" w:hAnsi="Calibri" w:eastAsia="宋体"/>
-          <w:b/>
-          <w:sz w:val="21"/>
-        </w:rPr>
-        <w:t>（二）卖出批次优先顺序（尽量保留低成本、尽量保留批次A）：</w:t>
-      </w:r>
-    </w:p>
-    <w:p>
-      <w:pPr>
-        <w:pStyle w:val="ListBullet"/>
-        <w:spacing w:after="40"/>
-      </w:pPr>
-      <w:r>
-        <w:rPr>
-          <w:rFonts w:ascii="Calibri" w:hAnsi="Calibri" w:eastAsia="宋体"/>
-          <w:b w:val="0"/>
-          <w:sz w:val="21"/>
-        </w:rPr>
-        <w:t>优先卖出批次C可卖部分（6,000 股 + 次日起 2,000 股 = 8,000 股）：成本最高（34.10 元）。</w:t>
-      </w:r>
-    </w:p>
-    <w:p>
-      <w:pPr>
-        <w:pStyle w:val="ListBullet"/>
-        <w:spacing w:after="40"/>
-      </w:pPr>
-      <w:r>
-        <w:rPr>
-          <w:rFonts w:ascii="Calibri" w:hAnsi="Calibri" w:eastAsia="宋体"/>
-          <w:b w:val="0"/>
-          <w:sz w:val="21"/>
-        </w:rPr>
-        <w:t>其次卖出批次B可卖部分（2,000 股）：成本 27.60 元。</w:t>
-      </w:r>
-    </w:p>
-    <w:p>
-      <w:pPr>
-        <w:pStyle w:val="ListBullet"/>
-        <w:spacing w:after="40"/>
-      </w:pPr>
-      <w:r>
-        <w:rPr>
-          <w:rFonts w:ascii="Calibri" w:hAnsi="Calibri" w:eastAsia="宋体"/>
-          <w:b w:val="0"/>
-          <w:sz w:val="21"/>
-        </w:rPr>
-        <w:t>差额部分才动用批次A（最低成本 18.20 元）：达标所需最小差额约 2,600 股。</w:t>
-      </w:r>
-    </w:p>
-    <w:p>
-      <w:pPr>
-        <w:pStyle w:val="ListBullet"/>
-        <w:spacing w:after="40"/>
-      </w:pPr>
-      <w:r>
-        <w:rPr>
-          <w:rFonts w:ascii="Calibri" w:hAnsi="Calibri" w:eastAsia="宋体"/>
-          <w:b w:val="0"/>
-          <w:sz w:val="21"/>
-        </w:rPr>
-        <w:t>偏好冲突提示：客户“股价回到 34 元以前先卖”与“尽量保留批次A”在 29.2–31.4 元价位下无法同时完全满足——批次B可卖仅 2,000 股，无法覆盖约 12,600 股的需求。默认建议按“C→B→A”顺序执行以最大化保留批次A；若客户坚持 34 元前不卖批次C，则约 8,000 股缺口将转移至批次A，需客户经理与客户确认。</w:t>
-      </w:r>
-    </w:p>
-    <w:p>
-      <w:pPr>
-        <w:spacing w:after="80"/>
-      </w:pPr>
-      <w:r>
-        <w:rPr>
-          <w:rFonts w:ascii="Calibri" w:hAnsi="Calibri" w:eastAsia="宋体"/>
-          <w:b/>
-          <w:sz w:val="21"/>
-        </w:rPr>
-        <w:t>（三）分阶段安排（时间轴）：</w:t>
-      </w:r>
-    </w:p>
-    <w:p>
-      <w:pPr>
-        <w:pStyle w:val="ListBullet"/>
-        <w:spacing w:after="40"/>
-      </w:pPr>
-      <w:r>
-        <w:rPr>
-          <w:rFonts w:ascii="Calibri" w:hAnsi="Calibri" w:eastAsia="宋体"/>
-          <w:b w:val="0"/>
-          <w:sz w:val="21"/>
-        </w:rPr>
-        <w:t>阶段一（8-26 至 10-29）：现有现金 150,000 元足以覆盖首笔 120,000 元，无需为支付强制卖出；但为降低 85% 的集中度并锁定资金，建议按情景分批卖出批次C与批次B可卖部分合计约 10,000 股，单日不超过 6,000 股。</w:t>
-      </w:r>
-    </w:p>
-    <w:p>
-      <w:pPr>
-        <w:pStyle w:val="ListBullet"/>
-        <w:spacing w:after="40"/>
-      </w:pPr>
-      <w:r>
-        <w:rPr>
-          <w:rFonts w:ascii="Calibri" w:hAnsi="Calibri" w:eastAsia="宋体"/>
-          <w:b w:val="0"/>
-          <w:sz w:val="21"/>
-        </w:rPr>
-        <w:t>阶段二（10-30 至 11-14）：10-30 支付首笔 120,000 元后现金约 30,000 元＋阶段一净收入；继续卖出达标所需差额（约 2,600 股，来自批次A），确保 11-15 前现金 ≥ 180,000 元（100,000 支付＋80,000 保留）。11-15 第二笔支付后占比应 ≤ 60%。</w:t>
-      </w:r>
-    </w:p>
-    <w:p>
-      <w:pPr>
-        <w:pStyle w:val="ListBullet"/>
-        <w:spacing w:after="40"/>
-      </w:pPr>
-      <w:r>
-        <w:rPr>
-          <w:rFonts w:ascii="Calibri" w:hAnsi="Calibri" w:eastAsia="宋体"/>
-          <w:b w:val="0"/>
-          <w:sz w:val="21"/>
-        </w:rPr>
-        <w:t>阶段三（11-15 之后）：维持占比 ≤ 60%；11-30 质押解除仅为“申请日”、12-8 解禁为市场事件，均不作为本账户可交易数量假设；若 S04 触发，则执行 40% 降仓。</w:t>
-      </w:r>
-    </w:p>
-    <w:p>
-      <w:pPr>
-        <w:spacing w:after="80"/>
-      </w:pPr>
-      <w:r>
-        <w:rPr>
-          <w:rFonts w:ascii="Calibri" w:hAnsi="Calibri" w:eastAsia="宋体"/>
-          <w:b/>
-          <w:sz w:val="21"/>
-        </w:rPr>
-        <w:t>（四）情景处理表（触发条件 / 可执行数量 / 现金变化 / 处理后持仓比例）：</w:t>
-      </w:r>
-    </w:p>
-    <w:p>
-      <w:pPr>
-        <w:spacing w:after="80"/>
-      </w:pPr>
-      <w:r>
-        <w:rPr>
-          <w:rFonts w:ascii="Calibri" w:hAnsi="Calibri" w:eastAsia="宋体"/>
-          <w:b w:val="0"/>
-          <w:sz w:val="19"/>
-        </w:rPr>
-        <w:t>说明：下表“建议累计卖出”为达到集中度目标所需数量；“卖出净额”已扣费用（佣金 0.03%、单笔最低 5 元＋印花税 0.05%，合计约 0.08%）；“两笔支付后现金”= 150,000 ＋ 卖出净额 − 220,000；“处理后持仓比例”按情景参考价测算。</w:t>
-      </w:r>
-    </w:p>
-    <w:tbl>
-      <w:tblPr>
-        <w:tblStyle w:val="TableGrid"/>
-        <w:tblW w:type="auto" w:w="0"/>
-        <w:tblLook w:firstColumn="1" w:firstRow="1" w:lastColumn="0" w:lastRow="0" w:noHBand="0" w:noVBand="1" w:val="04A0"/>
-      </w:tblPr>
-      <w:tblGrid>
-        <w:gridCol w:w="1234"/>
-        <w:gridCol w:w="1234"/>
-        <w:gridCol w:w="1234"/>
-        <w:gridCol w:w="1234"/>
-        <w:gridCol w:w="1234"/>
-        <w:gridCol w:w="1234"/>
-        <w:gridCol w:w="1234"/>
-      </w:tblGrid>
-      <w:tr>
-        <w:tc>
-          <w:tcPr>
-            <w:tcW w:type="dxa" w:w="1234"/>
-          </w:tcPr>
-          <w:p>
-            <w:r/>
-            <w:r>
-              <w:rPr>
-                <w:rFonts w:ascii="Calibri" w:hAnsi="Calibri" w:eastAsia="宋体"/>
-                <w:b/>
-                <w:sz w:val="19"/>
-              </w:rPr>
-              <w:t>情景</w:t>
-            </w:r>
-          </w:p>
-        </w:tc>
-        <w:tc>
-          <w:tcPr>
-            <w:tcW w:type="dxa" w:w="1234"/>
-          </w:tcPr>
-          <w:p>
-            <w:r/>
-            <w:r>
-              <w:rPr>
-                <w:rFonts w:ascii="Calibri" w:hAnsi="Calibri" w:eastAsia="宋体"/>
-                <w:b/>
                 <w:sz w:val="19"/>
               </w:rPr>
               <w:t>触发条件</w:t>
@@ -2248,81 +2471,20 @@
         </w:tc>
         <w:tc>
           <w:tcPr>
-            <w:tcW w:type="dxa" w:w="1234"/>
+            <w:tcW w:type="dxa" w:w="6803"/>
           </w:tcPr>
           <w:p>
+            <w:pPr>
+              <w:jc w:val="center"/>
+            </w:pPr>
             <w:r/>
             <w:r>
               <w:rPr>
-                <w:rFonts w:ascii="Calibri" w:hAnsi="Calibri" w:eastAsia="宋体"/>
-                <w:b/>
+                <w:rFonts w:ascii="宋体" w:hAnsi="宋体" w:eastAsia="宋体"/>
+                <w:b w:val="0"/>
                 <w:sz w:val="19"/>
               </w:rPr>
-              <w:t>参考价/有效单日</w:t>
-            </w:r>
-          </w:p>
-        </w:tc>
-        <w:tc>
-          <w:tcPr>
-            <w:tcW w:type="dxa" w:w="1234"/>
-          </w:tcPr>
-          <w:p>
-            <w:r/>
-            <w:r>
-              <w:rPr>
-                <w:rFonts w:ascii="Calibri" w:hAnsi="Calibri" w:eastAsia="宋体"/>
-                <w:b/>
-                <w:sz w:val="19"/>
-              </w:rPr>
-              <w:t>建议累计卖出(股)</w:t>
-            </w:r>
-          </w:p>
-        </w:tc>
-        <w:tc>
-          <w:tcPr>
-            <w:tcW w:type="dxa" w:w="1234"/>
-          </w:tcPr>
-          <w:p>
-            <w:r/>
-            <w:r>
-              <w:rPr>
-                <w:rFonts w:ascii="Calibri" w:hAnsi="Calibri" w:eastAsia="宋体"/>
-                <w:b/>
-                <w:sz w:val="19"/>
-              </w:rPr>
-              <w:t>卖出净额(元)</w:t>
-            </w:r>
-          </w:p>
-        </w:tc>
-        <w:tc>
-          <w:tcPr>
-            <w:tcW w:type="dxa" w:w="1234"/>
-          </w:tcPr>
-          <w:p>
-            <w:r/>
-            <w:r>
-              <w:rPr>
-                <w:rFonts w:ascii="Calibri" w:hAnsi="Calibri" w:eastAsia="宋体"/>
-                <w:b/>
-                <w:sz w:val="19"/>
-              </w:rPr>
-              <w:t>两笔支付后现金(元)</w:t>
-            </w:r>
-          </w:p>
-        </w:tc>
-        <w:tc>
-          <w:tcPr>
-            <w:tcW w:type="dxa" w:w="1234"/>
-          </w:tcPr>
-          <w:p>
-            <w:r/>
-            <w:r>
-              <w:rPr>
-                <w:rFonts w:ascii="Calibri" w:hAnsi="Calibri" w:eastAsia="宋体"/>
-                <w:b/>
-                <w:sz w:val="19"/>
-              </w:rPr>
-              <w:t>处理后持仓(剩余股/占比)</w:t>
+              <w:t>价格在29.80元（前期支撑位）至33.60元（前期压力位）区间波动</w:t>
             </w:r>
           </w:p>
         </w:tc>
@@ -2330,113 +2492,38 @@
       <w:tr>
         <w:tc>
           <w:tcPr>
-            <w:tcW w:type="dxa" w:w="1234"/>
+            <w:tcW w:type="dxa" w:w="2268"/>
+            <w:shd w:fill="F2F2F2"/>
           </w:tcPr>
           <w:p>
             <w:r/>
             <w:r>
               <w:rPr>
-                <w:rFonts w:ascii="Calibri" w:hAnsi="Calibri" w:eastAsia="宋体"/>
+                <w:rFonts w:ascii="宋体" w:hAnsi="宋体" w:eastAsia="宋体"/>
                 <w:b w:val="0"/>
                 <w:sz w:val="19"/>
               </w:rPr>
-              <w:t>S01 正常波动</w:t>
+              <w:t>参考价格</w:t>
             </w:r>
           </w:p>
         </w:tc>
         <w:tc>
           <w:tcPr>
-            <w:tcW w:type="dxa" w:w="1234"/>
+            <w:tcW w:type="dxa" w:w="6803"/>
+            <w:shd w:fill="F2F2F2"/>
           </w:tcPr>
           <w:p>
+            <w:pPr>
+              <w:jc w:val="center"/>
+            </w:pPr>
             <w:r/>
             <w:r>
               <w:rPr>
-                <w:rFonts w:ascii="Calibri" w:hAnsi="Calibri" w:eastAsia="宋体"/>
+                <w:rFonts w:ascii="宋体" w:hAnsi="宋体" w:eastAsia="宋体"/>
                 <w:b w:val="0"/>
                 <w:sz w:val="19"/>
               </w:rPr>
-              <w:t>价格维持 29.80–33.60</w:t>
-            </w:r>
-          </w:p>
-        </w:tc>
-        <w:tc>
-          <w:tcPr>
-            <w:tcW w:type="dxa" w:w="1234"/>
-          </w:tcPr>
-          <w:p>
-            <w:r/>
-            <w:r>
-              <w:rPr>
-                <w:rFonts w:ascii="Calibri" w:hAnsi="Calibri" w:eastAsia="宋体"/>
-                <w:b w:val="0"/>
-                <w:sz w:val="19"/>
-              </w:rPr>
-              <w:t>31.40元 / 6,000股(约3日：6000+6000+600)</w:t>
-            </w:r>
-          </w:p>
-        </w:tc>
-        <w:tc>
-          <w:tcPr>
-            <w:tcW w:type="dxa" w:w="1234"/>
-          </w:tcPr>
-          <w:p>
-            <w:r/>
-            <w:r>
-              <w:rPr>
-                <w:rFonts w:ascii="Calibri" w:hAnsi="Calibri" w:eastAsia="宋体"/>
-                <w:b w:val="0"/>
-                <w:sz w:val="19"/>
-              </w:rPr>
-              <w:t>12,600</w:t>
-            </w:r>
-          </w:p>
-        </w:tc>
-        <w:tc>
-          <w:tcPr>
-            <w:tcW w:type="dxa" w:w="1234"/>
-          </w:tcPr>
-          <w:p>
-            <w:r/>
-            <w:r>
-              <w:rPr>
-                <w:rFonts w:ascii="Calibri" w:hAnsi="Calibri" w:eastAsia="宋体"/>
-                <w:b w:val="0"/>
-                <w:sz w:val="19"/>
-              </w:rPr>
-              <w:t>395,323</w:t>
-            </w:r>
-          </w:p>
-        </w:tc>
-        <w:tc>
-          <w:tcPr>
-            <w:tcW w:type="dxa" w:w="1234"/>
-          </w:tcPr>
-          <w:p>
-            <w:r/>
-            <w:r>
-              <w:rPr>
-                <w:rFonts w:ascii="Calibri" w:hAnsi="Calibri" w:eastAsia="宋体"/>
-                <w:b w:val="0"/>
-                <w:sz w:val="19"/>
-              </w:rPr>
-              <w:t>325,323</w:t>
-            </w:r>
-          </w:p>
-        </w:tc>
-        <w:tc>
-          <w:tcPr>
-            <w:tcW w:type="dxa" w:w="1234"/>
-          </w:tcPr>
-          <w:p>
-            <w:r/>
-            <w:r>
-              <w:rPr>
-                <w:rFonts w:ascii="Calibri" w:hAnsi="Calibri" w:eastAsia="宋体"/>
-                <w:b w:val="0"/>
-                <w:sz w:val="19"/>
-              </w:rPr>
-              <w:t>剩15,400股 / 59.78%</w:t>
+              <w:t>31.40元</w:t>
             </w:r>
           </w:p>
         </w:tc>
@@ -2444,113 +2531,36 @@
       <w:tr>
         <w:tc>
           <w:tcPr>
-            <w:tcW w:type="dxa" w:w="1234"/>
+            <w:tcW w:type="dxa" w:w="2268"/>
           </w:tcPr>
           <w:p>
             <w:r/>
             <w:r>
               <w:rPr>
-                <w:rFonts w:ascii="Calibri" w:hAnsi="Calibri" w:eastAsia="宋体"/>
+                <w:rFonts w:ascii="宋体" w:hAnsi="宋体" w:eastAsia="宋体"/>
                 <w:b w:val="0"/>
                 <w:sz w:val="19"/>
               </w:rPr>
-              <w:t>S02 跌破支撑</w:t>
+              <w:t>日均可成交量估计</w:t>
             </w:r>
           </w:p>
         </w:tc>
         <w:tc>
           <w:tcPr>
-            <w:tcW w:type="dxa" w:w="1234"/>
+            <w:tcW w:type="dxa" w:w="6803"/>
           </w:tcPr>
           <w:p>
+            <w:pPr>
+              <w:jc w:val="center"/>
+            </w:pPr>
             <w:r/>
             <w:r>
               <w:rPr>
-                <w:rFonts w:ascii="Calibri" w:hAnsi="Calibri" w:eastAsia="宋体"/>
+                <w:rFonts w:ascii="宋体" w:hAnsi="宋体" w:eastAsia="宋体"/>
                 <w:b w:val="0"/>
                 <w:sz w:val="19"/>
               </w:rPr>
-              <w:t>收盘跌破 29.80</w:t>
-            </w:r>
-          </w:p>
-        </w:tc>
-        <w:tc>
-          <w:tcPr>
-            <w:tcW w:type="dxa" w:w="1234"/>
-          </w:tcPr>
-          <w:p>
-            <w:r/>
-            <w:r>
-              <w:rPr>
-                <w:rFonts w:ascii="Calibri" w:hAnsi="Calibri" w:eastAsia="宋体"/>
-                <w:b w:val="0"/>
-                <w:sz w:val="19"/>
-              </w:rPr>
-              <w:t>29.20元 / 4,000股(约4日：4000×3+700)</w:t>
-            </w:r>
-          </w:p>
-        </w:tc>
-        <w:tc>
-          <w:tcPr>
-            <w:tcW w:type="dxa" w:w="1234"/>
-          </w:tcPr>
-          <w:p>
-            <w:r/>
-            <w:r>
-              <w:rPr>
-                <w:rFonts w:ascii="Calibri" w:hAnsi="Calibri" w:eastAsia="宋体"/>
-                <w:b w:val="0"/>
-                <w:sz w:val="19"/>
-              </w:rPr>
-              <w:t>12,700</w:t>
-            </w:r>
-          </w:p>
-        </w:tc>
-        <w:tc>
-          <w:tcPr>
-            <w:tcW w:type="dxa" w:w="1234"/>
-          </w:tcPr>
-          <w:p>
-            <w:r/>
-            <w:r>
-              <w:rPr>
-                <w:rFonts w:ascii="Calibri" w:hAnsi="Calibri" w:eastAsia="宋体"/>
-                <w:b w:val="0"/>
-                <w:sz w:val="19"/>
-              </w:rPr>
-              <w:t>370,543</w:t>
-            </w:r>
-          </w:p>
-        </w:tc>
-        <w:tc>
-          <w:tcPr>
-            <w:tcW w:type="dxa" w:w="1234"/>
-          </w:tcPr>
-          <w:p>
-            <w:r/>
-            <w:r>
-              <w:rPr>
-                <w:rFonts w:ascii="Calibri" w:hAnsi="Calibri" w:eastAsia="宋体"/>
-                <w:b w:val="0"/>
-                <w:sz w:val="19"/>
-              </w:rPr>
-              <w:t>300,543</w:t>
-            </w:r>
-          </w:p>
-        </w:tc>
-        <w:tc>
-          <w:tcPr>
-            <w:tcW w:type="dxa" w:w="1234"/>
-          </w:tcPr>
-          <w:p>
-            <w:r/>
-            <w:r>
-              <w:rPr>
-                <w:rFonts w:ascii="Calibri" w:hAnsi="Calibri" w:eastAsia="宋体"/>
-                <w:b w:val="0"/>
-                <w:sz w:val="19"/>
-              </w:rPr>
-              <w:t>剩15,300股 / 59.78%</w:t>
+              <w:t>6,000股</w:t>
             </w:r>
           </w:p>
         </w:tc>
@@ -2558,113 +2568,38 @@
       <w:tr>
         <w:tc>
           <w:tcPr>
-            <w:tcW w:type="dxa" w:w="1234"/>
+            <w:tcW w:type="dxa" w:w="2268"/>
+            <w:shd w:fill="F2F2F2"/>
           </w:tcPr>
           <w:p>
             <w:r/>
             <w:r>
               <w:rPr>
-                <w:rFonts w:ascii="Calibri" w:hAnsi="Calibri" w:eastAsia="宋体"/>
+                <w:rFonts w:ascii="宋体" w:hAnsi="宋体" w:eastAsia="宋体"/>
                 <w:b w:val="0"/>
                 <w:sz w:val="19"/>
               </w:rPr>
-              <w:t>S03 价格回升</w:t>
+              <w:t>客户单日卖出上限</w:t>
             </w:r>
           </w:p>
         </w:tc>
         <w:tc>
           <w:tcPr>
-            <w:tcW w:type="dxa" w:w="1234"/>
+            <w:tcW w:type="dxa" w:w="6803"/>
+            <w:shd w:fill="F2F2F2"/>
           </w:tcPr>
           <w:p>
+            <w:pPr>
+              <w:jc w:val="center"/>
+            </w:pPr>
             <w:r/>
             <w:r>
               <w:rPr>
-                <w:rFonts w:ascii="Calibri" w:hAnsi="Calibri" w:eastAsia="宋体"/>
+                <w:rFonts w:ascii="宋体" w:hAnsi="宋体" w:eastAsia="宋体"/>
                 <w:b w:val="0"/>
                 <w:sz w:val="19"/>
               </w:rPr>
-              <w:t>收盘达到或高于 33.60</w:t>
-            </w:r>
-          </w:p>
-        </w:tc>
-        <w:tc>
-          <w:tcPr>
-            <w:tcW w:type="dxa" w:w="1234"/>
-          </w:tcPr>
-          <w:p>
-            <w:r/>
-            <w:r>
-              <w:rPr>
-                <w:rFonts w:ascii="Calibri" w:hAnsi="Calibri" w:eastAsia="宋体"/>
-                <w:b w:val="0"/>
-                <w:sz w:val="19"/>
-              </w:rPr>
-              <w:t>34.00元 / 6,000股(约3日：6000+6000+500)</w:t>
-            </w:r>
-          </w:p>
-        </w:tc>
-        <w:tc>
-          <w:tcPr>
-            <w:tcW w:type="dxa" w:w="1234"/>
-          </w:tcPr>
-          <w:p>
-            <w:r/>
-            <w:r>
-              <w:rPr>
-                <w:rFonts w:ascii="Calibri" w:hAnsi="Calibri" w:eastAsia="宋体"/>
-                <w:b w:val="0"/>
-                <w:sz w:val="19"/>
-              </w:rPr>
-              <w:t>12,500</w:t>
-            </w:r>
-          </w:p>
-        </w:tc>
-        <w:tc>
-          <w:tcPr>
-            <w:tcW w:type="dxa" w:w="1234"/>
-          </w:tcPr>
-          <w:p>
-            <w:r/>
-            <w:r>
-              <w:rPr>
-                <w:rFonts w:ascii="Calibri" w:hAnsi="Calibri" w:eastAsia="宋体"/>
-                <w:b w:val="0"/>
-                <w:sz w:val="19"/>
-              </w:rPr>
-              <w:t>424,660</w:t>
-            </w:r>
-          </w:p>
-        </w:tc>
-        <w:tc>
-          <w:tcPr>
-            <w:tcW w:type="dxa" w:w="1234"/>
-          </w:tcPr>
-          <w:p>
-            <w:r/>
-            <w:r>
-              <w:rPr>
-                <w:rFonts w:ascii="Calibri" w:hAnsi="Calibri" w:eastAsia="宋体"/>
-                <w:b w:val="0"/>
-                <w:sz w:val="19"/>
-              </w:rPr>
-              <w:t>354,660</w:t>
-            </w:r>
-          </w:p>
-        </w:tc>
-        <w:tc>
-          <w:tcPr>
-            <w:tcW w:type="dxa" w:w="1234"/>
-          </w:tcPr>
-          <w:p>
-            <w:r/>
-            <w:r>
-              <w:rPr>
-                <w:rFonts w:ascii="Calibri" w:hAnsi="Calibri" w:eastAsia="宋体"/>
-                <w:b w:val="0"/>
-                <w:sz w:val="19"/>
-              </w:rPr>
-              <w:t>剩15,500股 / 59.77%</w:t>
+              <w:t>6,000股</w:t>
             </w:r>
           </w:p>
         </w:tc>
@@ -2672,113 +2607,36 @@
       <w:tr>
         <w:tc>
           <w:tcPr>
-            <w:tcW w:type="dxa" w:w="1234"/>
+            <w:tcW w:type="dxa" w:w="2268"/>
           </w:tcPr>
           <w:p>
             <w:r/>
             <w:r>
               <w:rPr>
-                <w:rFonts w:ascii="Calibri" w:hAnsi="Calibri" w:eastAsia="宋体"/>
+                <w:rFonts w:ascii="宋体" w:hAnsi="宋体" w:eastAsia="宋体"/>
                 <w:b w:val="0"/>
                 <w:sz w:val="19"/>
               </w:rPr>
-              <w:t>S04 跌破风险线</w:t>
+              <w:t>是否保证成交</w:t>
             </w:r>
           </w:p>
         </w:tc>
         <w:tc>
           <w:tcPr>
-            <w:tcW w:type="dxa" w:w="1234"/>
+            <w:tcW w:type="dxa" w:w="6803"/>
           </w:tcPr>
           <w:p>
+            <w:pPr>
+              <w:jc w:val="center"/>
+            </w:pPr>
             <w:r/>
             <w:r>
               <w:rPr>
-                <w:rFonts w:ascii="Calibri" w:hAnsi="Calibri" w:eastAsia="宋体"/>
+                <w:rFonts w:ascii="宋体" w:hAnsi="宋体" w:eastAsia="宋体"/>
                 <w:b w:val="0"/>
                 <w:sz w:val="19"/>
               </w:rPr>
-              <w:t>连续两日收盘低于 27.50，5日内降至&lt;40%</w:t>
-            </w:r>
-          </w:p>
-        </w:tc>
-        <w:tc>
-          <w:tcPr>
-            <w:tcW w:type="dxa" w:w="1234"/>
-          </w:tcPr>
-          <w:p>
-            <w:r/>
-            <w:r>
-              <w:rPr>
-                <w:rFonts w:ascii="Calibri" w:hAnsi="Calibri" w:eastAsia="宋体"/>
-                <w:b w:val="0"/>
-                <w:sz w:val="19"/>
-              </w:rPr>
-              <w:t>26.80元 / 3,000股</w:t>
-            </w:r>
-          </w:p>
-        </w:tc>
-        <w:tc>
-          <w:tcPr>
-            <w:tcW w:type="dxa" w:w="1234"/>
-          </w:tcPr>
-          <w:p>
-            <w:r/>
-            <w:r>
-              <w:rPr>
-                <w:rFonts w:ascii="Calibri" w:hAnsi="Calibri" w:eastAsia="宋体"/>
-                <w:b w:val="0"/>
-                <w:sz w:val="19"/>
-              </w:rPr>
-              <w:t>40%目标约17,900(约6日)；5日窗口最多约15,000</w:t>
-            </w:r>
-          </w:p>
-        </w:tc>
-        <w:tc>
-          <w:tcPr>
-            <w:tcW w:type="dxa" w:w="1234"/>
-          </w:tcPr>
-          <w:p>
-            <w:r/>
-            <w:r>
-              <w:rPr>
-                <w:rFonts w:ascii="Calibri" w:hAnsi="Calibri" w:eastAsia="宋体"/>
-                <w:b w:val="0"/>
-                <w:sz w:val="19"/>
-              </w:rPr>
-              <w:t>17,900→479,336；15,000→401,678</w:t>
-            </w:r>
-          </w:p>
-        </w:tc>
-        <w:tc>
-          <w:tcPr>
-            <w:tcW w:type="dxa" w:w="1234"/>
-          </w:tcPr>
-          <w:p>
-            <w:r/>
-            <w:r>
-              <w:rPr>
-                <w:rFonts w:ascii="Calibri" w:hAnsi="Calibri" w:eastAsia="宋体"/>
-                <w:b w:val="0"/>
-                <w:sz w:val="19"/>
-              </w:rPr>
-              <w:t>17,900→409,336；15,000→331,678</w:t>
-            </w:r>
-          </w:p>
-        </w:tc>
-        <w:tc>
-          <w:tcPr>
-            <w:tcW w:type="dxa" w:w="1234"/>
-          </w:tcPr>
-          <w:p>
-            <w:r/>
-            <w:r>
-              <w:rPr>
-                <w:rFonts w:ascii="Calibri" w:hAnsi="Calibri" w:eastAsia="宋体"/>
-                <w:b w:val="0"/>
-                <w:sz w:val="19"/>
-              </w:rPr>
-              <w:t>17,900→剩10,100股/39.80%；15,000→剩13,000股/51.23%(未达标)</w:t>
+              <w:t>否</w:t>
             </w:r>
           </w:p>
         </w:tc>
@@ -2786,130 +2644,3997 @@
     </w:tbl>
     <w:p>
       <w:pPr>
-        <w:spacing w:after="80"/>
+        <w:spacing w:after="120" w:line="360" w:lineRule="auto"/>
       </w:pPr>
       <w:r>
         <w:rPr>
-          <w:rFonts w:ascii="Calibri" w:hAnsi="Calibri" w:eastAsia="宋体"/>
-          <w:b w:val="0"/>
+          <w:rFonts w:ascii="宋体" w:hAnsi="宋体" w:eastAsia="宋体"/>
+          <w:b/>
           <w:sz w:val="21"/>
         </w:rPr>
+        <w:t>分阶段处理安排：</w:t>
       </w:r>
     </w:p>
     <w:p>
       <w:pPr>
-        <w:pStyle w:val="ListBullet"/>
-        <w:spacing w:after="40"/>
+        <w:spacing w:after="120" w:line="360" w:lineRule="auto"/>
       </w:pPr>
       <w:r>
         <w:rPr>
-          <w:rFonts w:ascii="Calibri" w:hAnsi="Calibri" w:eastAsia="宋体"/>
+          <w:rFonts w:ascii="宋体" w:hAnsi="宋体" w:eastAsia="宋体"/>
+          <w:b/>
+          <w:sz w:val="20"/>
+        </w:rPr>
+        <w:t>阶段一（8月26日—9月18日中期业绩说明会前）：优先卖出非A批次全部可卖股份</w:t>
+      </w:r>
+    </w:p>
+    <w:tbl>
+      <w:tblPr>
+        <w:tblStyle w:val="TableGrid"/>
+        <w:tblW w:type="auto" w:w="0"/>
+        <w:jc w:val="center"/>
+        <w:tblLook w:firstColumn="1" w:firstRow="1" w:lastColumn="0" w:lastRow="0" w:noHBand="0" w:noVBand="1" w:val="04A0"/>
+      </w:tblPr>
+      <w:tblGrid>
+        <w:gridCol w:w="4323"/>
+        <w:gridCol w:w="4323"/>
+      </w:tblGrid>
+      <w:tr>
+        <w:tc>
+          <w:tcPr>
+            <w:tcW w:type="dxa" w:w="1984"/>
+            <w:shd w:fill="4472C4"/>
+          </w:tcPr>
+          <w:p>
+            <w:pPr>
+              <w:jc w:val="center"/>
+            </w:pPr>
+            <w:r/>
+            <w:r>
+              <w:rPr>
+                <w:rFonts w:ascii="宋体" w:hAnsi="宋体" w:eastAsia="宋体"/>
+                <w:b/>
+                <w:color w:val="FFFFFF"/>
+                <w:sz w:val="20"/>
+              </w:rPr>
+              <w:t>执行项</w:t>
+            </w:r>
+          </w:p>
+        </w:tc>
+        <w:tc>
+          <w:tcPr>
+            <w:tcW w:type="dxa" w:w="7087"/>
+            <w:shd w:fill="4472C4"/>
+          </w:tcPr>
+          <w:p>
+            <w:pPr>
+              <w:jc w:val="center"/>
+            </w:pPr>
+            <w:r/>
+            <w:r>
+              <w:rPr>
+                <w:rFonts w:ascii="宋体" w:hAnsi="宋体" w:eastAsia="宋体"/>
+                <w:b/>
+                <w:color w:val="FFFFFF"/>
+                <w:sz w:val="20"/>
+              </w:rPr>
+              <w:t>详情</w:t>
+            </w:r>
+          </w:p>
+        </w:tc>
+      </w:tr>
+      <w:tr>
+        <w:tc>
+          <w:tcPr>
+            <w:tcW w:type="dxa" w:w="1984"/>
+          </w:tcPr>
+          <w:p>
+            <w:r/>
+            <w:r>
+              <w:rPr>
+                <w:rFonts w:ascii="宋体" w:hAnsi="宋体" w:eastAsia="宋体"/>
+                <w:b w:val="0"/>
+                <w:sz w:val="19"/>
+              </w:rPr>
+              <w:t>卖出标的</w:t>
+            </w:r>
+          </w:p>
+        </w:tc>
+        <w:tc>
+          <w:tcPr>
+            <w:tcW w:type="dxa" w:w="7087"/>
+          </w:tcPr>
+          <w:p>
+            <w:pPr>
+              <w:jc w:val="center"/>
+            </w:pPr>
+            <w:r/>
+            <w:r>
+              <w:rPr>
+                <w:rFonts w:ascii="宋体" w:hAnsi="宋体" w:eastAsia="宋体"/>
+                <w:b w:val="0"/>
+                <w:sz w:val="19"/>
+              </w:rPr>
+              <w:t>批次C可卖6,000股（6月12日买入，高成本浮亏仓位）+ 批次B可卖2,000股 + 批次C当日买入2,000股（8月27日起可卖）</w:t>
+            </w:r>
+          </w:p>
+        </w:tc>
+      </w:tr>
+      <w:tr>
+        <w:tc>
+          <w:tcPr>
+            <w:tcW w:type="dxa" w:w="1984"/>
+            <w:shd w:fill="F2F2F2"/>
+          </w:tcPr>
+          <w:p>
+            <w:r/>
+            <w:r>
+              <w:rPr>
+                <w:rFonts w:ascii="宋体" w:hAnsi="宋体" w:eastAsia="宋体"/>
+                <w:b w:val="0"/>
+                <w:sz w:val="19"/>
+              </w:rPr>
+              <w:t>卖出数量</w:t>
+            </w:r>
+          </w:p>
+        </w:tc>
+        <w:tc>
+          <w:tcPr>
+            <w:tcW w:type="dxa" w:w="7087"/>
+            <w:shd w:fill="F2F2F2"/>
+          </w:tcPr>
+          <w:p>
+            <w:pPr>
+              <w:jc w:val="center"/>
+            </w:pPr>
+            <w:r/>
+            <w:r>
+              <w:rPr>
+                <w:rFonts w:ascii="宋体" w:hAnsi="宋体" w:eastAsia="宋体"/>
+                <w:b w:val="0"/>
+                <w:sz w:val="19"/>
+              </w:rPr>
+              <w:t>合计10,000股</w:t>
+            </w:r>
+          </w:p>
+        </w:tc>
+      </w:tr>
+      <w:tr>
+        <w:tc>
+          <w:tcPr>
+            <w:tcW w:type="dxa" w:w="1984"/>
+          </w:tcPr>
+          <w:p>
+            <w:r/>
+            <w:r>
+              <w:rPr>
+                <w:rFonts w:ascii="宋体" w:hAnsi="宋体" w:eastAsia="宋体"/>
+                <w:b w:val="0"/>
+                <w:sz w:val="19"/>
+              </w:rPr>
+              <w:t>执行节奏</w:t>
+            </w:r>
+          </w:p>
+        </w:tc>
+        <w:tc>
+          <w:tcPr>
+            <w:tcW w:type="dxa" w:w="7087"/>
+          </w:tcPr>
+          <w:p>
+            <w:pPr>
+              <w:jc w:val="center"/>
+            </w:pPr>
+            <w:r/>
+            <w:r>
+              <w:rPr>
+                <w:rFonts w:ascii="宋体" w:hAnsi="宋体" w:eastAsia="宋体"/>
+                <w:b w:val="0"/>
+                <w:sz w:val="19"/>
+              </w:rPr>
+              <w:t>分2个交易日：第1天卖出6,000股（批次C可卖部分），第2天卖出4,000股（批次B 2,000 + 批次C当日买入2,000）。每日不超过6,000股。</w:t>
+            </w:r>
+          </w:p>
+        </w:tc>
+      </w:tr>
+      <w:tr>
+        <w:tc>
+          <w:tcPr>
+            <w:tcW w:type="dxa" w:w="1984"/>
+            <w:shd w:fill="F2F2F2"/>
+          </w:tcPr>
+          <w:p>
+            <w:r/>
+            <w:r>
+              <w:rPr>
+                <w:rFonts w:ascii="宋体" w:hAnsi="宋体" w:eastAsia="宋体"/>
+                <w:b w:val="0"/>
+                <w:sz w:val="19"/>
+              </w:rPr>
+              <w:t>预计毛收入</w:t>
+            </w:r>
+          </w:p>
+        </w:tc>
+        <w:tc>
+          <w:tcPr>
+            <w:tcW w:type="dxa" w:w="7087"/>
+            <w:shd w:fill="F2F2F2"/>
+          </w:tcPr>
+          <w:p>
+            <w:pPr>
+              <w:jc w:val="center"/>
+            </w:pPr>
+            <w:r/>
+            <w:r>
+              <w:rPr>
+                <w:rFonts w:ascii="宋体" w:hAnsi="宋体" w:eastAsia="宋体"/>
+                <w:b w:val="0"/>
+                <w:sz w:val="19"/>
+              </w:rPr>
+              <w:t>10,000 × 31.40 = 314,000元</w:t>
+            </w:r>
+          </w:p>
+        </w:tc>
+      </w:tr>
+      <w:tr>
+        <w:tc>
+          <w:tcPr>
+            <w:tcW w:type="dxa" w:w="1984"/>
+          </w:tcPr>
+          <w:p>
+            <w:r/>
+            <w:r>
+              <w:rPr>
+                <w:rFonts w:ascii="宋体" w:hAnsi="宋体" w:eastAsia="宋体"/>
+                <w:b w:val="0"/>
+                <w:sz w:val="19"/>
+              </w:rPr>
+              <w:t>预计交易费用</w:t>
+            </w:r>
+          </w:p>
+        </w:tc>
+        <w:tc>
+          <w:tcPr>
+            <w:tcW w:type="dxa" w:w="7087"/>
+          </w:tcPr>
+          <w:p>
+            <w:pPr>
+              <w:jc w:val="center"/>
+            </w:pPr>
+            <w:r/>
+            <w:r>
+              <w:rPr>
+                <w:rFonts w:ascii="宋体" w:hAnsi="宋体" w:eastAsia="宋体"/>
+                <w:b w:val="0"/>
+                <w:sz w:val="19"/>
+              </w:rPr>
+              <w:t>约251元（佣金+印花税）</w:t>
+            </w:r>
+          </w:p>
+        </w:tc>
+      </w:tr>
+      <w:tr>
+        <w:tc>
+          <w:tcPr>
+            <w:tcW w:type="dxa" w:w="1984"/>
+            <w:shd w:fill="F2F2F2"/>
+          </w:tcPr>
+          <w:p>
+            <w:r/>
+            <w:r>
+              <w:rPr>
+                <w:rFonts w:ascii="宋体" w:hAnsi="宋体" w:eastAsia="宋体"/>
+                <w:b w:val="0"/>
+                <w:sz w:val="19"/>
+              </w:rPr>
+              <w:t>预计净收入</w:t>
+            </w:r>
+          </w:p>
+        </w:tc>
+        <w:tc>
+          <w:tcPr>
+            <w:tcW w:type="dxa" w:w="7087"/>
+            <w:shd w:fill="F2F2F2"/>
+          </w:tcPr>
+          <w:p>
+            <w:pPr>
+              <w:jc w:val="center"/>
+            </w:pPr>
+            <w:r/>
+            <w:r>
+              <w:rPr>
+                <w:rFonts w:ascii="宋体" w:hAnsi="宋体" w:eastAsia="宋体"/>
+                <w:b w:val="0"/>
+                <w:sz w:val="19"/>
+              </w:rPr>
+              <w:t>约313,749元</w:t>
+            </w:r>
+          </w:p>
+        </w:tc>
+      </w:tr>
+      <w:tr>
+        <w:tc>
+          <w:tcPr>
+            <w:tcW w:type="dxa" w:w="1984"/>
+          </w:tcPr>
+          <w:p>
+            <w:r/>
+            <w:r>
+              <w:rPr>
+                <w:rFonts w:ascii="宋体" w:hAnsi="宋体" w:eastAsia="宋体"/>
+                <w:b w:val="0"/>
+                <w:sz w:val="19"/>
+              </w:rPr>
+              <w:t>卖出后现金</w:t>
+            </w:r>
+          </w:p>
+        </w:tc>
+        <w:tc>
+          <w:tcPr>
+            <w:tcW w:type="dxa" w:w="7087"/>
+          </w:tcPr>
+          <w:p>
+            <w:pPr>
+              <w:jc w:val="center"/>
+            </w:pPr>
+            <w:r/>
+            <w:r>
+              <w:rPr>
+                <w:rFonts w:ascii="宋体" w:hAnsi="宋体" w:eastAsia="宋体"/>
+                <w:b w:val="0"/>
+                <w:sz w:val="19"/>
+              </w:rPr>
+              <w:t>150,000 + 313,749 = 463,749元</w:t>
+            </w:r>
+          </w:p>
+        </w:tc>
+      </w:tr>
+      <w:tr>
+        <w:tc>
+          <w:tcPr>
+            <w:tcW w:type="dxa" w:w="1984"/>
+            <w:shd w:fill="F2F2F2"/>
+          </w:tcPr>
+          <w:p>
+            <w:r/>
+            <w:r>
+              <w:rPr>
+                <w:rFonts w:ascii="宋体" w:hAnsi="宋体" w:eastAsia="宋体"/>
+                <w:b w:val="0"/>
+                <w:sz w:val="19"/>
+              </w:rPr>
+              <w:t>剩余股数</w:t>
+            </w:r>
+          </w:p>
+        </w:tc>
+        <w:tc>
+          <w:tcPr>
+            <w:tcW w:type="dxa" w:w="7087"/>
+            <w:shd w:fill="F2F2F2"/>
+          </w:tcPr>
+          <w:p>
+            <w:pPr>
+              <w:jc w:val="center"/>
+            </w:pPr>
+            <w:r/>
+            <w:r>
+              <w:rPr>
+                <w:rFonts w:ascii="宋体" w:hAnsi="宋体" w:eastAsia="宋体"/>
+                <w:b w:val="0"/>
+                <w:sz w:val="19"/>
+              </w:rPr>
+              <w:t>18,000股（批次A 12,000 + 批次B质押6,000）</w:t>
+            </w:r>
+          </w:p>
+        </w:tc>
+      </w:tr>
+      <w:tr>
+        <w:tc>
+          <w:tcPr>
+            <w:tcW w:type="dxa" w:w="1984"/>
+          </w:tcPr>
+          <w:p>
+            <w:r/>
+            <w:r>
+              <w:rPr>
+                <w:rFonts w:ascii="宋体" w:hAnsi="宋体" w:eastAsia="宋体"/>
+                <w:b w:val="0"/>
+                <w:sz w:val="19"/>
+              </w:rPr>
+              <w:t>剩余市值</w:t>
+            </w:r>
+          </w:p>
+        </w:tc>
+        <w:tc>
+          <w:tcPr>
+            <w:tcW w:type="dxa" w:w="7087"/>
+          </w:tcPr>
+          <w:p>
+            <w:pPr>
+              <w:jc w:val="center"/>
+            </w:pPr>
+            <w:r/>
+            <w:r>
+              <w:rPr>
+                <w:rFonts w:ascii="宋体" w:hAnsi="宋体" w:eastAsia="宋体"/>
+                <w:b w:val="0"/>
+                <w:sz w:val="19"/>
+              </w:rPr>
+              <w:t>18,000 × 31.40 = 565,200元</w:t>
+            </w:r>
+          </w:p>
+        </w:tc>
+      </w:tr>
+      <w:tr>
+        <w:tc>
+          <w:tcPr>
+            <w:tcW w:type="dxa" w:w="1984"/>
+            <w:shd w:fill="F2F2F2"/>
+          </w:tcPr>
+          <w:p>
+            <w:r/>
+            <w:r>
+              <w:rPr>
+                <w:rFonts w:ascii="宋体" w:hAnsi="宋体" w:eastAsia="宋体"/>
+                <w:b w:val="0"/>
+                <w:sz w:val="19"/>
+              </w:rPr>
+              <w:t>支付前集中度</w:t>
+            </w:r>
+          </w:p>
+        </w:tc>
+        <w:tc>
+          <w:tcPr>
+            <w:tcW w:type="dxa" w:w="7087"/>
+            <w:shd w:fill="F2F2F2"/>
+          </w:tcPr>
+          <w:p>
+            <w:pPr>
+              <w:jc w:val="center"/>
+            </w:pPr>
+            <w:r/>
+            <w:r>
+              <w:rPr>
+                <w:rFonts w:ascii="宋体" w:hAnsi="宋体" w:eastAsia="宋体"/>
+                <w:b w:val="0"/>
+                <w:sz w:val="19"/>
+              </w:rPr>
+              <w:t>565,200 / 1,028,949 = 54.92%（已低于60%）</w:t>
+            </w:r>
+          </w:p>
+        </w:tc>
+      </w:tr>
+    </w:tbl>
+    <w:p>
+      <w:pPr>
+        <w:spacing w:after="120" w:line="360" w:lineRule="auto"/>
+      </w:pPr>
+      <w:r>
+        <w:rPr>
+          <w:rFonts w:ascii="宋体" w:hAnsi="宋体" w:eastAsia="宋体"/>
+          <w:b/>
+          <w:sz w:val="20"/>
+        </w:rPr>
+        <w:t>阶段二（10月30日第一笔支付前后—11月15日第二笔支付前）：根据价格情况减持批次A</w:t>
+      </w:r>
+    </w:p>
+    <w:tbl>
+      <w:tblPr>
+        <w:tblStyle w:val="TableGrid"/>
+        <w:tblW w:type="auto" w:w="0"/>
+        <w:jc w:val="center"/>
+        <w:tblLook w:firstColumn="1" w:firstRow="1" w:lastColumn="0" w:lastRow="0" w:noHBand="0" w:noVBand="1" w:val="04A0"/>
+      </w:tblPr>
+      <w:tblGrid>
+        <w:gridCol w:w="4323"/>
+        <w:gridCol w:w="4323"/>
+      </w:tblGrid>
+      <w:tr>
+        <w:tc>
+          <w:tcPr>
+            <w:tcW w:type="dxa" w:w="1984"/>
+            <w:shd w:fill="4472C4"/>
+          </w:tcPr>
+          <w:p>
+            <w:pPr>
+              <w:jc w:val="center"/>
+            </w:pPr>
+            <w:r/>
+            <w:r>
+              <w:rPr>
+                <w:rFonts w:ascii="宋体" w:hAnsi="宋体" w:eastAsia="宋体"/>
+                <w:b/>
+                <w:color w:val="FFFFFF"/>
+                <w:sz w:val="20"/>
+              </w:rPr>
+              <w:t>执行项</w:t>
+            </w:r>
+          </w:p>
+        </w:tc>
+        <w:tc>
+          <w:tcPr>
+            <w:tcW w:type="dxa" w:w="7087"/>
+            <w:shd w:fill="4472C4"/>
+          </w:tcPr>
+          <w:p>
+            <w:pPr>
+              <w:jc w:val="center"/>
+            </w:pPr>
+            <w:r/>
+            <w:r>
+              <w:rPr>
+                <w:rFonts w:ascii="宋体" w:hAnsi="宋体" w:eastAsia="宋体"/>
+                <w:b/>
+                <w:color w:val="FFFFFF"/>
+                <w:sz w:val="20"/>
+              </w:rPr>
+              <w:t>详情</w:t>
+            </w:r>
+          </w:p>
+        </w:tc>
+      </w:tr>
+      <w:tr>
+        <w:tc>
+          <w:tcPr>
+            <w:tcW w:type="dxa" w:w="1984"/>
+          </w:tcPr>
+          <w:p>
+            <w:r/>
+            <w:r>
+              <w:rPr>
+                <w:rFonts w:ascii="宋体" w:hAnsi="宋体" w:eastAsia="宋体"/>
+                <w:b w:val="0"/>
+                <w:sz w:val="19"/>
+              </w:rPr>
+              <w:t>卖出标的</w:t>
+            </w:r>
+          </w:p>
+        </w:tc>
+        <w:tc>
+          <w:tcPr>
+            <w:tcW w:type="dxa" w:w="7087"/>
+          </w:tcPr>
+          <w:p>
+            <w:pPr>
+              <w:jc w:val="center"/>
+            </w:pPr>
+            <w:r/>
+            <w:r>
+              <w:rPr>
+                <w:rFonts w:ascii="宋体" w:hAnsi="宋体" w:eastAsia="宋体"/>
+                <w:b w:val="0"/>
+                <w:sz w:val="19"/>
+              </w:rPr>
+              <w:t>批次A 2,600股（客户希望保留的低成本仓位，需沟通确认）</w:t>
+            </w:r>
+          </w:p>
+        </w:tc>
+      </w:tr>
+      <w:tr>
+        <w:tc>
+          <w:tcPr>
+            <w:tcW w:type="dxa" w:w="1984"/>
+            <w:shd w:fill="F2F2F2"/>
+          </w:tcPr>
+          <w:p>
+            <w:r/>
+            <w:r>
+              <w:rPr>
+                <w:rFonts w:ascii="宋体" w:hAnsi="宋体" w:eastAsia="宋体"/>
+                <w:b w:val="0"/>
+                <w:sz w:val="19"/>
+              </w:rPr>
+              <w:t>卖出数量</w:t>
+            </w:r>
+          </w:p>
+        </w:tc>
+        <w:tc>
+          <w:tcPr>
+            <w:tcW w:type="dxa" w:w="7087"/>
+            <w:shd w:fill="F2F2F2"/>
+          </w:tcPr>
+          <w:p>
+            <w:pPr>
+              <w:jc w:val="center"/>
+            </w:pPr>
+            <w:r/>
+            <w:r>
+              <w:rPr>
+                <w:rFonts w:ascii="宋体" w:hAnsi="宋体" w:eastAsia="宋体"/>
+                <w:b w:val="0"/>
+                <w:sz w:val="19"/>
+              </w:rPr>
+              <w:t>2,600股</w:t>
+            </w:r>
+          </w:p>
+        </w:tc>
+      </w:tr>
+      <w:tr>
+        <w:tc>
+          <w:tcPr>
+            <w:tcW w:type="dxa" w:w="1984"/>
+          </w:tcPr>
+          <w:p>
+            <w:r/>
+            <w:r>
+              <w:rPr>
+                <w:rFonts w:ascii="宋体" w:hAnsi="宋体" w:eastAsia="宋体"/>
+                <w:b w:val="0"/>
+                <w:sz w:val="19"/>
+              </w:rPr>
+              <w:t>执行节奏</w:t>
+            </w:r>
+          </w:p>
+        </w:tc>
+        <w:tc>
+          <w:tcPr>
+            <w:tcW w:type="dxa" w:w="7087"/>
+          </w:tcPr>
+          <w:p>
+            <w:pPr>
+              <w:jc w:val="center"/>
+            </w:pPr>
+            <w:r/>
+            <w:r>
+              <w:rPr>
+                <w:rFonts w:ascii="宋体" w:hAnsi="宋体" w:eastAsia="宋体"/>
+                <w:b w:val="0"/>
+                <w:sz w:val="19"/>
+              </w:rPr>
+              <w:t>1个交易日内完成（≤6,000股）</w:t>
+            </w:r>
+          </w:p>
+        </w:tc>
+      </w:tr>
+      <w:tr>
+        <w:tc>
+          <w:tcPr>
+            <w:tcW w:type="dxa" w:w="1984"/>
+            <w:shd w:fill="F2F2F2"/>
+          </w:tcPr>
+          <w:p>
+            <w:r/>
+            <w:r>
+              <w:rPr>
+                <w:rFonts w:ascii="宋体" w:hAnsi="宋体" w:eastAsia="宋体"/>
+                <w:b w:val="0"/>
+                <w:sz w:val="19"/>
+              </w:rPr>
+              <w:t>预计毛收入</w:t>
+            </w:r>
+          </w:p>
+        </w:tc>
+        <w:tc>
+          <w:tcPr>
+            <w:tcW w:type="dxa" w:w="7087"/>
+            <w:shd w:fill="F2F2F2"/>
+          </w:tcPr>
+          <w:p>
+            <w:pPr>
+              <w:jc w:val="center"/>
+            </w:pPr>
+            <w:r/>
+            <w:r>
+              <w:rPr>
+                <w:rFonts w:ascii="宋体" w:hAnsi="宋体" w:eastAsia="宋体"/>
+                <w:b w:val="0"/>
+                <w:sz w:val="19"/>
+              </w:rPr>
+              <w:t>2,600 × 31.40 = 81,640元</w:t>
+            </w:r>
+          </w:p>
+        </w:tc>
+      </w:tr>
+      <w:tr>
+        <w:tc>
+          <w:tcPr>
+            <w:tcW w:type="dxa" w:w="1984"/>
+          </w:tcPr>
+          <w:p>
+            <w:r/>
+            <w:r>
+              <w:rPr>
+                <w:rFonts w:ascii="宋体" w:hAnsi="宋体" w:eastAsia="宋体"/>
+                <w:b w:val="0"/>
+                <w:sz w:val="19"/>
+              </w:rPr>
+              <w:t>预计交易费用</w:t>
+            </w:r>
+          </w:p>
+        </w:tc>
+        <w:tc>
+          <w:tcPr>
+            <w:tcW w:type="dxa" w:w="7087"/>
+          </w:tcPr>
+          <w:p>
+            <w:pPr>
+              <w:jc w:val="center"/>
+            </w:pPr>
+            <w:r/>
+            <w:r>
+              <w:rPr>
+                <w:rFonts w:ascii="宋体" w:hAnsi="宋体" w:eastAsia="宋体"/>
+                <w:b w:val="0"/>
+                <w:sz w:val="19"/>
+              </w:rPr>
+              <w:t>约65元</w:t>
+            </w:r>
+          </w:p>
+        </w:tc>
+      </w:tr>
+      <w:tr>
+        <w:tc>
+          <w:tcPr>
+            <w:tcW w:type="dxa" w:w="1984"/>
+            <w:shd w:fill="F2F2F2"/>
+          </w:tcPr>
+          <w:p>
+            <w:r/>
+            <w:r>
+              <w:rPr>
+                <w:rFonts w:ascii="宋体" w:hAnsi="宋体" w:eastAsia="宋体"/>
+                <w:b w:val="0"/>
+                <w:sz w:val="19"/>
+              </w:rPr>
+              <w:t>预计净收入</w:t>
+            </w:r>
+          </w:p>
+        </w:tc>
+        <w:tc>
+          <w:tcPr>
+            <w:tcW w:type="dxa" w:w="7087"/>
+            <w:shd w:fill="F2F2F2"/>
+          </w:tcPr>
+          <w:p>
+            <w:pPr>
+              <w:jc w:val="center"/>
+            </w:pPr>
+            <w:r/>
+            <w:r>
+              <w:rPr>
+                <w:rFonts w:ascii="宋体" w:hAnsi="宋体" w:eastAsia="宋体"/>
+                <w:b w:val="0"/>
+                <w:sz w:val="19"/>
+              </w:rPr>
+              <w:t>约81,575元</w:t>
+            </w:r>
+          </w:p>
+        </w:tc>
+      </w:tr>
+      <w:tr>
+        <w:tc>
+          <w:tcPr>
+            <w:tcW w:type="dxa" w:w="1984"/>
+          </w:tcPr>
+          <w:p>
+            <w:r/>
+            <w:r>
+              <w:rPr>
+                <w:rFonts w:ascii="宋体" w:hAnsi="宋体" w:eastAsia="宋体"/>
+                <w:b w:val="0"/>
+                <w:sz w:val="19"/>
+              </w:rPr>
+              <w:t>累计卖出</w:t>
+            </w:r>
+          </w:p>
+        </w:tc>
+        <w:tc>
+          <w:tcPr>
+            <w:tcW w:type="dxa" w:w="7087"/>
+          </w:tcPr>
+          <w:p>
+            <w:pPr>
+              <w:jc w:val="center"/>
+            </w:pPr>
+            <w:r/>
+            <w:r>
+              <w:rPr>
+                <w:rFonts w:ascii="宋体" w:hAnsi="宋体" w:eastAsia="宋体"/>
+                <w:b w:val="0"/>
+                <w:sz w:val="19"/>
+              </w:rPr>
+              <w:t>12,600股</w:t>
+            </w:r>
+          </w:p>
+        </w:tc>
+      </w:tr>
+      <w:tr>
+        <w:tc>
+          <w:tcPr>
+            <w:tcW w:type="dxa" w:w="1984"/>
+            <w:shd w:fill="F2F2F2"/>
+          </w:tcPr>
+          <w:p>
+            <w:r/>
+            <w:r>
+              <w:rPr>
+                <w:rFonts w:ascii="宋体" w:hAnsi="宋体" w:eastAsia="宋体"/>
+                <w:b w:val="0"/>
+                <w:sz w:val="19"/>
+              </w:rPr>
+              <w:t>累计净收入</w:t>
+            </w:r>
+          </w:p>
+        </w:tc>
+        <w:tc>
+          <w:tcPr>
+            <w:tcW w:type="dxa" w:w="7087"/>
+            <w:shd w:fill="F2F2F2"/>
+          </w:tcPr>
+          <w:p>
+            <w:pPr>
+              <w:jc w:val="center"/>
+            </w:pPr>
+            <w:r/>
+            <w:r>
+              <w:rPr>
+                <w:rFonts w:ascii="宋体" w:hAnsi="宋体" w:eastAsia="宋体"/>
+                <w:b w:val="0"/>
+                <w:sz w:val="19"/>
+              </w:rPr>
+              <w:t>约395,324元</w:t>
+            </w:r>
+          </w:p>
+        </w:tc>
+      </w:tr>
+      <w:tr>
+        <w:tc>
+          <w:tcPr>
+            <w:tcW w:type="dxa" w:w="1984"/>
+          </w:tcPr>
+          <w:p>
+            <w:r/>
+            <w:r>
+              <w:rPr>
+                <w:rFonts w:ascii="宋体" w:hAnsi="宋体" w:eastAsia="宋体"/>
+                <w:b w:val="0"/>
+                <w:sz w:val="19"/>
+              </w:rPr>
+              <w:t>支付两笔教育费后现金</w:t>
+            </w:r>
+          </w:p>
+        </w:tc>
+        <w:tc>
+          <w:tcPr>
+            <w:tcW w:type="dxa" w:w="7087"/>
+          </w:tcPr>
+          <w:p>
+            <w:pPr>
+              <w:jc w:val="center"/>
+            </w:pPr>
+            <w:r/>
+            <w:r>
+              <w:rPr>
+                <w:rFonts w:ascii="宋体" w:hAnsi="宋体" w:eastAsia="宋体"/>
+                <w:b w:val="0"/>
+                <w:sz w:val="19"/>
+              </w:rPr>
+              <w:t>150,000 + 395,324 - 220,000 = 325,324元（≥80,000 ✓）</w:t>
+            </w:r>
+          </w:p>
+        </w:tc>
+      </w:tr>
+      <w:tr>
+        <w:tc>
+          <w:tcPr>
+            <w:tcW w:type="dxa" w:w="1984"/>
+            <w:shd w:fill="F2F2F2"/>
+          </w:tcPr>
+          <w:p>
+            <w:r/>
+            <w:r>
+              <w:rPr>
+                <w:rFonts w:ascii="宋体" w:hAnsi="宋体" w:eastAsia="宋体"/>
+                <w:b w:val="0"/>
+                <w:sz w:val="19"/>
+              </w:rPr>
+              <w:t>剩余股数</w:t>
+            </w:r>
+          </w:p>
+        </w:tc>
+        <w:tc>
+          <w:tcPr>
+            <w:tcW w:type="dxa" w:w="7087"/>
+            <w:shd w:fill="F2F2F2"/>
+          </w:tcPr>
+          <w:p>
+            <w:pPr>
+              <w:jc w:val="center"/>
+            </w:pPr>
+            <w:r/>
+            <w:r>
+              <w:rPr>
+                <w:rFonts w:ascii="宋体" w:hAnsi="宋体" w:eastAsia="宋体"/>
+                <w:b w:val="0"/>
+                <w:sz w:val="19"/>
+              </w:rPr>
+              <w:t>15,400股（批次A保留9,400股 + 批次B质押6,000股）</w:t>
+            </w:r>
+          </w:p>
+        </w:tc>
+      </w:tr>
+      <w:tr>
+        <w:tc>
+          <w:tcPr>
+            <w:tcW w:type="dxa" w:w="1984"/>
+          </w:tcPr>
+          <w:p>
+            <w:r/>
+            <w:r>
+              <w:rPr>
+                <w:rFonts w:ascii="宋体" w:hAnsi="宋体" w:eastAsia="宋体"/>
+                <w:b w:val="0"/>
+                <w:sz w:val="19"/>
+              </w:rPr>
+              <w:t>剩余市值</w:t>
+            </w:r>
+          </w:p>
+        </w:tc>
+        <w:tc>
+          <w:tcPr>
+            <w:tcW w:type="dxa" w:w="7087"/>
+          </w:tcPr>
+          <w:p>
+            <w:pPr>
+              <w:jc w:val="center"/>
+            </w:pPr>
+            <w:r/>
+            <w:r>
+              <w:rPr>
+                <w:rFonts w:ascii="宋体" w:hAnsi="宋体" w:eastAsia="宋体"/>
+                <w:b w:val="0"/>
+                <w:sz w:val="19"/>
+              </w:rPr>
+              <w:t>15,400 × 31.40 = 483,560元</w:t>
+            </w:r>
+          </w:p>
+        </w:tc>
+      </w:tr>
+      <w:tr>
+        <w:tc>
+          <w:tcPr>
+            <w:tcW w:type="dxa" w:w="1984"/>
+            <w:shd w:fill="F2F2F2"/>
+          </w:tcPr>
+          <w:p>
+            <w:r/>
+            <w:r>
+              <w:rPr>
+                <w:rFonts w:ascii="宋体" w:hAnsi="宋体" w:eastAsia="宋体"/>
+                <w:b w:val="0"/>
+                <w:sz w:val="19"/>
+              </w:rPr>
+              <w:t>支付后总资产</w:t>
+            </w:r>
+          </w:p>
+        </w:tc>
+        <w:tc>
+          <w:tcPr>
+            <w:tcW w:type="dxa" w:w="7087"/>
+            <w:shd w:fill="F2F2F2"/>
+          </w:tcPr>
+          <w:p>
+            <w:pPr>
+              <w:jc w:val="center"/>
+            </w:pPr>
+            <w:r/>
+            <w:r>
+              <w:rPr>
+                <w:rFonts w:ascii="宋体" w:hAnsi="宋体" w:eastAsia="宋体"/>
+                <w:b w:val="0"/>
+                <w:sz w:val="19"/>
+              </w:rPr>
+              <w:t>483,560 + 325,324 = 808,884元</w:t>
+            </w:r>
+          </w:p>
+        </w:tc>
+      </w:tr>
+      <w:tr>
+        <w:tc>
+          <w:tcPr>
+            <w:tcW w:type="dxa" w:w="1984"/>
+          </w:tcPr>
+          <w:p>
+            <w:r/>
+            <w:r>
+              <w:rPr>
+                <w:rFonts w:ascii="宋体" w:hAnsi="宋体" w:eastAsia="宋体"/>
+                <w:b w:val="0"/>
+                <w:sz w:val="19"/>
+              </w:rPr>
+              <w:t>支付后集中度</w:t>
+            </w:r>
+          </w:p>
+        </w:tc>
+        <w:tc>
+          <w:tcPr>
+            <w:tcW w:type="dxa" w:w="7087"/>
+          </w:tcPr>
+          <w:p>
+            <w:pPr>
+              <w:jc w:val="center"/>
+            </w:pPr>
+            <w:r/>
+            <w:r>
+              <w:rPr>
+                <w:rFonts w:ascii="宋体" w:hAnsi="宋体" w:eastAsia="宋体"/>
+                <w:b w:val="0"/>
+                <w:sz w:val="19"/>
+              </w:rPr>
+              <w:t>483,560 / 808,884 = 59.78%（≤60% ✓）</w:t>
+            </w:r>
+          </w:p>
+        </w:tc>
+      </w:tr>
+    </w:tbl>
+    <w:p>
+      <w:pPr>
+        <w:pStyle w:val="Heading2"/>
+      </w:pPr>
+      <w:r>
+        <w:rPr>
+          <w:rFonts w:ascii="黑体" w:hAnsi="黑体" w:eastAsia="黑体"/>
+          <w:color w:val="000000"/>
+        </w:rPr>
+        <w:t>4.2 情景S02：收盘跌破29.80（跌破风险线）</w:t>
+      </w:r>
+    </w:p>
+    <w:tbl>
+      <w:tblPr>
+        <w:tblStyle w:val="TableGrid"/>
+        <w:tblW w:type="auto" w:w="0"/>
+        <w:jc w:val="center"/>
+        <w:tblLook w:firstColumn="1" w:firstRow="1" w:lastColumn="0" w:lastRow="0" w:noHBand="0" w:noVBand="1" w:val="04A0"/>
+      </w:tblPr>
+      <w:tblGrid>
+        <w:gridCol w:w="4323"/>
+        <w:gridCol w:w="4323"/>
+      </w:tblGrid>
+      <w:tr>
+        <w:tc>
+          <w:tcPr>
+            <w:tcW w:type="dxa" w:w="2268"/>
+            <w:shd w:fill="4472C4"/>
+          </w:tcPr>
+          <w:p>
+            <w:pPr>
+              <w:jc w:val="center"/>
+            </w:pPr>
+            <w:r/>
+            <w:r>
+              <w:rPr>
+                <w:rFonts w:ascii="宋体" w:hAnsi="宋体" w:eastAsia="宋体"/>
+                <w:b/>
+                <w:color w:val="FFFFFF"/>
+                <w:sz w:val="20"/>
+              </w:rPr>
+              <w:t>项目</w:t>
+            </w:r>
+          </w:p>
+        </w:tc>
+        <w:tc>
+          <w:tcPr>
+            <w:tcW w:type="dxa" w:w="6803"/>
+            <w:shd w:fill="4472C4"/>
+          </w:tcPr>
+          <w:p>
+            <w:pPr>
+              <w:jc w:val="center"/>
+            </w:pPr>
+            <w:r/>
+            <w:r>
+              <w:rPr>
+                <w:rFonts w:ascii="宋体" w:hAnsi="宋体" w:eastAsia="宋体"/>
+                <w:b/>
+                <w:color w:val="FFFFFF"/>
+                <w:sz w:val="20"/>
+              </w:rPr>
+              <w:t>内容</w:t>
+            </w:r>
+          </w:p>
+        </w:tc>
+      </w:tr>
+      <w:tr>
+        <w:tc>
+          <w:tcPr>
+            <w:tcW w:type="dxa" w:w="2268"/>
+          </w:tcPr>
+          <w:p>
+            <w:r/>
+            <w:r>
+              <w:rPr>
+                <w:rFonts w:ascii="宋体" w:hAnsi="宋体" w:eastAsia="宋体"/>
+                <w:b w:val="0"/>
+                <w:sz w:val="19"/>
+              </w:rPr>
+              <w:t>触发条件</w:t>
+            </w:r>
+          </w:p>
+        </w:tc>
+        <w:tc>
+          <w:tcPr>
+            <w:tcW w:type="dxa" w:w="6803"/>
+          </w:tcPr>
+          <w:p>
+            <w:pPr>
+              <w:jc w:val="center"/>
+            </w:pPr>
+            <w:r/>
+            <w:r>
+              <w:rPr>
+                <w:rFonts w:ascii="宋体" w:hAnsi="宋体" w:eastAsia="宋体"/>
+                <w:b w:val="0"/>
+                <w:sz w:val="19"/>
+              </w:rPr>
+              <w:t>收盘价跌破29.80元（前期支撑位）</w:t>
+            </w:r>
+          </w:p>
+        </w:tc>
+      </w:tr>
+      <w:tr>
+        <w:tc>
+          <w:tcPr>
+            <w:tcW w:type="dxa" w:w="2268"/>
+            <w:shd w:fill="F2F2F2"/>
+          </w:tcPr>
+          <w:p>
+            <w:r/>
+            <w:r>
+              <w:rPr>
+                <w:rFonts w:ascii="宋体" w:hAnsi="宋体" w:eastAsia="宋体"/>
+                <w:b w:val="0"/>
+                <w:sz w:val="19"/>
+              </w:rPr>
+              <w:t>参考价格</w:t>
+            </w:r>
+          </w:p>
+        </w:tc>
+        <w:tc>
+          <w:tcPr>
+            <w:tcW w:type="dxa" w:w="6803"/>
+            <w:shd w:fill="F2F2F2"/>
+          </w:tcPr>
+          <w:p>
+            <w:pPr>
+              <w:jc w:val="center"/>
+            </w:pPr>
+            <w:r/>
+            <w:r>
+              <w:rPr>
+                <w:rFonts w:ascii="宋体" w:hAnsi="宋体" w:eastAsia="宋体"/>
+                <w:b w:val="0"/>
+                <w:sz w:val="19"/>
+              </w:rPr>
+              <w:t>29.20元</w:t>
+            </w:r>
+          </w:p>
+        </w:tc>
+      </w:tr>
+      <w:tr>
+        <w:tc>
+          <w:tcPr>
+            <w:tcW w:type="dxa" w:w="2268"/>
+          </w:tcPr>
+          <w:p>
+            <w:r/>
+            <w:r>
+              <w:rPr>
+                <w:rFonts w:ascii="宋体" w:hAnsi="宋体" w:eastAsia="宋体"/>
+                <w:b w:val="0"/>
+                <w:sz w:val="19"/>
+              </w:rPr>
+              <w:t>日均可成交量估计</w:t>
+            </w:r>
+          </w:p>
+        </w:tc>
+        <w:tc>
+          <w:tcPr>
+            <w:tcW w:type="dxa" w:w="6803"/>
+          </w:tcPr>
+          <w:p>
+            <w:pPr>
+              <w:jc w:val="center"/>
+            </w:pPr>
+            <w:r/>
+            <w:r>
+              <w:rPr>
+                <w:rFonts w:ascii="宋体" w:hAnsi="宋体" w:eastAsia="宋体"/>
+                <w:b w:val="0"/>
+                <w:sz w:val="19"/>
+              </w:rPr>
+              <w:t>4,000股（波动放大、成交假设降低）</w:t>
+            </w:r>
+          </w:p>
+        </w:tc>
+      </w:tr>
+      <w:tr>
+        <w:tc>
+          <w:tcPr>
+            <w:tcW w:type="dxa" w:w="2268"/>
+            <w:shd w:fill="F2F2F2"/>
+          </w:tcPr>
+          <w:p>
+            <w:r/>
+            <w:r>
+              <w:rPr>
+                <w:rFonts w:ascii="宋体" w:hAnsi="宋体" w:eastAsia="宋体"/>
+                <w:b w:val="0"/>
+                <w:sz w:val="19"/>
+              </w:rPr>
+              <w:t>客户单日卖出上限</w:t>
+            </w:r>
+          </w:p>
+        </w:tc>
+        <w:tc>
+          <w:tcPr>
+            <w:tcW w:type="dxa" w:w="6803"/>
+            <w:shd w:fill="F2F2F2"/>
+          </w:tcPr>
+          <w:p>
+            <w:pPr>
+              <w:jc w:val="center"/>
+            </w:pPr>
+            <w:r/>
+            <w:r>
+              <w:rPr>
+                <w:rFonts w:ascii="宋体" w:hAnsi="宋体" w:eastAsia="宋体"/>
+                <w:b w:val="0"/>
+                <w:sz w:val="19"/>
+              </w:rPr>
+              <w:t>6,000股（实际受日均可成交4,000股限制）</w:t>
+            </w:r>
+          </w:p>
+        </w:tc>
+      </w:tr>
+      <w:tr>
+        <w:tc>
+          <w:tcPr>
+            <w:tcW w:type="dxa" w:w="2268"/>
+          </w:tcPr>
+          <w:p>
+            <w:r/>
+            <w:r>
+              <w:rPr>
+                <w:rFonts w:ascii="宋体" w:hAnsi="宋体" w:eastAsia="宋体"/>
+                <w:b w:val="0"/>
+                <w:sz w:val="19"/>
+              </w:rPr>
+              <w:t>是否保证成交</w:t>
+            </w:r>
+          </w:p>
+        </w:tc>
+        <w:tc>
+          <w:tcPr>
+            <w:tcW w:type="dxa" w:w="6803"/>
+          </w:tcPr>
+          <w:p>
+            <w:pPr>
+              <w:jc w:val="center"/>
+            </w:pPr>
+            <w:r/>
+            <w:r>
+              <w:rPr>
+                <w:rFonts w:ascii="宋体" w:hAnsi="宋体" w:eastAsia="宋体"/>
+                <w:b w:val="0"/>
+                <w:sz w:val="19"/>
+              </w:rPr>
+              <w:t>否</w:t>
+            </w:r>
+          </w:p>
+        </w:tc>
+      </w:tr>
+    </w:tbl>
+    <w:tbl>
+      <w:tblPr>
+        <w:tblStyle w:val="TableGrid"/>
+        <w:tblW w:type="auto" w:w="0"/>
+        <w:jc w:val="center"/>
+        <w:tblLook w:firstColumn="1" w:firstRow="1" w:lastColumn="0" w:lastRow="0" w:noHBand="0" w:noVBand="1" w:val="04A0"/>
+      </w:tblPr>
+      <w:tblGrid>
+        <w:gridCol w:w="4323"/>
+        <w:gridCol w:w="4323"/>
+      </w:tblGrid>
+      <w:tr>
+        <w:tc>
+          <w:tcPr>
+            <w:tcW w:type="dxa" w:w="1984"/>
+            <w:shd w:fill="4472C4"/>
+          </w:tcPr>
+          <w:p>
+            <w:pPr>
+              <w:jc w:val="center"/>
+            </w:pPr>
+            <w:r/>
+            <w:r>
+              <w:rPr>
+                <w:rFonts w:ascii="宋体" w:hAnsi="宋体" w:eastAsia="宋体"/>
+                <w:b/>
+                <w:color w:val="FFFFFF"/>
+                <w:sz w:val="20"/>
+              </w:rPr>
+              <w:t>执行项</w:t>
+            </w:r>
+          </w:p>
+        </w:tc>
+        <w:tc>
+          <w:tcPr>
+            <w:tcW w:type="dxa" w:w="7087"/>
+            <w:shd w:fill="4472C4"/>
+          </w:tcPr>
+          <w:p>
+            <w:pPr>
+              <w:jc w:val="center"/>
+            </w:pPr>
+            <w:r/>
+            <w:r>
+              <w:rPr>
+                <w:rFonts w:ascii="宋体" w:hAnsi="宋体" w:eastAsia="宋体"/>
+                <w:b/>
+                <w:color w:val="FFFFFF"/>
+                <w:sz w:val="20"/>
+              </w:rPr>
+              <w:t>详情</w:t>
+            </w:r>
+          </w:p>
+        </w:tc>
+      </w:tr>
+      <w:tr>
+        <w:tc>
+          <w:tcPr>
+            <w:tcW w:type="dxa" w:w="1984"/>
+          </w:tcPr>
+          <w:p>
+            <w:r/>
+            <w:r>
+              <w:rPr>
+                <w:rFonts w:ascii="宋体" w:hAnsi="宋体" w:eastAsia="宋体"/>
+                <w:b w:val="0"/>
+                <w:sz w:val="19"/>
+              </w:rPr>
+              <w:t>处理原则</w:t>
+            </w:r>
+          </w:p>
+        </w:tc>
+        <w:tc>
+          <w:tcPr>
+            <w:tcW w:type="dxa" w:w="7087"/>
+          </w:tcPr>
+          <w:p>
+            <w:pPr>
+              <w:jc w:val="center"/>
+            </w:pPr>
+            <w:r/>
+            <w:r>
+              <w:rPr>
+                <w:rFonts w:ascii="宋体" w:hAnsi="宋体" w:eastAsia="宋体"/>
+                <w:b w:val="0"/>
+                <w:sz w:val="19"/>
+              </w:rPr>
+              <w:t>价格跌破支撑位后波动可能放大，应加快减持节奏，避免集中度进一步恶化</w:t>
+            </w:r>
+          </w:p>
+        </w:tc>
+      </w:tr>
+      <w:tr>
+        <w:tc>
+          <w:tcPr>
+            <w:tcW w:type="dxa" w:w="1984"/>
+            <w:shd w:fill="F2F2F2"/>
+          </w:tcPr>
+          <w:p>
+            <w:r/>
+            <w:r>
+              <w:rPr>
+                <w:rFonts w:ascii="宋体" w:hAnsi="宋体" w:eastAsia="宋体"/>
+                <w:b w:val="0"/>
+                <w:sz w:val="19"/>
+              </w:rPr>
+              <w:t>需卖出总数</w:t>
+            </w:r>
+          </w:p>
+        </w:tc>
+        <w:tc>
+          <w:tcPr>
+            <w:tcW w:type="dxa" w:w="7087"/>
+            <w:shd w:fill="F2F2F2"/>
+          </w:tcPr>
+          <w:p>
+            <w:pPr>
+              <w:jc w:val="center"/>
+            </w:pPr>
+            <w:r/>
+            <w:r>
+              <w:rPr>
+                <w:rFonts w:ascii="宋体" w:hAnsi="宋体" w:eastAsia="宋体"/>
+                <w:b w:val="0"/>
+                <w:sz w:val="19"/>
+              </w:rPr>
+              <w:t>约12,700股（支付后满足60%集中度）</w:t>
+            </w:r>
+          </w:p>
+        </w:tc>
+      </w:tr>
+      <w:tr>
+        <w:tc>
+          <w:tcPr>
+            <w:tcW w:type="dxa" w:w="1984"/>
+          </w:tcPr>
+          <w:p>
+            <w:r/>
+            <w:r>
+              <w:rPr>
+                <w:rFonts w:ascii="宋体" w:hAnsi="宋体" w:eastAsia="宋体"/>
+                <w:b w:val="0"/>
+                <w:sz w:val="19"/>
+              </w:rPr>
+              <w:t>卖出结构</w:t>
+            </w:r>
+          </w:p>
+        </w:tc>
+        <w:tc>
+          <w:tcPr>
+            <w:tcW w:type="dxa" w:w="7087"/>
+          </w:tcPr>
+          <w:p>
+            <w:pPr>
+              <w:jc w:val="center"/>
+            </w:pPr>
+            <w:r/>
+            <w:r>
+              <w:rPr>
+                <w:rFonts w:ascii="宋体" w:hAnsi="宋体" w:eastAsia="宋体"/>
+                <w:b w:val="0"/>
+                <w:sz w:val="19"/>
+              </w:rPr>
+              <w:t>非A批次10,000股 + 批次A 2,700股</w:t>
+            </w:r>
+          </w:p>
+        </w:tc>
+      </w:tr>
+      <w:tr>
+        <w:tc>
+          <w:tcPr>
+            <w:tcW w:type="dxa" w:w="1984"/>
+            <w:shd w:fill="F2F2F2"/>
+          </w:tcPr>
+          <w:p>
+            <w:r/>
+            <w:r>
+              <w:rPr>
+                <w:rFonts w:ascii="宋体" w:hAnsi="宋体" w:eastAsia="宋体"/>
+                <w:b w:val="0"/>
+                <w:sz w:val="19"/>
+              </w:rPr>
+              <w:t>批次A保留</w:t>
+            </w:r>
+          </w:p>
+        </w:tc>
+        <w:tc>
+          <w:tcPr>
+            <w:tcW w:type="dxa" w:w="7087"/>
+            <w:shd w:fill="F2F2F2"/>
+          </w:tcPr>
+          <w:p>
+            <w:pPr>
+              <w:jc w:val="center"/>
+            </w:pPr>
+            <w:r/>
+            <w:r>
+              <w:rPr>
+                <w:rFonts w:ascii="宋体" w:hAnsi="宋体" w:eastAsia="宋体"/>
+                <w:b w:val="0"/>
+                <w:sz w:val="19"/>
+              </w:rPr>
+              <w:t>9,300股</w:t>
+            </w:r>
+          </w:p>
+        </w:tc>
+      </w:tr>
+      <w:tr>
+        <w:tc>
+          <w:tcPr>
+            <w:tcW w:type="dxa" w:w="1984"/>
+          </w:tcPr>
+          <w:p>
+            <w:r/>
+            <w:r>
+              <w:rPr>
+                <w:rFonts w:ascii="宋体" w:hAnsi="宋体" w:eastAsia="宋体"/>
+                <w:b w:val="0"/>
+                <w:sz w:val="19"/>
+              </w:rPr>
+              <w:t>执行节奏</w:t>
+            </w:r>
+          </w:p>
+        </w:tc>
+        <w:tc>
+          <w:tcPr>
+            <w:tcW w:type="dxa" w:w="7087"/>
+          </w:tcPr>
+          <w:p>
+            <w:pPr>
+              <w:jc w:val="center"/>
+            </w:pPr>
+            <w:r/>
+            <w:r>
+              <w:rPr>
+                <w:rFonts w:ascii="宋体" w:hAnsi="宋体" w:eastAsia="宋体"/>
+                <w:b w:val="0"/>
+                <w:sz w:val="19"/>
+              </w:rPr>
+              <w:t>受日均可成交4,000股限制，需约4个交易日；建议在接近29.80元时提前启动阶段一卖出</w:t>
+            </w:r>
+          </w:p>
+        </w:tc>
+      </w:tr>
+      <w:tr>
+        <w:tc>
+          <w:tcPr>
+            <w:tcW w:type="dxa" w:w="1984"/>
+            <w:shd w:fill="F2F2F2"/>
+          </w:tcPr>
+          <w:p>
+            <w:r/>
+            <w:r>
+              <w:rPr>
+                <w:rFonts w:ascii="宋体" w:hAnsi="宋体" w:eastAsia="宋体"/>
+                <w:b w:val="0"/>
+                <w:sz w:val="19"/>
+              </w:rPr>
+              <w:t>预计净收入</w:t>
+            </w:r>
+          </w:p>
+        </w:tc>
+        <w:tc>
+          <w:tcPr>
+            <w:tcW w:type="dxa" w:w="7087"/>
+            <w:shd w:fill="F2F2F2"/>
+          </w:tcPr>
+          <w:p>
+            <w:pPr>
+              <w:jc w:val="center"/>
+            </w:pPr>
+            <w:r/>
+            <w:r>
+              <w:rPr>
+                <w:rFonts w:ascii="宋体" w:hAnsi="宋体" w:eastAsia="宋体"/>
+                <w:b w:val="0"/>
+                <w:sz w:val="19"/>
+              </w:rPr>
+              <w:t>约370,543元</w:t>
+            </w:r>
+          </w:p>
+        </w:tc>
+      </w:tr>
+      <w:tr>
+        <w:tc>
+          <w:tcPr>
+            <w:tcW w:type="dxa" w:w="1984"/>
+          </w:tcPr>
+          <w:p>
+            <w:r/>
+            <w:r>
+              <w:rPr>
+                <w:rFonts w:ascii="宋体" w:hAnsi="宋体" w:eastAsia="宋体"/>
+                <w:b w:val="0"/>
+                <w:sz w:val="19"/>
+              </w:rPr>
+              <w:t>支付后现金</w:t>
+            </w:r>
+          </w:p>
+        </w:tc>
+        <w:tc>
+          <w:tcPr>
+            <w:tcW w:type="dxa" w:w="7087"/>
+          </w:tcPr>
+          <w:p>
+            <w:pPr>
+              <w:jc w:val="center"/>
+            </w:pPr>
+            <w:r/>
+            <w:r>
+              <w:rPr>
+                <w:rFonts w:ascii="宋体" w:hAnsi="宋体" w:eastAsia="宋体"/>
+                <w:b w:val="0"/>
+                <w:sz w:val="19"/>
+              </w:rPr>
+              <w:t>约300,543元（≥80,000 ✓）</w:t>
+            </w:r>
+          </w:p>
+        </w:tc>
+      </w:tr>
+      <w:tr>
+        <w:tc>
+          <w:tcPr>
+            <w:tcW w:type="dxa" w:w="1984"/>
+            <w:shd w:fill="F2F2F2"/>
+          </w:tcPr>
+          <w:p>
+            <w:r/>
+            <w:r>
+              <w:rPr>
+                <w:rFonts w:ascii="宋体" w:hAnsi="宋体" w:eastAsia="宋体"/>
+                <w:b w:val="0"/>
+                <w:sz w:val="19"/>
+              </w:rPr>
+              <w:t>剩余股数</w:t>
+            </w:r>
+          </w:p>
+        </w:tc>
+        <w:tc>
+          <w:tcPr>
+            <w:tcW w:type="dxa" w:w="7087"/>
+            <w:shd w:fill="F2F2F2"/>
+          </w:tcPr>
+          <w:p>
+            <w:pPr>
+              <w:jc w:val="center"/>
+            </w:pPr>
+            <w:r/>
+            <w:r>
+              <w:rPr>
+                <w:rFonts w:ascii="宋体" w:hAnsi="宋体" w:eastAsia="宋体"/>
+                <w:b w:val="0"/>
+                <w:sz w:val="19"/>
+              </w:rPr>
+              <w:t>15,300股</w:t>
+            </w:r>
+          </w:p>
+        </w:tc>
+      </w:tr>
+      <w:tr>
+        <w:tc>
+          <w:tcPr>
+            <w:tcW w:type="dxa" w:w="1984"/>
+          </w:tcPr>
+          <w:p>
+            <w:r/>
+            <w:r>
+              <w:rPr>
+                <w:rFonts w:ascii="宋体" w:hAnsi="宋体" w:eastAsia="宋体"/>
+                <w:b w:val="0"/>
+                <w:sz w:val="19"/>
+              </w:rPr>
+              <w:t>支付后市值</w:t>
+            </w:r>
+          </w:p>
+        </w:tc>
+        <w:tc>
+          <w:tcPr>
+            <w:tcW w:type="dxa" w:w="7087"/>
+          </w:tcPr>
+          <w:p>
+            <w:pPr>
+              <w:jc w:val="center"/>
+            </w:pPr>
+            <w:r/>
+            <w:r>
+              <w:rPr>
+                <w:rFonts w:ascii="宋体" w:hAnsi="宋体" w:eastAsia="宋体"/>
+                <w:b w:val="0"/>
+                <w:sz w:val="19"/>
+              </w:rPr>
+              <w:t>15,300 × 29.20 = 446,760元</w:t>
+            </w:r>
+          </w:p>
+        </w:tc>
+      </w:tr>
+      <w:tr>
+        <w:tc>
+          <w:tcPr>
+            <w:tcW w:type="dxa" w:w="1984"/>
+            <w:shd w:fill="F2F2F2"/>
+          </w:tcPr>
+          <w:p>
+            <w:r/>
+            <w:r>
+              <w:rPr>
+                <w:rFonts w:ascii="宋体" w:hAnsi="宋体" w:eastAsia="宋体"/>
+                <w:b w:val="0"/>
+                <w:sz w:val="19"/>
+              </w:rPr>
+              <w:t>支付后总资产</w:t>
+            </w:r>
+          </w:p>
+        </w:tc>
+        <w:tc>
+          <w:tcPr>
+            <w:tcW w:type="dxa" w:w="7087"/>
+            <w:shd w:fill="F2F2F2"/>
+          </w:tcPr>
+          <w:p>
+            <w:pPr>
+              <w:jc w:val="center"/>
+            </w:pPr>
+            <w:r/>
+            <w:r>
+              <w:rPr>
+                <w:rFonts w:ascii="宋体" w:hAnsi="宋体" w:eastAsia="宋体"/>
+                <w:b w:val="0"/>
+                <w:sz w:val="19"/>
+              </w:rPr>
+              <w:t>约747,303元</w:t>
+            </w:r>
+          </w:p>
+        </w:tc>
+      </w:tr>
+      <w:tr>
+        <w:tc>
+          <w:tcPr>
+            <w:tcW w:type="dxa" w:w="1984"/>
+          </w:tcPr>
+          <w:p>
+            <w:r/>
+            <w:r>
+              <w:rPr>
+                <w:rFonts w:ascii="宋体" w:hAnsi="宋体" w:eastAsia="宋体"/>
+                <w:b w:val="0"/>
+                <w:sz w:val="19"/>
+              </w:rPr>
+              <w:t>支付后集中度</w:t>
+            </w:r>
+          </w:p>
+        </w:tc>
+        <w:tc>
+          <w:tcPr>
+            <w:tcW w:type="dxa" w:w="7087"/>
+          </w:tcPr>
+          <w:p>
+            <w:pPr>
+              <w:jc w:val="center"/>
+            </w:pPr>
+            <w:r/>
+            <w:r>
+              <w:rPr>
+                <w:rFonts w:ascii="宋体" w:hAnsi="宋体" w:eastAsia="宋体"/>
+                <w:b w:val="0"/>
+                <w:sz w:val="19"/>
+              </w:rPr>
+              <w:t>约59.78%（≤60% ✓）</w:t>
+            </w:r>
+          </w:p>
+        </w:tc>
+      </w:tr>
+    </w:tbl>
+    <w:p>
+      <w:pPr>
+        <w:spacing w:after="120" w:line="360" w:lineRule="auto"/>
+        <w:ind w:firstLine="420"/>
+      </w:pPr>
+      <w:r>
+        <w:rPr>
+          <w:rFonts w:ascii="宋体" w:hAnsi="宋体" w:eastAsia="宋体"/>
           <w:b w:val="0"/>
-          <w:sz w:val="21"/>
+          <w:sz w:val="19"/>
         </w:rPr>
-        <w:t>S03 回升：价格触及 34 元附近，最贴合客户“回到 34 再卖”的偏好，可优先卖出批次C（成本 34.10 元，接近盈亏平衡），尽量不动批次A；单日仍受客户 6,000 股上限约束。</w:t>
+        <w:t>风险提示：此情景下价格下跌导致市值缩水，需卖出更多股份；同时日均可成交量下降，执行难度增加。若跌破29.80后继续下行至27.50元以下，将触发更严格的40%集中度要求（见S04）。</w:t>
       </w:r>
     </w:p>
     <w:p>
       <w:pPr>
-        <w:pStyle w:val="ListBullet"/>
-        <w:spacing w:after="40"/>
+        <w:pStyle w:val="Heading2"/>
       </w:pPr>
       <w:r>
         <w:rPr>
-          <w:rFonts w:ascii="Calibri" w:hAnsi="Calibri" w:eastAsia="宋体"/>
+          <w:rFonts w:ascii="黑体" w:hAnsi="黑体" w:eastAsia="黑体"/>
+          <w:color w:val="000000"/>
+        </w:rPr>
+        <w:t>4.3 情景S03：收盘达到或高于33.60（价格回升）</w:t>
+      </w:r>
+    </w:p>
+    <w:tbl>
+      <w:tblPr>
+        <w:tblStyle w:val="TableGrid"/>
+        <w:tblW w:type="auto" w:w="0"/>
+        <w:jc w:val="center"/>
+        <w:tblLook w:firstColumn="1" w:firstRow="1" w:lastColumn="0" w:lastRow="0" w:noHBand="0" w:noVBand="1" w:val="04A0"/>
+      </w:tblPr>
+      <w:tblGrid>
+        <w:gridCol w:w="4323"/>
+        <w:gridCol w:w="4323"/>
+      </w:tblGrid>
+      <w:tr>
+        <w:tc>
+          <w:tcPr>
+            <w:tcW w:type="dxa" w:w="2268"/>
+            <w:shd w:fill="4472C4"/>
+          </w:tcPr>
+          <w:p>
+            <w:pPr>
+              <w:jc w:val="center"/>
+            </w:pPr>
+            <w:r/>
+            <w:r>
+              <w:rPr>
+                <w:rFonts w:ascii="宋体" w:hAnsi="宋体" w:eastAsia="宋体"/>
+                <w:b/>
+                <w:color w:val="FFFFFF"/>
+                <w:sz w:val="20"/>
+              </w:rPr>
+              <w:t>项目</w:t>
+            </w:r>
+          </w:p>
+        </w:tc>
+        <w:tc>
+          <w:tcPr>
+            <w:tcW w:type="dxa" w:w="6803"/>
+            <w:shd w:fill="4472C4"/>
+          </w:tcPr>
+          <w:p>
+            <w:pPr>
+              <w:jc w:val="center"/>
+            </w:pPr>
+            <w:r/>
+            <w:r>
+              <w:rPr>
+                <w:rFonts w:ascii="宋体" w:hAnsi="宋体" w:eastAsia="宋体"/>
+                <w:b/>
+                <w:color w:val="FFFFFF"/>
+                <w:sz w:val="20"/>
+              </w:rPr>
+              <w:t>内容</w:t>
+            </w:r>
+          </w:p>
+        </w:tc>
+      </w:tr>
+      <w:tr>
+        <w:tc>
+          <w:tcPr>
+            <w:tcW w:type="dxa" w:w="2268"/>
+          </w:tcPr>
+          <w:p>
+            <w:r/>
+            <w:r>
+              <w:rPr>
+                <w:rFonts w:ascii="宋体" w:hAnsi="宋体" w:eastAsia="宋体"/>
+                <w:b w:val="0"/>
+                <w:sz w:val="19"/>
+              </w:rPr>
+              <w:t>触发条件</w:t>
+            </w:r>
+          </w:p>
+        </w:tc>
+        <w:tc>
+          <w:tcPr>
+            <w:tcW w:type="dxa" w:w="6803"/>
+          </w:tcPr>
+          <w:p>
+            <w:pPr>
+              <w:jc w:val="center"/>
+            </w:pPr>
+            <w:r/>
+            <w:r>
+              <w:rPr>
+                <w:rFonts w:ascii="宋体" w:hAnsi="宋体" w:eastAsia="宋体"/>
+                <w:b w:val="0"/>
+                <w:sz w:val="19"/>
+              </w:rPr>
+              <w:t>收盘价达到或高于33.60元（前期压力位）</w:t>
+            </w:r>
+          </w:p>
+        </w:tc>
+      </w:tr>
+      <w:tr>
+        <w:tc>
+          <w:tcPr>
+            <w:tcW w:type="dxa" w:w="2268"/>
+            <w:shd w:fill="F2F2F2"/>
+          </w:tcPr>
+          <w:p>
+            <w:r/>
+            <w:r>
+              <w:rPr>
+                <w:rFonts w:ascii="宋体" w:hAnsi="宋体" w:eastAsia="宋体"/>
+                <w:b w:val="0"/>
+                <w:sz w:val="19"/>
+              </w:rPr>
+              <w:t>参考价格</w:t>
+            </w:r>
+          </w:p>
+        </w:tc>
+        <w:tc>
+          <w:tcPr>
+            <w:tcW w:type="dxa" w:w="6803"/>
+            <w:shd w:fill="F2F2F2"/>
+          </w:tcPr>
+          <w:p>
+            <w:pPr>
+              <w:jc w:val="center"/>
+            </w:pPr>
+            <w:r/>
+            <w:r>
+              <w:rPr>
+                <w:rFonts w:ascii="宋体" w:hAnsi="宋体" w:eastAsia="宋体"/>
+                <w:b w:val="0"/>
+                <w:sz w:val="19"/>
+              </w:rPr>
+              <w:t>34.00元</w:t>
+            </w:r>
+          </w:p>
+        </w:tc>
+      </w:tr>
+      <w:tr>
+        <w:tc>
+          <w:tcPr>
+            <w:tcW w:type="dxa" w:w="2268"/>
+          </w:tcPr>
+          <w:p>
+            <w:r/>
+            <w:r>
+              <w:rPr>
+                <w:rFonts w:ascii="宋体" w:hAnsi="宋体" w:eastAsia="宋体"/>
+                <w:b w:val="0"/>
+                <w:sz w:val="19"/>
+              </w:rPr>
+              <w:t>日均可成交量估计</w:t>
+            </w:r>
+          </w:p>
+        </w:tc>
+        <w:tc>
+          <w:tcPr>
+            <w:tcW w:type="dxa" w:w="6803"/>
+          </w:tcPr>
+          <w:p>
+            <w:pPr>
+              <w:jc w:val="center"/>
+            </w:pPr>
+            <w:r/>
+            <w:r>
+              <w:rPr>
+                <w:rFonts w:ascii="宋体" w:hAnsi="宋体" w:eastAsia="宋体"/>
+                <w:b w:val="0"/>
+                <w:sz w:val="19"/>
+              </w:rPr>
+              <w:t>8,000股（放量日的保守比例）</w:t>
+            </w:r>
+          </w:p>
+        </w:tc>
+      </w:tr>
+      <w:tr>
+        <w:tc>
+          <w:tcPr>
+            <w:tcW w:type="dxa" w:w="2268"/>
+            <w:shd w:fill="F2F2F2"/>
+          </w:tcPr>
+          <w:p>
+            <w:r/>
+            <w:r>
+              <w:rPr>
+                <w:rFonts w:ascii="宋体" w:hAnsi="宋体" w:eastAsia="宋体"/>
+                <w:b w:val="0"/>
+                <w:sz w:val="19"/>
+              </w:rPr>
+              <w:t>客户单日卖出上限</w:t>
+            </w:r>
+          </w:p>
+        </w:tc>
+        <w:tc>
+          <w:tcPr>
+            <w:tcW w:type="dxa" w:w="6803"/>
+            <w:shd w:fill="F2F2F2"/>
+          </w:tcPr>
+          <w:p>
+            <w:pPr>
+              <w:jc w:val="center"/>
+            </w:pPr>
+            <w:r/>
+            <w:r>
+              <w:rPr>
+                <w:rFonts w:ascii="宋体" w:hAnsi="宋体" w:eastAsia="宋体"/>
+                <w:b w:val="0"/>
+                <w:sz w:val="19"/>
+              </w:rPr>
+              <w:t>6,000股（实际受客户限制，低于日均可成交）</w:t>
+            </w:r>
+          </w:p>
+        </w:tc>
+      </w:tr>
+      <w:tr>
+        <w:tc>
+          <w:tcPr>
+            <w:tcW w:type="dxa" w:w="2268"/>
+          </w:tcPr>
+          <w:p>
+            <w:r/>
+            <w:r>
+              <w:rPr>
+                <w:rFonts w:ascii="宋体" w:hAnsi="宋体" w:eastAsia="宋体"/>
+                <w:b w:val="0"/>
+                <w:sz w:val="19"/>
+              </w:rPr>
+              <w:t>是否保证成交</w:t>
+            </w:r>
+          </w:p>
+        </w:tc>
+        <w:tc>
+          <w:tcPr>
+            <w:tcW w:type="dxa" w:w="6803"/>
+          </w:tcPr>
+          <w:p>
+            <w:pPr>
+              <w:jc w:val="center"/>
+            </w:pPr>
+            <w:r/>
+            <w:r>
+              <w:rPr>
+                <w:rFonts w:ascii="宋体" w:hAnsi="宋体" w:eastAsia="宋体"/>
+                <w:b w:val="0"/>
+                <w:sz w:val="19"/>
+              </w:rPr>
+              <w:t>否</w:t>
+            </w:r>
+          </w:p>
+        </w:tc>
+      </w:tr>
+    </w:tbl>
+    <w:tbl>
+      <w:tblPr>
+        <w:tblStyle w:val="TableGrid"/>
+        <w:tblW w:type="auto" w:w="0"/>
+        <w:jc w:val="center"/>
+        <w:tblLook w:firstColumn="1" w:firstRow="1" w:lastColumn="0" w:lastRow="0" w:noHBand="0" w:noVBand="1" w:val="04A0"/>
+      </w:tblPr>
+      <w:tblGrid>
+        <w:gridCol w:w="4323"/>
+        <w:gridCol w:w="4323"/>
+      </w:tblGrid>
+      <w:tr>
+        <w:tc>
+          <w:tcPr>
+            <w:tcW w:type="dxa" w:w="1984"/>
+            <w:shd w:fill="4472C4"/>
+          </w:tcPr>
+          <w:p>
+            <w:pPr>
+              <w:jc w:val="center"/>
+            </w:pPr>
+            <w:r/>
+            <w:r>
+              <w:rPr>
+                <w:rFonts w:ascii="宋体" w:hAnsi="宋体" w:eastAsia="宋体"/>
+                <w:b/>
+                <w:color w:val="FFFFFF"/>
+                <w:sz w:val="20"/>
+              </w:rPr>
+              <w:t>执行项</w:t>
+            </w:r>
+          </w:p>
+        </w:tc>
+        <w:tc>
+          <w:tcPr>
+            <w:tcW w:type="dxa" w:w="7087"/>
+            <w:shd w:fill="4472C4"/>
+          </w:tcPr>
+          <w:p>
+            <w:pPr>
+              <w:jc w:val="center"/>
+            </w:pPr>
+            <w:r/>
+            <w:r>
+              <w:rPr>
+                <w:rFonts w:ascii="宋体" w:hAnsi="宋体" w:eastAsia="宋体"/>
+                <w:b/>
+                <w:color w:val="FFFFFF"/>
+                <w:sz w:val="20"/>
+              </w:rPr>
+              <w:t>详情</w:t>
+            </w:r>
+          </w:p>
+        </w:tc>
+      </w:tr>
+      <w:tr>
+        <w:tc>
+          <w:tcPr>
+            <w:tcW w:type="dxa" w:w="1984"/>
+          </w:tcPr>
+          <w:p>
+            <w:r/>
+            <w:r>
+              <w:rPr>
+                <w:rFonts w:ascii="宋体" w:hAnsi="宋体" w:eastAsia="宋体"/>
+                <w:b w:val="0"/>
+                <w:sz w:val="19"/>
+              </w:rPr>
+              <w:t>处理原则</w:t>
+            </w:r>
+          </w:p>
+        </w:tc>
+        <w:tc>
+          <w:tcPr>
+            <w:tcW w:type="dxa" w:w="7087"/>
+          </w:tcPr>
+          <w:p>
+            <w:pPr>
+              <w:jc w:val="center"/>
+            </w:pPr>
+            <w:r/>
+            <w:r>
+              <w:rPr>
+                <w:rFonts w:ascii="宋体" w:hAnsi="宋体" w:eastAsia="宋体"/>
+                <w:b w:val="0"/>
+                <w:sz w:val="19"/>
+              </w:rPr>
+              <w:t>价格达到客户"34元"心理价位，客户卖出意愿可能增强；这是相对最优的卖出窗口，价格较高且流动性较好</w:t>
+            </w:r>
+          </w:p>
+        </w:tc>
+      </w:tr>
+      <w:tr>
+        <w:tc>
+          <w:tcPr>
+            <w:tcW w:type="dxa" w:w="1984"/>
+            <w:shd w:fill="F2F2F2"/>
+          </w:tcPr>
+          <w:p>
+            <w:r/>
+            <w:r>
+              <w:rPr>
+                <w:rFonts w:ascii="宋体" w:hAnsi="宋体" w:eastAsia="宋体"/>
+                <w:b w:val="0"/>
+                <w:sz w:val="19"/>
+              </w:rPr>
+              <w:t>需卖出总数</w:t>
+            </w:r>
+          </w:p>
+        </w:tc>
+        <w:tc>
+          <w:tcPr>
+            <w:tcW w:type="dxa" w:w="7087"/>
+            <w:shd w:fill="F2F2F2"/>
+          </w:tcPr>
+          <w:p>
+            <w:pPr>
+              <w:jc w:val="center"/>
+            </w:pPr>
+            <w:r/>
+            <w:r>
+              <w:rPr>
+                <w:rFonts w:ascii="宋体" w:hAnsi="宋体" w:eastAsia="宋体"/>
+                <w:b w:val="0"/>
+                <w:sz w:val="19"/>
+              </w:rPr>
+              <w:t>约12,500股（支付后满足60%集中度）</w:t>
+            </w:r>
+          </w:p>
+        </w:tc>
+      </w:tr>
+      <w:tr>
+        <w:tc>
+          <w:tcPr>
+            <w:tcW w:type="dxa" w:w="1984"/>
+          </w:tcPr>
+          <w:p>
+            <w:r/>
+            <w:r>
+              <w:rPr>
+                <w:rFonts w:ascii="宋体" w:hAnsi="宋体" w:eastAsia="宋体"/>
+                <w:b w:val="0"/>
+                <w:sz w:val="19"/>
+              </w:rPr>
+              <w:t>卖出结构</w:t>
+            </w:r>
+          </w:p>
+        </w:tc>
+        <w:tc>
+          <w:tcPr>
+            <w:tcW w:type="dxa" w:w="7087"/>
+          </w:tcPr>
+          <w:p>
+            <w:pPr>
+              <w:jc w:val="center"/>
+            </w:pPr>
+            <w:r/>
+            <w:r>
+              <w:rPr>
+                <w:rFonts w:ascii="宋体" w:hAnsi="宋体" w:eastAsia="宋体"/>
+                <w:b w:val="0"/>
+                <w:sz w:val="19"/>
+              </w:rPr>
+              <w:t>非A批次10,000股 + 批次A 2,500股</w:t>
+            </w:r>
+          </w:p>
+        </w:tc>
+      </w:tr>
+      <w:tr>
+        <w:tc>
+          <w:tcPr>
+            <w:tcW w:type="dxa" w:w="1984"/>
+            <w:shd w:fill="F2F2F2"/>
+          </w:tcPr>
+          <w:p>
+            <w:r/>
+            <w:r>
+              <w:rPr>
+                <w:rFonts w:ascii="宋体" w:hAnsi="宋体" w:eastAsia="宋体"/>
+                <w:b w:val="0"/>
+                <w:sz w:val="19"/>
+              </w:rPr>
+              <w:t>批次A保留</w:t>
+            </w:r>
+          </w:p>
+        </w:tc>
+        <w:tc>
+          <w:tcPr>
+            <w:tcW w:type="dxa" w:w="7087"/>
+            <w:shd w:fill="F2F2F2"/>
+          </w:tcPr>
+          <w:p>
+            <w:pPr>
+              <w:jc w:val="center"/>
+            </w:pPr>
+            <w:r/>
+            <w:r>
+              <w:rPr>
+                <w:rFonts w:ascii="宋体" w:hAnsi="宋体" w:eastAsia="宋体"/>
+                <w:b w:val="0"/>
+                <w:sz w:val="19"/>
+              </w:rPr>
+              <w:t>9,500股</w:t>
+            </w:r>
+          </w:p>
+        </w:tc>
+      </w:tr>
+      <w:tr>
+        <w:tc>
+          <w:tcPr>
+            <w:tcW w:type="dxa" w:w="1984"/>
+          </w:tcPr>
+          <w:p>
+            <w:r/>
+            <w:r>
+              <w:rPr>
+                <w:rFonts w:ascii="宋体" w:hAnsi="宋体" w:eastAsia="宋体"/>
+                <w:b w:val="0"/>
+                <w:sz w:val="19"/>
+              </w:rPr>
+              <w:t>执行节奏</w:t>
+            </w:r>
+          </w:p>
+        </w:tc>
+        <w:tc>
+          <w:tcPr>
+            <w:tcW w:type="dxa" w:w="7087"/>
+          </w:tcPr>
+          <w:p>
+            <w:pPr>
+              <w:jc w:val="center"/>
+            </w:pPr>
+            <w:r/>
+            <w:r>
+              <w:rPr>
+                <w:rFonts w:ascii="宋体" w:hAnsi="宋体" w:eastAsia="宋体"/>
+                <w:b w:val="0"/>
+                <w:sz w:val="19"/>
+              </w:rPr>
+              <w:t>受客户单日6,000股限制，需约3个交易日；建议价格触及33.60元后优先完成非A批次卖出，并与客户沟通批次A的部分减持</w:t>
+            </w:r>
+          </w:p>
+        </w:tc>
+      </w:tr>
+      <w:tr>
+        <w:tc>
+          <w:tcPr>
+            <w:tcW w:type="dxa" w:w="1984"/>
+            <w:shd w:fill="F2F2F2"/>
+          </w:tcPr>
+          <w:p>
+            <w:r/>
+            <w:r>
+              <w:rPr>
+                <w:rFonts w:ascii="宋体" w:hAnsi="宋体" w:eastAsia="宋体"/>
+                <w:b w:val="0"/>
+                <w:sz w:val="19"/>
+              </w:rPr>
+              <w:t>预计净收入</w:t>
+            </w:r>
+          </w:p>
+        </w:tc>
+        <w:tc>
+          <w:tcPr>
+            <w:tcW w:type="dxa" w:w="7087"/>
+            <w:shd w:fill="F2F2F2"/>
+          </w:tcPr>
+          <w:p>
+            <w:pPr>
+              <w:jc w:val="center"/>
+            </w:pPr>
+            <w:r/>
+            <w:r>
+              <w:rPr>
+                <w:rFonts w:ascii="宋体" w:hAnsi="宋体" w:eastAsia="宋体"/>
+                <w:b w:val="0"/>
+                <w:sz w:val="19"/>
+              </w:rPr>
+              <w:t>约424,660元</w:t>
+            </w:r>
+          </w:p>
+        </w:tc>
+      </w:tr>
+      <w:tr>
+        <w:tc>
+          <w:tcPr>
+            <w:tcW w:type="dxa" w:w="1984"/>
+          </w:tcPr>
+          <w:p>
+            <w:r/>
+            <w:r>
+              <w:rPr>
+                <w:rFonts w:ascii="宋体" w:hAnsi="宋体" w:eastAsia="宋体"/>
+                <w:b w:val="0"/>
+                <w:sz w:val="19"/>
+              </w:rPr>
+              <w:t>支付后现金</w:t>
+            </w:r>
+          </w:p>
+        </w:tc>
+        <w:tc>
+          <w:tcPr>
+            <w:tcW w:type="dxa" w:w="7087"/>
+          </w:tcPr>
+          <w:p>
+            <w:pPr>
+              <w:jc w:val="center"/>
+            </w:pPr>
+            <w:r/>
+            <w:r>
+              <w:rPr>
+                <w:rFonts w:ascii="宋体" w:hAnsi="宋体" w:eastAsia="宋体"/>
+                <w:b w:val="0"/>
+                <w:sz w:val="19"/>
+              </w:rPr>
+              <w:t>约354,660元（≥80,000 ✓）</w:t>
+            </w:r>
+          </w:p>
+        </w:tc>
+      </w:tr>
+      <w:tr>
+        <w:tc>
+          <w:tcPr>
+            <w:tcW w:type="dxa" w:w="1984"/>
+            <w:shd w:fill="F2F2F2"/>
+          </w:tcPr>
+          <w:p>
+            <w:r/>
+            <w:r>
+              <w:rPr>
+                <w:rFonts w:ascii="宋体" w:hAnsi="宋体" w:eastAsia="宋体"/>
+                <w:b w:val="0"/>
+                <w:sz w:val="19"/>
+              </w:rPr>
+              <w:t>剩余股数</w:t>
+            </w:r>
+          </w:p>
+        </w:tc>
+        <w:tc>
+          <w:tcPr>
+            <w:tcW w:type="dxa" w:w="7087"/>
+            <w:shd w:fill="F2F2F2"/>
+          </w:tcPr>
+          <w:p>
+            <w:pPr>
+              <w:jc w:val="center"/>
+            </w:pPr>
+            <w:r/>
+            <w:r>
+              <w:rPr>
+                <w:rFonts w:ascii="宋体" w:hAnsi="宋体" w:eastAsia="宋体"/>
+                <w:b w:val="0"/>
+                <w:sz w:val="19"/>
+              </w:rPr>
+              <w:t>15,500股</w:t>
+            </w:r>
+          </w:p>
+        </w:tc>
+      </w:tr>
+      <w:tr>
+        <w:tc>
+          <w:tcPr>
+            <w:tcW w:type="dxa" w:w="1984"/>
+          </w:tcPr>
+          <w:p>
+            <w:r/>
+            <w:r>
+              <w:rPr>
+                <w:rFonts w:ascii="宋体" w:hAnsi="宋体" w:eastAsia="宋体"/>
+                <w:b w:val="0"/>
+                <w:sz w:val="19"/>
+              </w:rPr>
+              <w:t>支付后市值</w:t>
+            </w:r>
+          </w:p>
+        </w:tc>
+        <w:tc>
+          <w:tcPr>
+            <w:tcW w:type="dxa" w:w="7087"/>
+          </w:tcPr>
+          <w:p>
+            <w:pPr>
+              <w:jc w:val="center"/>
+            </w:pPr>
+            <w:r/>
+            <w:r>
+              <w:rPr>
+                <w:rFonts w:ascii="宋体" w:hAnsi="宋体" w:eastAsia="宋体"/>
+                <w:b w:val="0"/>
+                <w:sz w:val="19"/>
+              </w:rPr>
+              <w:t>15,500 × 34.00 = 527,000元</w:t>
+            </w:r>
+          </w:p>
+        </w:tc>
+      </w:tr>
+      <w:tr>
+        <w:tc>
+          <w:tcPr>
+            <w:tcW w:type="dxa" w:w="1984"/>
+            <w:shd w:fill="F2F2F2"/>
+          </w:tcPr>
+          <w:p>
+            <w:r/>
+            <w:r>
+              <w:rPr>
+                <w:rFonts w:ascii="宋体" w:hAnsi="宋体" w:eastAsia="宋体"/>
+                <w:b w:val="0"/>
+                <w:sz w:val="19"/>
+              </w:rPr>
+              <w:t>支付后总资产</w:t>
+            </w:r>
+          </w:p>
+        </w:tc>
+        <w:tc>
+          <w:tcPr>
+            <w:tcW w:type="dxa" w:w="7087"/>
+            <w:shd w:fill="F2F2F2"/>
+          </w:tcPr>
+          <w:p>
+            <w:pPr>
+              <w:jc w:val="center"/>
+            </w:pPr>
+            <w:r/>
+            <w:r>
+              <w:rPr>
+                <w:rFonts w:ascii="宋体" w:hAnsi="宋体" w:eastAsia="宋体"/>
+                <w:b w:val="0"/>
+                <w:sz w:val="19"/>
+              </w:rPr>
+              <w:t>约881,660元</w:t>
+            </w:r>
+          </w:p>
+        </w:tc>
+      </w:tr>
+      <w:tr>
+        <w:tc>
+          <w:tcPr>
+            <w:tcW w:type="dxa" w:w="1984"/>
+          </w:tcPr>
+          <w:p>
+            <w:r/>
+            <w:r>
+              <w:rPr>
+                <w:rFonts w:ascii="宋体" w:hAnsi="宋体" w:eastAsia="宋体"/>
+                <w:b w:val="0"/>
+                <w:sz w:val="19"/>
+              </w:rPr>
+              <w:t>支付后集中度</w:t>
+            </w:r>
+          </w:p>
+        </w:tc>
+        <w:tc>
+          <w:tcPr>
+            <w:tcW w:type="dxa" w:w="7087"/>
+          </w:tcPr>
+          <w:p>
+            <w:pPr>
+              <w:jc w:val="center"/>
+            </w:pPr>
+            <w:r/>
+            <w:r>
+              <w:rPr>
+                <w:rFonts w:ascii="宋体" w:hAnsi="宋体" w:eastAsia="宋体"/>
+                <w:b w:val="0"/>
+                <w:sz w:val="19"/>
+              </w:rPr>
+              <w:t>约59.77%（≤60% ✓）</w:t>
+            </w:r>
+          </w:p>
+        </w:tc>
+      </w:tr>
+    </w:tbl>
+    <w:p>
+      <w:pPr>
+        <w:spacing w:after="120" w:line="360" w:lineRule="auto"/>
+        <w:ind w:firstLine="420"/>
+      </w:pPr>
+      <w:r>
+        <w:rPr>
+          <w:rFonts w:ascii="宋体" w:hAnsi="宋体" w:eastAsia="宋体"/>
           <w:b w:val="0"/>
-          <w:sz w:val="21"/>
+          <w:sz w:val="19"/>
         </w:rPr>
-        <w:t>S04 风险线：40% 目标约 17,900 股，需约 6 个交易日；若严格限五个交易日、日均可成交 3,000 股，最多约 15,000 股，处理后占比约 51.23%，仍高于 40%，存在执行缺口。应优先执行、尽早启动，并向客户经理提示“五个交易日内可能无法足额降至 40%”这一限制。若此前已按正常情景减持至约 15,400 股，则触发后需再卖出约 4,400 股即可降至 40% 以下（约两个交易日）。</w:t>
+        <w:t>沟通要点：此情景下价格达到客户提出的"34元"参考位，可结合客户偏好顺势完成减持。但需注意"股价没有回到34元以前先不卖"属于客户偏好，不是风险限额例外；若价格未达34元而支付时限临近，仍需在支付前完成足够卖出以满足集中度约束。</w:t>
       </w:r>
     </w:p>
     <w:p>
       <w:pPr>
-        <w:spacing w:after="120"/>
+        <w:pStyle w:val="Heading2"/>
       </w:pPr>
       <w:r>
         <w:rPr>
-          <w:rFonts w:ascii="Calibri" w:hAnsi="Calibri" w:eastAsia="宋体"/>
-          <w:b/>
-          <w:sz w:val="26"/>
+          <w:rFonts w:ascii="黑体" w:hAnsi="黑体" w:eastAsia="黑体"/>
+          <w:color w:val="000000"/>
         </w:rPr>
-        <w:t>六、风险提示与假设边界</w:t>
+        <w:t>4.4 情景S04：连续两日收盘低于27.50（极端下行）</w:t>
+      </w:r>
+    </w:p>
+    <w:tbl>
+      <w:tblPr>
+        <w:tblStyle w:val="TableGrid"/>
+        <w:tblW w:type="auto" w:w="0"/>
+        <w:jc w:val="center"/>
+        <w:tblLook w:firstColumn="1" w:firstRow="1" w:lastColumn="0" w:lastRow="0" w:noHBand="0" w:noVBand="1" w:val="04A0"/>
+      </w:tblPr>
+      <w:tblGrid>
+        <w:gridCol w:w="4323"/>
+        <w:gridCol w:w="4323"/>
+      </w:tblGrid>
+      <w:tr>
+        <w:tc>
+          <w:tcPr>
+            <w:tcW w:type="dxa" w:w="2268"/>
+            <w:shd w:fill="4472C4"/>
+          </w:tcPr>
+          <w:p>
+            <w:pPr>
+              <w:jc w:val="center"/>
+            </w:pPr>
+            <w:r/>
+            <w:r>
+              <w:rPr>
+                <w:rFonts w:ascii="宋体" w:hAnsi="宋体" w:eastAsia="宋体"/>
+                <w:b/>
+                <w:color w:val="FFFFFF"/>
+                <w:sz w:val="20"/>
+              </w:rPr>
+              <w:t>项目</w:t>
+            </w:r>
+          </w:p>
+        </w:tc>
+        <w:tc>
+          <w:tcPr>
+            <w:tcW w:type="dxa" w:w="6803"/>
+            <w:shd w:fill="4472C4"/>
+          </w:tcPr>
+          <w:p>
+            <w:pPr>
+              <w:jc w:val="center"/>
+            </w:pPr>
+            <w:r/>
+            <w:r>
+              <w:rPr>
+                <w:rFonts w:ascii="宋体" w:hAnsi="宋体" w:eastAsia="宋体"/>
+                <w:b/>
+                <w:color w:val="FFFFFF"/>
+                <w:sz w:val="20"/>
+              </w:rPr>
+              <w:t>内容</w:t>
+            </w:r>
+          </w:p>
+        </w:tc>
+      </w:tr>
+      <w:tr>
+        <w:tc>
+          <w:tcPr>
+            <w:tcW w:type="dxa" w:w="2268"/>
+          </w:tcPr>
+          <w:p>
+            <w:r/>
+            <w:r>
+              <w:rPr>
+                <w:rFonts w:ascii="宋体" w:hAnsi="宋体" w:eastAsia="宋体"/>
+                <w:b w:val="0"/>
+                <w:sz w:val="19"/>
+              </w:rPr>
+              <w:t>触发条件</w:t>
+            </w:r>
+          </w:p>
+        </w:tc>
+        <w:tc>
+          <w:tcPr>
+            <w:tcW w:type="dxa" w:w="6803"/>
+          </w:tcPr>
+          <w:p>
+            <w:pPr>
+              <w:jc w:val="center"/>
+            </w:pPr>
+            <w:r/>
+            <w:r>
+              <w:rPr>
+                <w:rFonts w:ascii="宋体" w:hAnsi="宋体" w:eastAsia="宋体"/>
+                <w:b w:val="0"/>
+                <w:sz w:val="19"/>
+              </w:rPr>
+              <w:t>连续两个交易日收盘价低于27.50元</w:t>
+            </w:r>
+          </w:p>
+        </w:tc>
+      </w:tr>
+      <w:tr>
+        <w:tc>
+          <w:tcPr>
+            <w:tcW w:type="dxa" w:w="2268"/>
+            <w:shd w:fill="F2F2F2"/>
+          </w:tcPr>
+          <w:p>
+            <w:r/>
+            <w:r>
+              <w:rPr>
+                <w:rFonts w:ascii="宋体" w:hAnsi="宋体" w:eastAsia="宋体"/>
+                <w:b w:val="0"/>
+                <w:sz w:val="19"/>
+              </w:rPr>
+              <w:t>参考价格</w:t>
+            </w:r>
+          </w:p>
+        </w:tc>
+        <w:tc>
+          <w:tcPr>
+            <w:tcW w:type="dxa" w:w="6803"/>
+            <w:shd w:fill="F2F2F2"/>
+          </w:tcPr>
+          <w:p>
+            <w:pPr>
+              <w:jc w:val="center"/>
+            </w:pPr>
+            <w:r/>
+            <w:r>
+              <w:rPr>
+                <w:rFonts w:ascii="宋体" w:hAnsi="宋体" w:eastAsia="宋体"/>
+                <w:b w:val="0"/>
+                <w:sz w:val="19"/>
+              </w:rPr>
+              <w:t>26.80元</w:t>
+            </w:r>
+          </w:p>
+        </w:tc>
+      </w:tr>
+      <w:tr>
+        <w:tc>
+          <w:tcPr>
+            <w:tcW w:type="dxa" w:w="2268"/>
+          </w:tcPr>
+          <w:p>
+            <w:r/>
+            <w:r>
+              <w:rPr>
+                <w:rFonts w:ascii="宋体" w:hAnsi="宋体" w:eastAsia="宋体"/>
+                <w:b w:val="0"/>
+                <w:sz w:val="19"/>
+              </w:rPr>
+              <w:t>日均可成交量估计</w:t>
+            </w:r>
+          </w:p>
+        </w:tc>
+        <w:tc>
+          <w:tcPr>
+            <w:tcW w:type="dxa" w:w="6803"/>
+          </w:tcPr>
+          <w:p>
+            <w:pPr>
+              <w:jc w:val="center"/>
+            </w:pPr>
+            <w:r/>
+            <w:r>
+              <w:rPr>
+                <w:rFonts w:ascii="宋体" w:hAnsi="宋体" w:eastAsia="宋体"/>
+                <w:b w:val="0"/>
+                <w:sz w:val="19"/>
+              </w:rPr>
+              <w:t>3,000股（极端下行情景）</w:t>
+            </w:r>
+          </w:p>
+        </w:tc>
+      </w:tr>
+      <w:tr>
+        <w:tc>
+          <w:tcPr>
+            <w:tcW w:type="dxa" w:w="2268"/>
+            <w:shd w:fill="F2F2F2"/>
+          </w:tcPr>
+          <w:p>
+            <w:r/>
+            <w:r>
+              <w:rPr>
+                <w:rFonts w:ascii="宋体" w:hAnsi="宋体" w:eastAsia="宋体"/>
+                <w:b w:val="0"/>
+                <w:sz w:val="19"/>
+              </w:rPr>
+              <w:t>客户单日卖出上限</w:t>
+            </w:r>
+          </w:p>
+        </w:tc>
+        <w:tc>
+          <w:tcPr>
+            <w:tcW w:type="dxa" w:w="6803"/>
+            <w:shd w:fill="F2F2F2"/>
+          </w:tcPr>
+          <w:p>
+            <w:pPr>
+              <w:jc w:val="center"/>
+            </w:pPr>
+            <w:r/>
+            <w:r>
+              <w:rPr>
+                <w:rFonts w:ascii="宋体" w:hAnsi="宋体" w:eastAsia="宋体"/>
+                <w:b w:val="0"/>
+                <w:sz w:val="19"/>
+              </w:rPr>
+              <w:t>6,000股（实际受日均可成交3,000股限制）</w:t>
+            </w:r>
+          </w:p>
+        </w:tc>
+      </w:tr>
+      <w:tr>
+        <w:tc>
+          <w:tcPr>
+            <w:tcW w:type="dxa" w:w="2268"/>
+          </w:tcPr>
+          <w:p>
+            <w:r/>
+            <w:r>
+              <w:rPr>
+                <w:rFonts w:ascii="宋体" w:hAnsi="宋体" w:eastAsia="宋体"/>
+                <w:b w:val="0"/>
+                <w:sz w:val="19"/>
+              </w:rPr>
+              <w:t>强制要求</w:t>
+            </w:r>
+          </w:p>
+        </w:tc>
+        <w:tc>
+          <w:tcPr>
+            <w:tcW w:type="dxa" w:w="6803"/>
+          </w:tcPr>
+          <w:p>
+            <w:pPr>
+              <w:jc w:val="center"/>
+            </w:pPr>
+            <w:r/>
+            <w:r>
+              <w:rPr>
+                <w:rFonts w:ascii="宋体" w:hAnsi="宋体" w:eastAsia="宋体"/>
+                <w:b w:val="0"/>
+                <w:sz w:val="19"/>
+              </w:rPr>
+              <w:t>触发后五个交易日内将单一证券占比降至40%以下</w:t>
+            </w:r>
+          </w:p>
+        </w:tc>
+      </w:tr>
+      <w:tr>
+        <w:tc>
+          <w:tcPr>
+            <w:tcW w:type="dxa" w:w="2268"/>
+            <w:shd w:fill="F2F2F2"/>
+          </w:tcPr>
+          <w:p>
+            <w:r/>
+            <w:r>
+              <w:rPr>
+                <w:rFonts w:ascii="宋体" w:hAnsi="宋体" w:eastAsia="宋体"/>
+                <w:b w:val="0"/>
+                <w:sz w:val="19"/>
+              </w:rPr>
+              <w:t>是否保证成交</w:t>
+            </w:r>
+          </w:p>
+        </w:tc>
+        <w:tc>
+          <w:tcPr>
+            <w:tcW w:type="dxa" w:w="6803"/>
+            <w:shd w:fill="F2F2F2"/>
+          </w:tcPr>
+          <w:p>
+            <w:pPr>
+              <w:jc w:val="center"/>
+            </w:pPr>
+            <w:r/>
+            <w:r>
+              <w:rPr>
+                <w:rFonts w:ascii="宋体" w:hAnsi="宋体" w:eastAsia="宋体"/>
+                <w:b w:val="0"/>
+                <w:sz w:val="19"/>
+              </w:rPr>
+              <w:t>否</w:t>
+            </w:r>
+          </w:p>
+        </w:tc>
+      </w:tr>
+    </w:tbl>
+    <w:tbl>
+      <w:tblPr>
+        <w:tblStyle w:val="TableGrid"/>
+        <w:tblW w:type="auto" w:w="0"/>
+        <w:jc w:val="center"/>
+        <w:tblLook w:firstColumn="1" w:firstRow="1" w:lastColumn="0" w:lastRow="0" w:noHBand="0" w:noVBand="1" w:val="04A0"/>
+      </w:tblPr>
+      <w:tblGrid>
+        <w:gridCol w:w="4323"/>
+        <w:gridCol w:w="4323"/>
+      </w:tblGrid>
+      <w:tr>
+        <w:tc>
+          <w:tcPr>
+            <w:tcW w:type="dxa" w:w="1984"/>
+            <w:shd w:fill="4472C4"/>
+          </w:tcPr>
+          <w:p>
+            <w:pPr>
+              <w:jc w:val="center"/>
+            </w:pPr>
+            <w:r/>
+            <w:r>
+              <w:rPr>
+                <w:rFonts w:ascii="宋体" w:hAnsi="宋体" w:eastAsia="宋体"/>
+                <w:b/>
+                <w:color w:val="FFFFFF"/>
+                <w:sz w:val="20"/>
+              </w:rPr>
+              <w:t>执行项</w:t>
+            </w:r>
+          </w:p>
+        </w:tc>
+        <w:tc>
+          <w:tcPr>
+            <w:tcW w:type="dxa" w:w="7087"/>
+            <w:shd w:fill="4472C4"/>
+          </w:tcPr>
+          <w:p>
+            <w:pPr>
+              <w:jc w:val="center"/>
+            </w:pPr>
+            <w:r/>
+            <w:r>
+              <w:rPr>
+                <w:rFonts w:ascii="宋体" w:hAnsi="宋体" w:eastAsia="宋体"/>
+                <w:b/>
+                <w:color w:val="FFFFFF"/>
+                <w:sz w:val="20"/>
+              </w:rPr>
+              <w:t>详情</w:t>
+            </w:r>
+          </w:p>
+        </w:tc>
+      </w:tr>
+      <w:tr>
+        <w:tc>
+          <w:tcPr>
+            <w:tcW w:type="dxa" w:w="1984"/>
+          </w:tcPr>
+          <w:p>
+            <w:r/>
+            <w:r>
+              <w:rPr>
+                <w:rFonts w:ascii="宋体" w:hAnsi="宋体" w:eastAsia="宋体"/>
+                <w:b w:val="0"/>
+                <w:sz w:val="19"/>
+              </w:rPr>
+              <w:t>处理原则</w:t>
+            </w:r>
+          </w:p>
+        </w:tc>
+        <w:tc>
+          <w:tcPr>
+            <w:tcW w:type="dxa" w:w="7087"/>
+          </w:tcPr>
+          <w:p>
+            <w:pPr>
+              <w:jc w:val="center"/>
+            </w:pPr>
+            <w:r/>
+            <w:r>
+              <w:rPr>
+                <w:rFonts w:ascii="宋体" w:hAnsi="宋体" w:eastAsia="宋体"/>
+                <w:b w:val="0"/>
+                <w:sz w:val="19"/>
+              </w:rPr>
+              <w:t>此为风险要求中明确规定的强制降仓情景，需在触发后立即启动卖出，优先卖出非A批次，再卖出批次A</w:t>
+            </w:r>
+          </w:p>
+        </w:tc>
+      </w:tr>
+      <w:tr>
+        <w:tc>
+          <w:tcPr>
+            <w:tcW w:type="dxa" w:w="1984"/>
+            <w:shd w:fill="F2F2F2"/>
+          </w:tcPr>
+          <w:p>
+            <w:r/>
+            <w:r>
+              <w:rPr>
+                <w:rFonts w:ascii="宋体" w:hAnsi="宋体" w:eastAsia="宋体"/>
+                <w:b w:val="0"/>
+                <w:sz w:val="19"/>
+              </w:rPr>
+              <w:t>需卖出总数</w:t>
+            </w:r>
+          </w:p>
+        </w:tc>
+        <w:tc>
+          <w:tcPr>
+            <w:tcW w:type="dxa" w:w="7087"/>
+            <w:shd w:fill="F2F2F2"/>
+          </w:tcPr>
+          <w:p>
+            <w:pPr>
+              <w:jc w:val="center"/>
+            </w:pPr>
+            <w:r/>
+            <w:r>
+              <w:rPr>
+                <w:rFonts w:ascii="宋体" w:hAnsi="宋体" w:eastAsia="宋体"/>
+                <w:b w:val="0"/>
+                <w:sz w:val="19"/>
+              </w:rPr>
+              <w:t>约14,600股（支付前满足40%集中度）</w:t>
+            </w:r>
+          </w:p>
+        </w:tc>
+      </w:tr>
+      <w:tr>
+        <w:tc>
+          <w:tcPr>
+            <w:tcW w:type="dxa" w:w="1984"/>
+          </w:tcPr>
+          <w:p>
+            <w:r/>
+            <w:r>
+              <w:rPr>
+                <w:rFonts w:ascii="宋体" w:hAnsi="宋体" w:eastAsia="宋体"/>
+                <w:b w:val="0"/>
+                <w:sz w:val="19"/>
+              </w:rPr>
+              <w:t>卖出结构</w:t>
+            </w:r>
+          </w:p>
+        </w:tc>
+        <w:tc>
+          <w:tcPr>
+            <w:tcW w:type="dxa" w:w="7087"/>
+          </w:tcPr>
+          <w:p>
+            <w:pPr>
+              <w:jc w:val="center"/>
+            </w:pPr>
+            <w:r/>
+            <w:r>
+              <w:rPr>
+                <w:rFonts w:ascii="宋体" w:hAnsi="宋体" w:eastAsia="宋体"/>
+                <w:b w:val="0"/>
+                <w:sz w:val="19"/>
+              </w:rPr>
+              <w:t>非A批次10,000股 + 批次A 4,600股</w:t>
+            </w:r>
+          </w:p>
+        </w:tc>
+      </w:tr>
+      <w:tr>
+        <w:tc>
+          <w:tcPr>
+            <w:tcW w:type="dxa" w:w="1984"/>
+            <w:shd w:fill="F2F2F2"/>
+          </w:tcPr>
+          <w:p>
+            <w:r/>
+            <w:r>
+              <w:rPr>
+                <w:rFonts w:ascii="宋体" w:hAnsi="宋体" w:eastAsia="宋体"/>
+                <w:b w:val="0"/>
+                <w:sz w:val="19"/>
+              </w:rPr>
+              <w:t>批次A保留</w:t>
+            </w:r>
+          </w:p>
+        </w:tc>
+        <w:tc>
+          <w:tcPr>
+            <w:tcW w:type="dxa" w:w="7087"/>
+            <w:shd w:fill="F2F2F2"/>
+          </w:tcPr>
+          <w:p>
+            <w:pPr>
+              <w:jc w:val="center"/>
+            </w:pPr>
+            <w:r/>
+            <w:r>
+              <w:rPr>
+                <w:rFonts w:ascii="宋体" w:hAnsi="宋体" w:eastAsia="宋体"/>
+                <w:b w:val="0"/>
+                <w:sz w:val="19"/>
+              </w:rPr>
+              <w:t>7,400股</w:t>
+            </w:r>
+          </w:p>
+        </w:tc>
+      </w:tr>
+      <w:tr>
+        <w:tc>
+          <w:tcPr>
+            <w:tcW w:type="dxa" w:w="1984"/>
+          </w:tcPr>
+          <w:p>
+            <w:r/>
+            <w:r>
+              <w:rPr>
+                <w:rFonts w:ascii="宋体" w:hAnsi="宋体" w:eastAsia="宋体"/>
+                <w:b w:val="0"/>
+                <w:sz w:val="19"/>
+              </w:rPr>
+              <w:t>执行节奏</w:t>
+            </w:r>
+          </w:p>
+        </w:tc>
+        <w:tc>
+          <w:tcPr>
+            <w:tcW w:type="dxa" w:w="7087"/>
+          </w:tcPr>
+          <w:p>
+            <w:pPr>
+              <w:jc w:val="center"/>
+            </w:pPr>
+            <w:r/>
+            <w:r>
+              <w:rPr>
+                <w:rFonts w:ascii="宋体" w:hAnsi="宋体" w:eastAsia="宋体"/>
+                <w:b w:val="0"/>
+                <w:sz w:val="19"/>
+              </w:rPr>
+              <w:t>受日均可成交3,000股限制，五个交易日最多可成交15,000股，需卖出14,600股，执行窗口极为紧张；需在触发当日即开始卖出</w:t>
+            </w:r>
+          </w:p>
+        </w:tc>
+      </w:tr>
+      <w:tr>
+        <w:tc>
+          <w:tcPr>
+            <w:tcW w:type="dxa" w:w="1984"/>
+            <w:shd w:fill="F2F2F2"/>
+          </w:tcPr>
+          <w:p>
+            <w:r/>
+            <w:r>
+              <w:rPr>
+                <w:rFonts w:ascii="宋体" w:hAnsi="宋体" w:eastAsia="宋体"/>
+                <w:b w:val="0"/>
+                <w:sz w:val="19"/>
+              </w:rPr>
+              <w:t>预计净收入</w:t>
+            </w:r>
+          </w:p>
+        </w:tc>
+        <w:tc>
+          <w:tcPr>
+            <w:tcW w:type="dxa" w:w="7087"/>
+            <w:shd w:fill="F2F2F2"/>
+          </w:tcPr>
+          <w:p>
+            <w:pPr>
+              <w:jc w:val="center"/>
+            </w:pPr>
+            <w:r/>
+            <w:r>
+              <w:rPr>
+                <w:rFonts w:ascii="宋体" w:hAnsi="宋体" w:eastAsia="宋体"/>
+                <w:b w:val="0"/>
+                <w:sz w:val="19"/>
+              </w:rPr>
+              <w:t>约390,967元</w:t>
+            </w:r>
+          </w:p>
+        </w:tc>
+      </w:tr>
+      <w:tr>
+        <w:tc>
+          <w:tcPr>
+            <w:tcW w:type="dxa" w:w="1984"/>
+          </w:tcPr>
+          <w:p>
+            <w:r/>
+            <w:r>
+              <w:rPr>
+                <w:rFonts w:ascii="宋体" w:hAnsi="宋体" w:eastAsia="宋体"/>
+                <w:b w:val="0"/>
+                <w:sz w:val="19"/>
+              </w:rPr>
+              <w:t>卖出后现金</w:t>
+            </w:r>
+          </w:p>
+        </w:tc>
+        <w:tc>
+          <w:tcPr>
+            <w:tcW w:type="dxa" w:w="7087"/>
+          </w:tcPr>
+          <w:p>
+            <w:pPr>
+              <w:jc w:val="center"/>
+            </w:pPr>
+            <w:r/>
+            <w:r>
+              <w:rPr>
+                <w:rFonts w:ascii="宋体" w:hAnsi="宋体" w:eastAsia="宋体"/>
+                <w:b w:val="0"/>
+                <w:sz w:val="19"/>
+              </w:rPr>
+              <w:t>150,000 + 390,967 = 540,967元</w:t>
+            </w:r>
+          </w:p>
+        </w:tc>
+      </w:tr>
+      <w:tr>
+        <w:tc>
+          <w:tcPr>
+            <w:tcW w:type="dxa" w:w="1984"/>
+            <w:shd w:fill="F2F2F2"/>
+          </w:tcPr>
+          <w:p>
+            <w:r/>
+            <w:r>
+              <w:rPr>
+                <w:rFonts w:ascii="宋体" w:hAnsi="宋体" w:eastAsia="宋体"/>
+                <w:b w:val="0"/>
+                <w:sz w:val="19"/>
+              </w:rPr>
+              <w:t>剩余股数</w:t>
+            </w:r>
+          </w:p>
+        </w:tc>
+        <w:tc>
+          <w:tcPr>
+            <w:tcW w:type="dxa" w:w="7087"/>
+            <w:shd w:fill="F2F2F2"/>
+          </w:tcPr>
+          <w:p>
+            <w:pPr>
+              <w:jc w:val="center"/>
+            </w:pPr>
+            <w:r/>
+            <w:r>
+              <w:rPr>
+                <w:rFonts w:ascii="宋体" w:hAnsi="宋体" w:eastAsia="宋体"/>
+                <w:b w:val="0"/>
+                <w:sz w:val="19"/>
+              </w:rPr>
+              <w:t>13,400股</w:t>
+            </w:r>
+          </w:p>
+        </w:tc>
+      </w:tr>
+      <w:tr>
+        <w:tc>
+          <w:tcPr>
+            <w:tcW w:type="dxa" w:w="1984"/>
+          </w:tcPr>
+          <w:p>
+            <w:r/>
+            <w:r>
+              <w:rPr>
+                <w:rFonts w:ascii="宋体" w:hAnsi="宋体" w:eastAsia="宋体"/>
+                <w:b w:val="0"/>
+                <w:sz w:val="19"/>
+              </w:rPr>
+              <w:t>剩余市值</w:t>
+            </w:r>
+          </w:p>
+        </w:tc>
+        <w:tc>
+          <w:tcPr>
+            <w:tcW w:type="dxa" w:w="7087"/>
+          </w:tcPr>
+          <w:p>
+            <w:pPr>
+              <w:jc w:val="center"/>
+            </w:pPr>
+            <w:r/>
+            <w:r>
+              <w:rPr>
+                <w:rFonts w:ascii="宋体" w:hAnsi="宋体" w:eastAsia="宋体"/>
+                <w:b w:val="0"/>
+                <w:sz w:val="19"/>
+              </w:rPr>
+              <w:t>13,400 × 26.80 = 359,120元</w:t>
+            </w:r>
+          </w:p>
+        </w:tc>
+      </w:tr>
+      <w:tr>
+        <w:tc>
+          <w:tcPr>
+            <w:tcW w:type="dxa" w:w="1984"/>
+            <w:shd w:fill="F2F2F2"/>
+          </w:tcPr>
+          <w:p>
+            <w:r/>
+            <w:r>
+              <w:rPr>
+                <w:rFonts w:ascii="宋体" w:hAnsi="宋体" w:eastAsia="宋体"/>
+                <w:b w:val="0"/>
+                <w:sz w:val="19"/>
+              </w:rPr>
+              <w:t>卖出后总资产</w:t>
+            </w:r>
+          </w:p>
+        </w:tc>
+        <w:tc>
+          <w:tcPr>
+            <w:tcW w:type="dxa" w:w="7087"/>
+            <w:shd w:fill="F2F2F2"/>
+          </w:tcPr>
+          <w:p>
+            <w:pPr>
+              <w:jc w:val="center"/>
+            </w:pPr>
+            <w:r/>
+            <w:r>
+              <w:rPr>
+                <w:rFonts w:ascii="宋体" w:hAnsi="宋体" w:eastAsia="宋体"/>
+                <w:b w:val="0"/>
+                <w:sz w:val="19"/>
+              </w:rPr>
+              <w:t>约900,087元</w:t>
+            </w:r>
+          </w:p>
+        </w:tc>
+      </w:tr>
+      <w:tr>
+        <w:tc>
+          <w:tcPr>
+            <w:tcW w:type="dxa" w:w="1984"/>
+          </w:tcPr>
+          <w:p>
+            <w:r/>
+            <w:r>
+              <w:rPr>
+                <w:rFonts w:ascii="宋体" w:hAnsi="宋体" w:eastAsia="宋体"/>
+                <w:b w:val="0"/>
+                <w:sz w:val="19"/>
+              </w:rPr>
+              <w:t>卖出后集中度</w:t>
+            </w:r>
+          </w:p>
+        </w:tc>
+        <w:tc>
+          <w:tcPr>
+            <w:tcW w:type="dxa" w:w="7087"/>
+          </w:tcPr>
+          <w:p>
+            <w:pPr>
+              <w:jc w:val="center"/>
+            </w:pPr>
+            <w:r/>
+            <w:r>
+              <w:rPr>
+                <w:rFonts w:ascii="宋体" w:hAnsi="宋体" w:eastAsia="宋体"/>
+                <w:b w:val="0"/>
+                <w:sz w:val="19"/>
+              </w:rPr>
+              <w:t>约39.90%（≤40% ✓）</w:t>
+            </w:r>
+          </w:p>
+        </w:tc>
+      </w:tr>
+    </w:tbl>
+    <w:p>
+      <w:pPr>
+        <w:spacing w:after="120" w:line="360" w:lineRule="auto"/>
+        <w:ind w:firstLine="420"/>
+      </w:pPr>
+      <w:r>
+        <w:rPr>
+          <w:rFonts w:ascii="宋体" w:hAnsi="宋体" w:eastAsia="宋体"/>
+          <w:b w:val="0"/>
+          <w:sz w:val="19"/>
+        </w:rPr>
+        <w:t>特别提示：此情景下执行最为紧张，五个交易日的时间窗口与日均可成交3,000股的流动性限制叠加，几乎没有容错空间。若批次B的6,000股质押已解除（需以实际登记确认为准），可增加可卖数量、缓解执行压力；但不得将质押解除作为既定事实提前计入可卖数量。</w:t>
       </w:r>
     </w:p>
     <w:p>
       <w:pPr>
-        <w:pStyle w:val="ListBullet"/>
-        <w:spacing w:after="40"/>
+        <w:pStyle w:val="Heading1"/>
       </w:pPr>
       <w:r>
         <w:rPr>
-          <w:rFonts w:ascii="Calibri" w:hAnsi="Calibri" w:eastAsia="宋体"/>
-          <w:b w:val="0"/>
-          <w:sz w:val="21"/>
+          <w:rFonts w:ascii="黑体" w:hAnsi="黑体" w:eastAsia="黑体"/>
+          <w:color w:val="000000"/>
         </w:rPr>
-        <w:t>本备忘录仅使用附件行情（截点 31.40 元及情景参考价 31.40/29.20/34.00/26.80 元），未使用附件外行情。</w:t>
+        <w:t>五、客户偏好与约束冲突说明</w:t>
       </w:r>
     </w:p>
     <w:p>
       <w:pPr>
-        <w:pStyle w:val="ListBullet"/>
-        <w:spacing w:after="40"/>
+        <w:spacing w:after="40" w:line="312" w:lineRule="auto"/>
       </w:pPr>
       <w:r>
         <w:rPr>
-          <w:rFonts w:ascii="Calibri" w:hAnsi="Calibri" w:eastAsia="宋体"/>
-          <w:b w:val="0"/>
-          <w:sz w:val="21"/>
+          <w:rFonts w:ascii="宋体" w:hAnsi="宋体" w:eastAsia="宋体"/>
+          <w:b/>
+          <w:sz w:val="20"/>
         </w:rPr>
-        <w:t>情景参考价与日均可成交量为附件给出的估计值，仅用于测算，不保证出现；不承诺收益、不承诺成交价格或成交数量。</w:t>
+        <w:t>• 保留批次A偏好 vs 集中度约束：</w:t>
+      </w:r>
+      <w:r>
+        <w:rPr>
+          <w:rFonts w:ascii="宋体" w:hAnsi="宋体" w:eastAsia="宋体"/>
+          <w:sz w:val="20"/>
+        </w:rPr>
+        <w:t>客户希望尽量保留批次A（12,000股低成本仓位），但满足11月15日支付后60%集中度需卖出约12,500—12,700股，非A批次可卖仅10,000股，必须动用批次A约2,500—2,700股。在S04极端下行情景下，需动用批次A多达4,600股。</w:t>
       </w:r>
     </w:p>
     <w:p>
       <w:pPr>
-        <w:pStyle w:val="ListBullet"/>
-        <w:spacing w:after="40"/>
+        <w:spacing w:after="40" w:line="312" w:lineRule="auto"/>
       </w:pPr>
       <w:r>
         <w:rPr>
-          <w:rFonts w:ascii="Calibri" w:hAnsi="Calibri" w:eastAsia="宋体"/>
-          <w:b w:val="0"/>
-          <w:sz w:val="21"/>
+          <w:rFonts w:ascii="宋体" w:hAnsi="宋体" w:eastAsia="宋体"/>
+          <w:b/>
+          <w:sz w:val="20"/>
         </w:rPr>
-        <w:t>交易费用按附件口径：卖出佣金 0.03%（单笔最低 5 元）、卖出印花税 0.05%；测算中合并按约 0.08% 计算，小额零股时佣金最低 5 元可能改变结果。</w:t>
+        <w:t>• "34元以下不卖"偏好 vs 支付时限：</w:t>
+      </w:r>
+      <w:r>
+        <w:rPr>
+          <w:rFonts w:ascii="宋体" w:hAnsi="宋体" w:eastAsia="宋体"/>
+          <w:sz w:val="20"/>
+        </w:rPr>
+        <w:t>客户提出"股价没有回到34元以前先不卖"，但教育费用支付有明确时限（10月30日、11月15日）。若价格未达34元，仍需在支付前完成足够卖出以满足现金需求和集中度约束。该表述属于客户偏好，不是风险限额例外。</w:t>
       </w:r>
     </w:p>
     <w:p>
       <w:pPr>
-        <w:pStyle w:val="ListBullet"/>
-        <w:spacing w:after="40"/>
+        <w:spacing w:after="40" w:line="312" w:lineRule="auto"/>
       </w:pPr>
       <w:r>
         <w:rPr>
-          <w:rFonts w:ascii="Calibri" w:hAnsi="Calibri" w:eastAsia="宋体"/>
-          <w:b w:val="0"/>
-          <w:sz w:val="21"/>
+          <w:rFonts w:ascii="宋体" w:hAnsi="宋体" w:eastAsia="宋体"/>
+          <w:b/>
+          <w:sz w:val="20"/>
         </w:rPr>
-        <w:t>未将质押 6,000 股计入可交易数量，未将质押解除登记视为既定事实；未将 8-26 当日买入的 2,000 股计入截点可卖数量。</w:t>
+        <w:t>• 单日卖出6,000股上限 vs 执行窗口：</w:t>
+      </w:r>
+      <w:r>
+        <w:rPr>
+          <w:rFonts w:ascii="宋体" w:hAnsi="宋体" w:eastAsia="宋体"/>
+          <w:sz w:val="20"/>
+        </w:rPr>
+        <w:t>客户不希望单日卖出超过6,000股。在S02（日均可成交4,000股）和S04（日均可成交3,000股）情景下，实际执行受市场流动性限制更为严格，完成全部减持需要4—5个交易日，需提前规划、尽早启动。</w:t>
       </w:r>
     </w:p>
     <w:p>
       <w:pPr>
-        <w:pStyle w:val="ListBullet"/>
-        <w:spacing w:after="40"/>
+        <w:spacing w:after="40" w:line="312" w:lineRule="auto"/>
       </w:pPr>
       <w:r>
         <w:rPr>
-          <w:rFonts w:ascii="Calibri" w:hAnsi="Calibri" w:eastAsia="宋体"/>
-          <w:b w:val="0"/>
-          <w:sz w:val="21"/>
+          <w:rFonts w:ascii="宋体" w:hAnsi="宋体" w:eastAsia="宋体"/>
+          <w:b/>
+          <w:sz w:val="20"/>
         </w:rPr>
-        <w:t>本备忘录仅提出分批卖出条件与测算安排，不代表任何交易已发出或已完成；具体执行须由客户确认并另行下单。</w:t>
+        <w:t>• 不接受补仓 vs 集中度改善：</w:t>
+      </w:r>
+      <w:r>
+        <w:rPr>
+          <w:rFonts w:ascii="宋体" w:hAnsi="宋体" w:eastAsia="宋体"/>
+          <w:sz w:val="20"/>
+        </w:rPr>
+        <w:t>客户不接受补仓。补仓可通过增加总资产分母来降低集中度，但客户明确拒绝，因此只能通过卖出减持来改善集中度，这进一步加大了批次A的减持压力。</w:t>
+      </w:r>
+    </w:p>
+    <w:p>
+      <w:pPr>
+        <w:pStyle w:val="Heading1"/>
+      </w:pPr>
+      <w:r>
+        <w:rPr>
+          <w:rFonts w:ascii="黑体" w:hAnsi="黑体" w:eastAsia="黑体"/>
+          <w:color w:val="000000"/>
+        </w:rPr>
+        <w:t>六、重要事项日历</w:t>
+      </w:r>
+    </w:p>
+    <w:tbl>
+      <w:tblPr>
+        <w:tblStyle w:val="TableGrid"/>
+        <w:tblW w:type="auto" w:w="0"/>
+        <w:jc w:val="center"/>
+        <w:tblLook w:firstColumn="1" w:firstRow="1" w:lastColumn="0" w:lastRow="0" w:noHBand="0" w:noVBand="1" w:val="04A0"/>
+      </w:tblPr>
+      <w:tblGrid>
+        <w:gridCol w:w="2161"/>
+        <w:gridCol w:w="2161"/>
+        <w:gridCol w:w="2161"/>
+        <w:gridCol w:w="2161"/>
+      </w:tblGrid>
+      <w:tr>
+        <w:tc>
+          <w:tcPr>
+            <w:tcW w:type="dxa" w:w="1417"/>
+            <w:shd w:fill="4472C4"/>
+          </w:tcPr>
+          <w:p>
+            <w:pPr>
+              <w:jc w:val="center"/>
+            </w:pPr>
+            <w:r/>
+            <w:r>
+              <w:rPr>
+                <w:rFonts w:ascii="宋体" w:hAnsi="宋体" w:eastAsia="宋体"/>
+                <w:b/>
+                <w:color w:val="FFFFFF"/>
+                <w:sz w:val="20"/>
+              </w:rPr>
+              <w:t>日期</w:t>
+            </w:r>
+          </w:p>
+        </w:tc>
+        <w:tc>
+          <w:tcPr>
+            <w:tcW w:type="dxa" w:w="1984"/>
+            <w:shd w:fill="4472C4"/>
+          </w:tcPr>
+          <w:p>
+            <w:pPr>
+              <w:jc w:val="center"/>
+            </w:pPr>
+            <w:r/>
+            <w:r>
+              <w:rPr>
+                <w:rFonts w:ascii="宋体" w:hAnsi="宋体" w:eastAsia="宋体"/>
+                <w:b/>
+                <w:color w:val="FFFFFF"/>
+                <w:sz w:val="20"/>
+              </w:rPr>
+              <w:t>事项</w:t>
+            </w:r>
+          </w:p>
+        </w:tc>
+        <w:tc>
+          <w:tcPr>
+            <w:tcW w:type="dxa" w:w="1417"/>
+            <w:shd w:fill="4472C4"/>
+          </w:tcPr>
+          <w:p>
+            <w:pPr>
+              <w:jc w:val="center"/>
+            </w:pPr>
+            <w:r/>
+            <w:r>
+              <w:rPr>
+                <w:rFonts w:ascii="宋体" w:hAnsi="宋体" w:eastAsia="宋体"/>
+                <w:b/>
+                <w:color w:val="FFFFFF"/>
+                <w:sz w:val="20"/>
+              </w:rPr>
+              <w:t>当前状态</w:t>
+            </w:r>
+          </w:p>
+        </w:tc>
+        <w:tc>
+          <w:tcPr>
+            <w:tcW w:type="dxa" w:w="4252"/>
+            <w:shd w:fill="4472C4"/>
+          </w:tcPr>
+          <w:p>
+            <w:pPr>
+              <w:jc w:val="center"/>
+            </w:pPr>
+            <w:r/>
+            <w:r>
+              <w:rPr>
+                <w:rFonts w:ascii="宋体" w:hAnsi="宋体" w:eastAsia="宋体"/>
+                <w:b/>
+                <w:color w:val="FFFFFF"/>
+                <w:sz w:val="20"/>
+              </w:rPr>
+              <w:t>对持仓处理的影响</w:t>
+            </w:r>
+          </w:p>
+        </w:tc>
+      </w:tr>
+      <w:tr>
+        <w:tc>
+          <w:tcPr>
+            <w:tcW w:type="dxa" w:w="1417"/>
+          </w:tcPr>
+          <w:p>
+            <w:r/>
+            <w:r>
+              <w:rPr>
+                <w:rFonts w:ascii="宋体" w:hAnsi="宋体" w:eastAsia="宋体"/>
+                <w:b w:val="0"/>
+                <w:sz w:val="19"/>
+              </w:rPr>
+              <w:t>2026-09-18</w:t>
+            </w:r>
+          </w:p>
+        </w:tc>
+        <w:tc>
+          <w:tcPr>
+            <w:tcW w:type="dxa" w:w="1984"/>
+          </w:tcPr>
+          <w:p>
+            <w:pPr>
+              <w:jc w:val="center"/>
+            </w:pPr>
+            <w:r/>
+            <w:r>
+              <w:rPr>
+                <w:rFonts w:ascii="宋体" w:hAnsi="宋体" w:eastAsia="宋体"/>
+                <w:b w:val="0"/>
+                <w:sz w:val="19"/>
+              </w:rPr>
+              <w:t>中期业绩说明会</w:t>
+            </w:r>
+          </w:p>
+        </w:tc>
+        <w:tc>
+          <w:tcPr>
+            <w:tcW w:type="dxa" w:w="1417"/>
+          </w:tcPr>
+          <w:p>
+            <w:pPr>
+              <w:jc w:val="center"/>
+            </w:pPr>
+            <w:r/>
+            <w:r>
+              <w:rPr>
+                <w:rFonts w:ascii="宋体" w:hAnsi="宋体" w:eastAsia="宋体"/>
+                <w:b w:val="0"/>
+                <w:sz w:val="19"/>
+              </w:rPr>
+              <w:t>日期已确认</w:t>
+            </w:r>
+          </w:p>
+        </w:tc>
+        <w:tc>
+          <w:tcPr>
+            <w:tcW w:type="dxa" w:w="4252"/>
+          </w:tcPr>
+          <w:p>
+            <w:pPr>
+              <w:jc w:val="center"/>
+            </w:pPr>
+            <w:r/>
+            <w:r>
+              <w:rPr>
+                <w:rFonts w:ascii="宋体" w:hAnsi="宋体" w:eastAsia="宋体"/>
+                <w:b w:val="0"/>
+                <w:sz w:val="19"/>
+              </w:rPr>
+              <w:t>波动可能放大，建议在此前完成阶段一（非A批次）卖出</w:t>
+            </w:r>
+          </w:p>
+        </w:tc>
+      </w:tr>
+      <w:tr>
+        <w:tc>
+          <w:tcPr>
+            <w:tcW w:type="dxa" w:w="1417"/>
+            <w:shd w:fill="F2F2F2"/>
+          </w:tcPr>
+          <w:p>
+            <w:r/>
+            <w:r>
+              <w:rPr>
+                <w:rFonts w:ascii="宋体" w:hAnsi="宋体" w:eastAsia="宋体"/>
+                <w:b w:val="0"/>
+                <w:sz w:val="19"/>
+              </w:rPr>
+              <w:t>2026-10-30</w:t>
+            </w:r>
+          </w:p>
+        </w:tc>
+        <w:tc>
+          <w:tcPr>
+            <w:tcW w:type="dxa" w:w="1984"/>
+            <w:shd w:fill="F2F2F2"/>
+          </w:tcPr>
+          <w:p>
+            <w:pPr>
+              <w:jc w:val="center"/>
+            </w:pPr>
+            <w:r/>
+            <w:r>
+              <w:rPr>
+                <w:rFonts w:ascii="宋体" w:hAnsi="宋体" w:eastAsia="宋体"/>
+                <w:b w:val="0"/>
+                <w:sz w:val="19"/>
+              </w:rPr>
+              <w:t>第一笔教育费用支付</w:t>
+            </w:r>
+          </w:p>
+        </w:tc>
+        <w:tc>
+          <w:tcPr>
+            <w:tcW w:type="dxa" w:w="1417"/>
+            <w:shd w:fill="F2F2F2"/>
+          </w:tcPr>
+          <w:p>
+            <w:pPr>
+              <w:jc w:val="center"/>
+            </w:pPr>
+            <w:r/>
+            <w:r>
+              <w:rPr>
+                <w:rFonts w:ascii="宋体" w:hAnsi="宋体" w:eastAsia="宋体"/>
+                <w:b w:val="0"/>
+                <w:sz w:val="19"/>
+              </w:rPr>
+              <w:t>金额已确认</w:t>
+            </w:r>
+          </w:p>
+        </w:tc>
+        <w:tc>
+          <w:tcPr>
+            <w:tcW w:type="dxa" w:w="4252"/>
+            <w:shd w:fill="F2F2F2"/>
+          </w:tcPr>
+          <w:p>
+            <w:pPr>
+              <w:jc w:val="center"/>
+            </w:pPr>
+            <w:r/>
+            <w:r>
+              <w:rPr>
+                <w:rFonts w:ascii="宋体" w:hAnsi="宋体" w:eastAsia="宋体"/>
+                <w:b w:val="0"/>
+                <w:sz w:val="19"/>
+              </w:rPr>
+              <w:t>需支付120,000元，支付前应确保现金充足</w:t>
+            </w:r>
+          </w:p>
+        </w:tc>
+      </w:tr>
+      <w:tr>
+        <w:tc>
+          <w:tcPr>
+            <w:tcW w:type="dxa" w:w="1417"/>
+          </w:tcPr>
+          <w:p>
+            <w:r/>
+            <w:r>
+              <w:rPr>
+                <w:rFonts w:ascii="宋体" w:hAnsi="宋体" w:eastAsia="宋体"/>
+                <w:b w:val="0"/>
+                <w:sz w:val="19"/>
+              </w:rPr>
+              <w:t>2026-11-15</w:t>
+            </w:r>
+          </w:p>
+        </w:tc>
+        <w:tc>
+          <w:tcPr>
+            <w:tcW w:type="dxa" w:w="1984"/>
+          </w:tcPr>
+          <w:p>
+            <w:pPr>
+              <w:jc w:val="center"/>
+            </w:pPr>
+            <w:r/>
+            <w:r>
+              <w:rPr>
+                <w:rFonts w:ascii="宋体" w:hAnsi="宋体" w:eastAsia="宋体"/>
+                <w:b w:val="0"/>
+                <w:sz w:val="19"/>
+              </w:rPr>
+              <w:t>第二笔教育费用支付</w:t>
+            </w:r>
+          </w:p>
+        </w:tc>
+        <w:tc>
+          <w:tcPr>
+            <w:tcW w:type="dxa" w:w="1417"/>
+          </w:tcPr>
+          <w:p>
+            <w:pPr>
+              <w:jc w:val="center"/>
+            </w:pPr>
+            <w:r/>
+            <w:r>
+              <w:rPr>
+                <w:rFonts w:ascii="宋体" w:hAnsi="宋体" w:eastAsia="宋体"/>
+                <w:b w:val="0"/>
+                <w:sz w:val="19"/>
+              </w:rPr>
+              <w:t>金额已确认</w:t>
+            </w:r>
+          </w:p>
+        </w:tc>
+        <w:tc>
+          <w:tcPr>
+            <w:tcW w:type="dxa" w:w="4252"/>
+          </w:tcPr>
+          <w:p>
+            <w:pPr>
+              <w:jc w:val="center"/>
+            </w:pPr>
+            <w:r/>
+            <w:r>
+              <w:rPr>
+                <w:rFonts w:ascii="宋体" w:hAnsi="宋体" w:eastAsia="宋体"/>
+                <w:b w:val="0"/>
+                <w:sz w:val="19"/>
+              </w:rPr>
+              <w:t>需支付100,000元；支付后集中度仍需≤60%，是关键校验时点</w:t>
+            </w:r>
+          </w:p>
+        </w:tc>
+      </w:tr>
+      <w:tr>
+        <w:tc>
+          <w:tcPr>
+            <w:tcW w:type="dxa" w:w="1417"/>
+            <w:shd w:fill="F2F2F2"/>
+          </w:tcPr>
+          <w:p>
+            <w:r/>
+            <w:r>
+              <w:rPr>
+                <w:rFonts w:ascii="宋体" w:hAnsi="宋体" w:eastAsia="宋体"/>
+                <w:b w:val="0"/>
+                <w:sz w:val="19"/>
+              </w:rPr>
+              <w:t>2026-11-30</w:t>
+            </w:r>
+          </w:p>
+        </w:tc>
+        <w:tc>
+          <w:tcPr>
+            <w:tcW w:type="dxa" w:w="1984"/>
+            <w:shd w:fill="F2F2F2"/>
+          </w:tcPr>
+          <w:p>
+            <w:pPr>
+              <w:jc w:val="center"/>
+            </w:pPr>
+            <w:r/>
+            <w:r>
+              <w:rPr>
+                <w:rFonts w:ascii="宋体" w:hAnsi="宋体" w:eastAsia="宋体"/>
+                <w:b w:val="0"/>
+                <w:sz w:val="19"/>
+              </w:rPr>
+              <w:t>6,000股质押解除申请日</w:t>
+            </w:r>
+          </w:p>
+        </w:tc>
+        <w:tc>
+          <w:tcPr>
+            <w:tcW w:type="dxa" w:w="1417"/>
+            <w:shd w:fill="F2F2F2"/>
+          </w:tcPr>
+          <w:p>
+            <w:pPr>
+              <w:jc w:val="center"/>
+            </w:pPr>
+            <w:r/>
+            <w:r>
+              <w:rPr>
+                <w:rFonts w:ascii="宋体" w:hAnsi="宋体" w:eastAsia="宋体"/>
+                <w:b w:val="0"/>
+                <w:sz w:val="19"/>
+              </w:rPr>
+              <w:t>仅为申请日</w:t>
+            </w:r>
+          </w:p>
+        </w:tc>
+        <w:tc>
+          <w:tcPr>
+            <w:tcW w:type="dxa" w:w="4252"/>
+            <w:shd w:fill="F2F2F2"/>
+          </w:tcPr>
+          <w:p>
+            <w:pPr>
+              <w:jc w:val="center"/>
+            </w:pPr>
+            <w:r/>
+            <w:r>
+              <w:rPr>
+                <w:rFonts w:ascii="宋体" w:hAnsi="宋体" w:eastAsia="宋体"/>
+                <w:b w:val="0"/>
+                <w:sz w:val="19"/>
+              </w:rPr>
+              <w:t>能否当日完成登记尚未确认，不得作为已解除的既定事实</w:t>
+            </w:r>
+          </w:p>
+        </w:tc>
+      </w:tr>
+      <w:tr>
+        <w:tc>
+          <w:tcPr>
+            <w:tcW w:type="dxa" w:w="1417"/>
+          </w:tcPr>
+          <w:p>
+            <w:r/>
+            <w:r>
+              <w:rPr>
+                <w:rFonts w:ascii="宋体" w:hAnsi="宋体" w:eastAsia="宋体"/>
+                <w:b w:val="0"/>
+                <w:sz w:val="19"/>
+              </w:rPr>
+              <w:t>2026-12-08</w:t>
+            </w:r>
+          </w:p>
+        </w:tc>
+        <w:tc>
+          <w:tcPr>
+            <w:tcW w:type="dxa" w:w="1984"/>
+          </w:tcPr>
+          <w:p>
+            <w:pPr>
+              <w:jc w:val="center"/>
+            </w:pPr>
+            <w:r/>
+            <w:r>
+              <w:rPr>
+                <w:rFonts w:ascii="宋体" w:hAnsi="宋体" w:eastAsia="宋体"/>
+                <w:b w:val="0"/>
+                <w:sz w:val="19"/>
+              </w:rPr>
+              <w:t>年度限售批次解禁</w:t>
+            </w:r>
+          </w:p>
+        </w:tc>
+        <w:tc>
+          <w:tcPr>
+            <w:tcW w:type="dxa" w:w="1417"/>
+          </w:tcPr>
+          <w:p>
+            <w:pPr>
+              <w:jc w:val="center"/>
+            </w:pPr>
+            <w:r/>
+            <w:r>
+              <w:rPr>
+                <w:rFonts w:ascii="宋体" w:hAnsi="宋体" w:eastAsia="宋体"/>
+                <w:b w:val="0"/>
+                <w:sz w:val="19"/>
+              </w:rPr>
+              <w:t>登记日已确认</w:t>
+            </w:r>
+          </w:p>
+        </w:tc>
+        <w:tc>
+          <w:tcPr>
+            <w:tcW w:type="dxa" w:w="4252"/>
+          </w:tcPr>
+          <w:p>
+            <w:pPr>
+              <w:jc w:val="center"/>
+            </w:pPr>
+            <w:r/>
+            <w:r>
+              <w:rPr>
+                <w:rFonts w:ascii="宋体" w:hAnsi="宋体" w:eastAsia="宋体"/>
+                <w:b w:val="0"/>
+                <w:sz w:val="19"/>
+              </w:rPr>
+              <w:t>持仓记录中未明确标注该限售批次对应的具体股份，需与客户进一步确认；解禁后仍按交易规则处理</w:t>
+            </w:r>
+          </w:p>
+        </w:tc>
+      </w:tr>
+    </w:tbl>
+    <w:p>
+      <w:pPr>
+        <w:pStyle w:val="Heading1"/>
+      </w:pPr>
+      <w:r>
+        <w:rPr>
+          <w:rFonts w:ascii="黑体" w:hAnsi="黑体" w:eastAsia="黑体"/>
+          <w:color w:val="000000"/>
+        </w:rPr>
+        <w:t>七、风险提示与免责声明</w:t>
+      </w:r>
+    </w:p>
+    <w:p>
+      <w:pPr>
+        <w:spacing w:after="60" w:line="312" w:lineRule="auto"/>
+      </w:pPr>
+      <w:r>
+        <w:rPr>
+          <w:rFonts w:ascii="宋体" w:hAnsi="宋体" w:eastAsia="宋体"/>
+          <w:sz w:val="19"/>
+        </w:rPr>
+        <w:t>1. 本备忘录基于2026年8月26日10:30的盘中价格与附件信息编制，价格与市场情况随时变化，后续需根据最新行情动态调整。</w:t>
+      </w:r>
+    </w:p>
+    <w:p>
+      <w:pPr>
+        <w:spacing w:after="60" w:line="312" w:lineRule="auto"/>
+      </w:pPr>
+      <w:r>
+        <w:rPr>
+          <w:rFonts w:ascii="宋体" w:hAnsi="宋体" w:eastAsia="宋体"/>
+          <w:sz w:val="19"/>
+        </w:rPr>
+        <w:t>2. 所有情景中的参考价格与日均可成交量均为基于历史数据的估计值，不保证成交，情景价格不一定出现。实际可成交数量受市场流动性、买卖盘深度等因素影响。</w:t>
+      </w:r>
+    </w:p>
+    <w:p>
+      <w:pPr>
+        <w:spacing w:after="60" w:line="312" w:lineRule="auto"/>
+      </w:pPr>
+      <w:r>
+        <w:rPr>
+          <w:rFonts w:ascii="宋体" w:hAnsi="宋体" w:eastAsia="宋体"/>
+          <w:sz w:val="19"/>
+        </w:rPr>
+        <w:t>3. 卖出数量按100股整数处理。交易费用（佣金0.03%+印花税0.05%）已纳入估算，佣金单笔最低5元，实际费用以券商结算为准。</w:t>
+      </w:r>
+    </w:p>
+    <w:p>
+      <w:pPr>
+        <w:spacing w:after="60" w:line="312" w:lineRule="auto"/>
+      </w:pPr>
+      <w:r>
+        <w:rPr>
+          <w:rFonts w:ascii="宋体" w:hAnsi="宋体" w:eastAsia="宋体"/>
+          <w:sz w:val="19"/>
+        </w:rPr>
+        <w:t>4. 批次B中6,000股质押的解除仅为申请日（2026年11月30日），能否当日完成登记尚未确认，本备忘录未将其计入立即可卖数量。</w:t>
+      </w:r>
+    </w:p>
+    <w:p>
+      <w:pPr>
+        <w:spacing w:after="60" w:line="312" w:lineRule="auto"/>
+      </w:pPr>
+      <w:r>
+        <w:rPr>
+          <w:rFonts w:ascii="宋体" w:hAnsi="宋体" w:eastAsia="宋体"/>
+          <w:sz w:val="19"/>
+        </w:rPr>
+        <w:t>5. 未质押股份不等于立即可卖股份，批次C中2,000股因当日买入受T+1规则限制不可卖。</w:t>
+      </w:r>
+    </w:p>
+    <w:p>
+      <w:pPr>
+        <w:spacing w:after="60" w:line="312" w:lineRule="auto"/>
+      </w:pPr>
+      <w:r>
+        <w:rPr>
+          <w:rFonts w:ascii="宋体" w:hAnsi="宋体" w:eastAsia="宋体"/>
+          <w:sz w:val="19"/>
+        </w:rPr>
+        <w:t>6. 本备忘录中所有分阶段处理安排均为分析建议，不构成交易指令；分析可以安排分批卖出条件，但不得写成交易已经发出或完成。</w:t>
+      </w:r>
+    </w:p>
+    <w:p>
+      <w:pPr>
+        <w:spacing w:after="60" w:line="312" w:lineRule="auto"/>
+      </w:pPr>
+      <w:r>
+        <w:rPr>
+          <w:rFonts w:ascii="宋体" w:hAnsi="宋体" w:eastAsia="宋体"/>
+          <w:sz w:val="19"/>
+        </w:rPr>
+        <w:t>7. 本备忘录不构成投资建议，不承诺收益或成交结果，最终决策由客户自行做出。价格和成交量以《持仓标的价格与事件.xlsx》为准，未使用附件外行情数据。</w:t>
+      </w:r>
+    </w:p>
+    <w:p>
+      <w:pPr>
+        <w:spacing w:after="60" w:line="312" w:lineRule="auto"/>
+      </w:pPr>
+      <w:r>
+        <w:rPr>
+          <w:rFonts w:ascii="宋体" w:hAnsi="宋体" w:eastAsia="宋体"/>
+          <w:sz w:val="19"/>
+        </w:rPr>
+        <w:t>8. 客户提出的"尽量保留批次A""34元以下不卖"等表述属于客户偏好，不是风险限额例外；当客户偏好与风险约束冲突时，应以风险约束为底线，并与客户充分沟通。</w:t>
       </w:r>
     </w:p>
     <w:sectPr>
       <w:pgSz w:w="12240" w:h="15840"/>
-      <w:pgMar w:top="1440" w:right="1800" w:bottom="1440" w:left="1800" w:header="720" w:footer="720" w:gutter="0"/>
+      <w:pgMar w:top="1440" w:right="1797" w:bottom="1440" w:left="1797" w:header="720" w:footer="720" w:gutter="0"/>
       <w:cols w:space="720"/>
       <w:docGrid w:linePitch="360"/>
     </w:sectPr>
@@ -3281,7 +7006,7 @@
     <w:qFormat/>
     <w:rsid w:val="00FC693F"/>
     <w:rPr>
-      <w:rFonts w:ascii="Calibri" w:hAnsi="Calibri" w:eastAsia="宋体"/>
+      <w:rFonts w:ascii="宋体" w:hAnsi="宋体" w:eastAsia="宋体"/>
       <w:sz w:val="21"/>
     </w:rPr>
   </w:style>
